--- a/Manuscript/V2/Methods.docx
+++ b/Manuscript/V2/Methods.docx
@@ -437,7 +437,19 @@
         <w:rPr>
           <w:rFonts w:ascii="Times New Roman" w:hAnsi="Times New Roman" w:cs="Times New Roman"/>
         </w:rPr>
-        <w:t>, photosynthesis peaks at 24–25°C and is only somewhat suboptimal at 30°C for exposures of ~1 h</w:t>
+        <w:t xml:space="preserve">, photosynthesis peaks at 24–25°C and is only somewhat suboptimal at 30°C for exposures of </w:t>
+      </w:r>
+      <w:r>
+        <w:rPr>
+          <w:rFonts w:ascii="Times New Roman" w:hAnsi="Times New Roman" w:cs="Times New Roman"/>
+        </w:rPr>
+        <w:t xml:space="preserve">approximately </w:t>
+      </w:r>
+      <w:r>
+        <w:rPr>
+          <w:rFonts w:ascii="Times New Roman" w:hAnsi="Times New Roman" w:cs="Times New Roman"/>
+        </w:rPr>
+        <w:t>1 h</w:t>
       </w:r>
       <w:r>
         <w:rPr>
@@ -1786,25 +1798,7 @@
         <w:rPr>
           <w:rFonts w:ascii="Times New Roman" w:hAnsi="Times New Roman" w:cs="Times New Roman"/>
         </w:rPr>
-        <w:t>(</w:t>
-      </w:r>
-      <w:r>
-        <w:rPr>
-          <w:rFonts w:ascii="Times New Roman" w:hAnsi="Times New Roman" w:cs="Times New Roman"/>
-        </w:rPr>
-        <w:t>d = 1</w:t>
-      </w:r>
-      <w:r>
-        <w:rPr>
-          <w:rFonts w:ascii="Times New Roman" w:hAnsi="Times New Roman" w:cs="Times New Roman"/>
-        </w:rPr>
-        <w:t>0</w:t>
-      </w:r>
-      <w:r>
-        <w:rPr>
-          <w:rFonts w:ascii="Times New Roman" w:hAnsi="Times New Roman" w:cs="Times New Roman"/>
-        </w:rPr>
-        <w:t xml:space="preserve"> mg, Scout</w:t>
+        <w:t>(d = 10 mg, Scout</w:t>
       </w:r>
       <w:r>
         <w:rPr>
@@ -2118,19 +2112,19 @@
         <w:rPr>
           <w:rFonts w:ascii="Times New Roman" w:hAnsi="Times New Roman" w:cs="Times New Roman"/>
         </w:rPr>
+        <w:t xml:space="preserve">Cubis, </w:t>
+      </w:r>
+      <w:r>
+        <w:rPr>
+          <w:rFonts w:ascii="Times New Roman" w:hAnsi="Times New Roman" w:cs="Times New Roman"/>
+        </w:rPr>
         <w:t>Sartorius</w:t>
       </w:r>
       <w:r>
         <w:rPr>
           <w:rFonts w:ascii="Times New Roman" w:hAnsi="Times New Roman" w:cs="Times New Roman"/>
         </w:rPr>
-        <w:t xml:space="preserve">, </w:t>
-      </w:r>
-      <w:r>
-        <w:rPr>
-          <w:rFonts w:ascii="Times New Roman" w:hAnsi="Times New Roman" w:cs="Times New Roman"/>
-        </w:rPr>
-        <w:t>Göttingen, Germany</w:t>
+        <w:t>, Göttingen, Germany</w:t>
       </w:r>
       <w:r>
         <w:rPr>
@@ -2301,13 +2295,7 @@
               <w:rPr>
                 <w:rFonts w:ascii="Cambria Math" w:eastAsiaTheme="minorEastAsia" w:hAnsi="Cambria Math" w:cs="Times New Roman"/>
               </w:rPr>
-              <m:t>d</m:t>
-            </m:r>
-            <m:r>
-              <w:rPr>
-                <w:rFonts w:ascii="Cambria Math" w:eastAsiaTheme="minorEastAsia" w:hAnsi="Cambria Math" w:cs="Times New Roman"/>
-              </w:rPr>
-              <m:t>,i</m:t>
+              <m:t>d,i</m:t>
             </m:r>
           </m:sub>
         </m:sSub>
@@ -2558,14 +2546,7 @@
                   <w:rFonts w:ascii="Cambria Math" w:eastAsiaTheme="minorEastAsia" w:hAnsi="Cambria Math" w:cs="Times New Roman"/>
                   <w:lang w:val="de-DE"/>
                 </w:rPr>
-                <m:t>f</m:t>
-              </m:r>
-              <m:r>
-                <w:rPr>
-                  <w:rFonts w:ascii="Cambria Math" w:eastAsiaTheme="minorEastAsia" w:hAnsi="Cambria Math" w:cs="Times New Roman"/>
-                  <w:lang w:val="de-DE"/>
-                </w:rPr>
-                <m:t>,i</m:t>
+                <m:t>f,i</m:t>
               </m:r>
             </m:sub>
           </m:sSub>
@@ -3045,16 +3026,7 @@
               <w:color w:val="000000"/>
               <w:lang w:val="de-DE"/>
             </w:rPr>
-            <m:t xml:space="preserve"> </m:t>
-          </m:r>
-          <m:r>
-            <w:rPr>
-              <w:rStyle w:val="Strong"/>
-              <w:rFonts w:ascii="Cambria Math" w:eastAsiaTheme="minorEastAsia" w:hAnsi="Cambria Math" w:cs="Times New Roman"/>
-              <w:color w:val="000000"/>
-              <w:lang w:val="de-DE"/>
-            </w:rPr>
-            <m:t>)</m:t>
+            <m:t xml:space="preserve"> )</m:t>
           </m:r>
         </m:oMath>
       </m:oMathPara>
@@ -3132,70 +3104,7 @@
               <w:color w:val="000000"/>
               <w:lang w:val="de-DE"/>
             </w:rPr>
-            <m:t xml:space="preserve">( </m:t>
-          </m:r>
-          <m:r>
-            <w:rPr>
-              <w:rStyle w:val="Strong"/>
-              <w:rFonts w:ascii="Cambria Math" w:eastAsiaTheme="minorEastAsia" w:hAnsi="Cambria Math" w:cs="Times New Roman"/>
-              <w:color w:val="000000"/>
-              <w:lang w:val="de-DE"/>
-            </w:rPr>
-            <m:t>0.29×30</m:t>
-          </m:r>
-          <m:r>
-            <w:rPr>
-              <w:rStyle w:val="Strong"/>
-              <w:rFonts w:ascii="Cambria Math" w:eastAsiaTheme="minorEastAsia" w:hAnsi="Cambria Math" w:cs="Times New Roman"/>
-              <w:color w:val="000000"/>
-              <w:lang w:val="de-DE"/>
-            </w:rPr>
-            <m:t xml:space="preserve"> , (1-</m:t>
-          </m:r>
-          <m:r>
-            <w:rPr>
-              <w:rStyle w:val="Strong"/>
-              <w:rFonts w:ascii="Cambria Math" w:eastAsiaTheme="minorEastAsia" w:hAnsi="Cambria Math" w:cs="Times New Roman"/>
-              <w:color w:val="000000"/>
-              <w:lang w:val="de-DE"/>
-            </w:rPr>
-            <m:t>0.29</m:t>
-          </m:r>
-          <m:r>
-            <w:rPr>
-              <w:rStyle w:val="Strong"/>
-              <w:rFonts w:ascii="Cambria Math" w:eastAsiaTheme="minorEastAsia" w:hAnsi="Cambria Math" w:cs="Times New Roman"/>
-              <w:color w:val="000000"/>
-              <w:lang w:val="de-DE"/>
-            </w:rPr>
-            <m:t>)</m:t>
-          </m:r>
-          <m:r>
-            <w:rPr>
-              <w:rStyle w:val="Strong"/>
-              <w:rFonts w:ascii="Cambria Math" w:eastAsiaTheme="minorEastAsia" w:hAnsi="Cambria Math" w:cs="Times New Roman"/>
-              <w:color w:val="000000"/>
-              <w:lang w:val="de-DE"/>
-            </w:rPr>
-            <m:t>×30</m:t>
-          </m:r>
-          <m:r>
-            <w:rPr>
-              <w:rStyle w:val="Strong"/>
-              <w:rFonts w:ascii="Cambria Math" w:eastAsiaTheme="minorEastAsia" w:hAnsi="Cambria Math" w:cs="Times New Roman"/>
-              <w:color w:val="000000"/>
-              <w:lang w:val="de-DE"/>
-            </w:rPr>
-            <m:t xml:space="preserve"> </m:t>
-          </m:r>
-          <m:r>
-            <w:rPr>
-              <w:rStyle w:val="Strong"/>
-              <w:rFonts w:ascii="Cambria Math" w:eastAsiaTheme="minorEastAsia" w:hAnsi="Cambria Math" w:cs="Times New Roman"/>
-              <w:color w:val="000000"/>
-              <w:lang w:val="de-DE"/>
-            </w:rPr>
-            <m:t>)</m:t>
+            <m:t>( 0.29×30 , (1-0.29)×30 )</m:t>
           </m:r>
         </m:oMath>
       </m:oMathPara>
@@ -3422,16 +3331,7 @@
               <w:color w:val="000000"/>
               <w:lang w:val="de-DE"/>
             </w:rPr>
-            <m:t xml:space="preserve"> </m:t>
-          </m:r>
-          <m:r>
-            <w:rPr>
-              <w:rStyle w:val="Strong"/>
-              <w:rFonts w:ascii="Cambria Math" w:eastAsiaTheme="minorEastAsia" w:hAnsi="Cambria Math" w:cs="Times New Roman"/>
-              <w:color w:val="000000"/>
-              <w:lang w:val="de-DE"/>
-            </w:rPr>
-            <m:t>)</m:t>
+            <m:t xml:space="preserve"> )</m:t>
           </m:r>
         </m:oMath>
       </m:oMathPara>
@@ -3486,16 +3386,7 @@
               <w:color w:val="000000"/>
               <w:lang w:val="de-DE"/>
             </w:rPr>
-            <m:t xml:space="preserve">, </m:t>
-          </m:r>
-          <m:r>
-            <w:rPr>
-              <w:rStyle w:val="Strong"/>
-              <w:rFonts w:ascii="Cambria Math" w:eastAsiaTheme="minorEastAsia" w:hAnsi="Cambria Math" w:cs="Times New Roman"/>
-              <w:color w:val="000000"/>
-              <w:lang w:val="de-DE"/>
-            </w:rPr>
-            <m:t xml:space="preserve">θ ~ </m:t>
+            <m:t xml:space="preserve">, θ ~ </m:t>
           </m:r>
           <m:r>
             <m:rPr>
@@ -3516,34 +3407,7 @@
               <w:color w:val="000000"/>
               <w:lang w:val="de-DE"/>
             </w:rPr>
-            <m:t>(</m:t>
-          </m:r>
-          <m:r>
-            <w:rPr>
-              <w:rStyle w:val="Strong"/>
-              <w:rFonts w:ascii="Cambria Math" w:eastAsiaTheme="minorEastAsia" w:hAnsi="Cambria Math" w:cs="Times New Roman"/>
-              <w:color w:val="000000"/>
-              <w:lang w:val="de-DE"/>
-            </w:rPr>
-            <m:t xml:space="preserve"> 1</m:t>
-          </m:r>
-          <m:r>
-            <w:rPr>
-              <w:rStyle w:val="Strong"/>
-              <w:rFonts w:ascii="Cambria Math" w:eastAsiaTheme="minorEastAsia" w:hAnsi="Cambria Math" w:cs="Times New Roman"/>
-              <w:color w:val="000000"/>
-              <w:lang w:val="de-DE"/>
-            </w:rPr>
-            <m:t xml:space="preserve"> </m:t>
-          </m:r>
-          <m:r>
-            <w:rPr>
-              <w:rStyle w:val="Strong"/>
-              <w:rFonts w:ascii="Cambria Math" w:eastAsiaTheme="minorEastAsia" w:hAnsi="Cambria Math" w:cs="Times New Roman"/>
-              <w:color w:val="000000"/>
-              <w:lang w:val="de-DE"/>
-            </w:rPr>
-            <m:t>)</m:t>
+            <m:t>( 1 )</m:t>
           </m:r>
         </m:oMath>
       </m:oMathPara>
@@ -4352,7 +4216,19 @@
         <w:rPr>
           <w:rFonts w:ascii="Times New Roman" w:hAnsi="Times New Roman" w:cs="Times New Roman"/>
         </w:rPr>
-        <w:t xml:space="preserve"> and are therefore best understood, especially due to their simplicity. We therefore decided on a dual modelling strategy, first fitting the optimal model to predict macroalgal decomposition and then fitting the conventional model for purposes of communication. Hereinafter these are called the macroalgal and conventional models. The macroalgal model is a dynamic exponential decay model designed with the theory of detrital photosynthesis in mind</w:t>
+        <w:t xml:space="preserve"> and are best understood, especially due to their simplicity. We therefore decided on a dual modelling strategy, first fitting the optimal model to predict macroalgal decomposition and then fitting the conventional model for purposes of communication. Hereinafter these are called the macroalgal and conventional models. The macroalgal model is a </w:t>
+      </w:r>
+      <w:r>
+        <w:rPr>
+          <w:rFonts w:ascii="Times New Roman" w:hAnsi="Times New Roman" w:cs="Times New Roman"/>
+        </w:rPr>
+        <w:t>time-variant</w:t>
+      </w:r>
+      <w:r>
+        <w:rPr>
+          <w:rFonts w:ascii="Times New Roman" w:hAnsi="Times New Roman" w:cs="Times New Roman"/>
+        </w:rPr>
+        <w:t xml:space="preserve"> exponential decay model designed with the theory of detrital photosynthesis in mind</w:t>
       </w:r>
       <w:r>
         <w:rPr>
@@ -4449,19 +4325,43 @@
         <w:rPr>
           <w:rFonts w:ascii="Times New Roman" w:hAnsi="Times New Roman" w:cs="Times New Roman"/>
         </w:rPr>
-        <w:t xml:space="preserve">, specifically a three-parameter logistic function describing detrital photosynthesis. The conventional model estimates only the exponential decay constant and emulates the result most researchers would get. </w:t>
-      </w:r>
-      <w:r>
-        <w:rPr>
-          <w:rFonts w:ascii="Times New Roman" w:hAnsi="Times New Roman" w:cs="Times New Roman"/>
-        </w:rPr>
-        <w:t>T</w:t>
-      </w:r>
-      <w:r>
-        <w:rPr>
-          <w:rFonts w:ascii="Times New Roman" w:hAnsi="Times New Roman" w:cs="Times New Roman"/>
-        </w:rPr>
-        <w:t>he macroalgal model is</w:t>
+        <w:t xml:space="preserve">, specifically a three-parameter logistic function describing detrital photosynthesis. The conventional model estimates </w:t>
+      </w:r>
+      <w:r>
+        <w:rPr>
+          <w:rFonts w:ascii="Times New Roman" w:hAnsi="Times New Roman" w:cs="Times New Roman"/>
+        </w:rPr>
+        <w:t>constant</w:t>
+      </w:r>
+      <w:r>
+        <w:rPr>
+          <w:rFonts w:ascii="Times New Roman" w:hAnsi="Times New Roman" w:cs="Times New Roman"/>
+        </w:rPr>
+        <w:t xml:space="preserve"> decay </w:t>
+      </w:r>
+      <w:r>
+        <w:rPr>
+          <w:rFonts w:ascii="Times New Roman" w:hAnsi="Times New Roman" w:cs="Times New Roman"/>
+        </w:rPr>
+        <w:t>over time</w:t>
+      </w:r>
+      <w:r>
+        <w:rPr>
+          <w:rFonts w:ascii="Times New Roman" w:hAnsi="Times New Roman" w:cs="Times New Roman"/>
+        </w:rPr>
+        <w:t xml:space="preserve"> and emulates the result most researchers would get. </w:t>
+      </w:r>
+      <w:r>
+        <w:rPr>
+          <w:rFonts w:ascii="Times New Roman" w:hAnsi="Times New Roman" w:cs="Times New Roman"/>
+        </w:rPr>
+        <w:t>Our</w:t>
+      </w:r>
+      <w:r>
+        <w:rPr>
+          <w:rFonts w:ascii="Times New Roman" w:hAnsi="Times New Roman" w:cs="Times New Roman"/>
+        </w:rPr>
+        <w:t xml:space="preserve"> macroalgal model is</w:t>
       </w:r>
     </w:p>
     <w:p>
@@ -4848,13 +4748,7 @@
             <w:rPr>
               <w:rFonts w:ascii="Cambria Math" w:eastAsiaTheme="minorEastAsia" w:hAnsi="Cambria Math" w:cs="Times New Roman"/>
             </w:rPr>
-            <m:t xml:space="preserve"> </m:t>
-          </m:r>
-          <m:r>
-            <w:rPr>
-              <w:rFonts w:ascii="Cambria Math" w:eastAsiaTheme="minorEastAsia" w:hAnsi="Cambria Math" w:cs="Times New Roman"/>
-            </w:rPr>
-            <m:t>)</m:t>
+            <m:t xml:space="preserve"> )</m:t>
           </m:r>
         </m:oMath>
       </m:oMathPara>
@@ -4915,17 +4809,10 @@
           </m:sSub>
           <m:r>
             <w:rPr>
-              <w:rFonts w:ascii="Cambria Math" w:eastAsiaTheme="minorEastAsia" w:hAnsi="Times New Roman" w:cs="Times New Roman"/>
-              <w:lang w:val="de-DE"/>
-            </w:rPr>
-            <m:t xml:space="preserve"> </m:t>
-          </m:r>
-          <m:r>
-            <w:rPr>
               <w:rFonts w:ascii="Cambria Math" w:eastAsiaTheme="minorEastAsia" w:hAnsi="Cambria Math" w:cs="Times New Roman"/>
               <w:lang w:val="de-DE"/>
             </w:rPr>
-            <m:t xml:space="preserve">= </m:t>
+            <m:t xml:space="preserve"> = </m:t>
           </m:r>
           <m:sSup>
             <m:sSupPr>
@@ -4975,32 +4862,58 @@
                   </m:r>
                 </m:sub>
               </m:sSub>
-              <m:r>
-                <w:rPr>
-                  <w:rFonts w:ascii="Cambria Math" w:hAnsi="Cambria Math" w:cs="Times New Roman"/>
-                </w:rPr>
-                <m:t>α</m:t>
-              </m:r>
-              <m:r>
-                <w:rPr>
-                  <w:rFonts w:ascii="Cambria Math" w:hAnsi="Times New Roman" w:cs="Times New Roman"/>
-                  <w:lang w:val="de-DE"/>
-                </w:rPr>
-                <m:t xml:space="preserve"> </m:t>
-              </m:r>
+              <m:sSub>
+                <m:sSubPr>
+                  <m:ctrlPr>
+                    <w:rPr>
+                      <w:rFonts w:ascii="Cambria Math" w:hAnsi="Cambria Math" w:cs="Times New Roman"/>
+                      <w:i/>
+                    </w:rPr>
+                  </m:ctrlPr>
+                </m:sSubPr>
+                <m:e>
+                  <m:r>
+                    <w:rPr>
+                      <w:rFonts w:ascii="Cambria Math" w:hAnsi="Cambria Math" w:cs="Times New Roman"/>
+                    </w:rPr>
+                    <m:t>α</m:t>
+                  </m:r>
+                </m:e>
+                <m:sub>
+                  <m:sSub>
+                    <m:sSubPr>
+                      <m:ctrlPr>
+                        <w:rPr>
+                          <w:rFonts w:ascii="Cambria Math" w:hAnsi="Cambria Math" w:cs="Times New Roman"/>
+                          <w:i/>
+                        </w:rPr>
+                      </m:ctrlPr>
+                    </m:sSubPr>
+                    <m:e>
+                      <m:r>
+                        <w:rPr>
+                          <w:rFonts w:ascii="Cambria Math" w:hAnsi="Cambria Math" w:cs="Times New Roman"/>
+                        </w:rPr>
+                        <m:t>ST</m:t>
+                      </m:r>
+                    </m:e>
+                    <m:sub>
+                      <m:r>
+                        <w:rPr>
+                          <w:rFonts w:ascii="Cambria Math" w:hAnsi="Cambria Math" w:cs="Times New Roman"/>
+                        </w:rPr>
+                        <m:t>i</m:t>
+                      </m:r>
+                    </m:sub>
+                  </m:sSub>
+                </m:sub>
+              </m:sSub>
               <m:r>
                 <w:rPr>
                   <w:rFonts w:ascii="Cambria Math" w:hAnsi="Cambria Math" w:cs="Times New Roman"/>
                   <w:lang w:val="de-DE"/>
                 </w:rPr>
-                <m:t>+</m:t>
-              </m:r>
-              <m:r>
-                <w:rPr>
-                  <w:rFonts w:ascii="Cambria Math" w:hAnsi="Times New Roman" w:cs="Times New Roman"/>
-                  <w:lang w:val="de-DE"/>
-                </w:rPr>
-                <m:t xml:space="preserve"> </m:t>
+                <m:t xml:space="preserve"> + </m:t>
               </m:r>
               <m:f>
                 <m:fPr>
@@ -5012,12 +4925,52 @@
                   </m:ctrlPr>
                 </m:fPr>
                 <m:num>
-                  <m:r>
-                    <w:rPr>
-                      <w:rFonts w:ascii="Cambria Math" w:hAnsi="Cambria Math" w:cs="Times New Roman"/>
-                    </w:rPr>
-                    <m:t>μ</m:t>
-                  </m:r>
+                  <m:sSub>
+                    <m:sSubPr>
+                      <m:ctrlPr>
+                        <w:rPr>
+                          <w:rFonts w:ascii="Cambria Math" w:hAnsi="Cambria Math" w:cs="Times New Roman"/>
+                          <w:i/>
+                        </w:rPr>
+                      </m:ctrlPr>
+                    </m:sSubPr>
+                    <m:e>
+                      <m:r>
+                        <w:rPr>
+                          <w:rFonts w:ascii="Cambria Math" w:hAnsi="Cambria Math" w:cs="Times New Roman"/>
+                        </w:rPr>
+                        <m:t>μ</m:t>
+                      </m:r>
+                    </m:e>
+                    <m:sub>
+                      <m:sSub>
+                        <m:sSubPr>
+                          <m:ctrlPr>
+                            <w:rPr>
+                              <w:rFonts w:ascii="Cambria Math" w:hAnsi="Cambria Math" w:cs="Times New Roman"/>
+                              <w:i/>
+                            </w:rPr>
+                          </m:ctrlPr>
+                        </m:sSubPr>
+                        <m:e>
+                          <m:r>
+                            <w:rPr>
+                              <w:rFonts w:ascii="Cambria Math" w:hAnsi="Cambria Math" w:cs="Times New Roman"/>
+                            </w:rPr>
+                            <m:t>ST</m:t>
+                          </m:r>
+                        </m:e>
+                        <m:sub>
+                          <m:r>
+                            <w:rPr>
+                              <w:rFonts w:ascii="Cambria Math" w:hAnsi="Cambria Math" w:cs="Times New Roman"/>
+                            </w:rPr>
+                            <m:t>i</m:t>
+                          </m:r>
+                        </m:sub>
+                      </m:sSub>
+                    </m:sub>
+                  </m:sSub>
                   <m:r>
                     <w:rPr>
                       <w:rFonts w:ascii="Cambria Math" w:hAnsi="Cambria Math" w:cs="Times New Roman"/>
@@ -5025,12 +4978,52 @@
                     </w:rPr>
                     <m:t>(</m:t>
                   </m:r>
-                  <m:r>
-                    <w:rPr>
-                      <w:rFonts w:ascii="Cambria Math" w:hAnsi="Cambria Math" w:cs="Times New Roman"/>
-                    </w:rPr>
-                    <m:t>α</m:t>
-                  </m:r>
+                  <m:sSub>
+                    <m:sSubPr>
+                      <m:ctrlPr>
+                        <w:rPr>
+                          <w:rFonts w:ascii="Cambria Math" w:hAnsi="Cambria Math" w:cs="Times New Roman"/>
+                          <w:i/>
+                        </w:rPr>
+                      </m:ctrlPr>
+                    </m:sSubPr>
+                    <m:e>
+                      <m:r>
+                        <w:rPr>
+                          <w:rFonts w:ascii="Cambria Math" w:hAnsi="Cambria Math" w:cs="Times New Roman"/>
+                        </w:rPr>
+                        <m:t>α</m:t>
+                      </m:r>
+                    </m:e>
+                    <m:sub>
+                      <m:sSub>
+                        <m:sSubPr>
+                          <m:ctrlPr>
+                            <w:rPr>
+                              <w:rFonts w:ascii="Cambria Math" w:hAnsi="Cambria Math" w:cs="Times New Roman"/>
+                              <w:i/>
+                            </w:rPr>
+                          </m:ctrlPr>
+                        </m:sSubPr>
+                        <m:e>
+                          <m:r>
+                            <w:rPr>
+                              <w:rFonts w:ascii="Cambria Math" w:hAnsi="Cambria Math" w:cs="Times New Roman"/>
+                            </w:rPr>
+                            <m:t>ST</m:t>
+                          </m:r>
+                        </m:e>
+                        <m:sub>
+                          <m:r>
+                            <w:rPr>
+                              <w:rFonts w:ascii="Cambria Math" w:hAnsi="Cambria Math" w:cs="Times New Roman"/>
+                            </w:rPr>
+                            <m:t>i</m:t>
+                          </m:r>
+                        </m:sub>
+                      </m:sSub>
+                    </m:sub>
+                  </m:sSub>
                   <m:r>
                     <w:rPr>
                       <w:rFonts w:ascii="Cambria Math" w:hAnsi="Cambria Math" w:cs="Times New Roman"/>
@@ -5038,12 +5031,52 @@
                     </w:rPr>
                     <m:t xml:space="preserve"> + </m:t>
                   </m:r>
-                  <m:r>
-                    <w:rPr>
-                      <w:rFonts w:ascii="Cambria Math" w:hAnsi="Cambria Math" w:cs="Times New Roman"/>
-                    </w:rPr>
-                    <m:t>τ</m:t>
-                  </m:r>
+                  <m:sSub>
+                    <m:sSubPr>
+                      <m:ctrlPr>
+                        <w:rPr>
+                          <w:rFonts w:ascii="Cambria Math" w:hAnsi="Cambria Math" w:cs="Times New Roman"/>
+                          <w:i/>
+                        </w:rPr>
+                      </m:ctrlPr>
+                    </m:sSubPr>
+                    <m:e>
+                      <m:r>
+                        <w:rPr>
+                          <w:rFonts w:ascii="Cambria Math" w:hAnsi="Cambria Math" w:cs="Times New Roman"/>
+                        </w:rPr>
+                        <m:t>τ</m:t>
+                      </m:r>
+                    </m:e>
+                    <m:sub>
+                      <m:sSub>
+                        <m:sSubPr>
+                          <m:ctrlPr>
+                            <w:rPr>
+                              <w:rFonts w:ascii="Cambria Math" w:hAnsi="Cambria Math" w:cs="Times New Roman"/>
+                              <w:i/>
+                            </w:rPr>
+                          </m:ctrlPr>
+                        </m:sSubPr>
+                        <m:e>
+                          <m:r>
+                            <w:rPr>
+                              <w:rFonts w:ascii="Cambria Math" w:hAnsi="Cambria Math" w:cs="Times New Roman"/>
+                            </w:rPr>
+                            <m:t>ST</m:t>
+                          </m:r>
+                        </m:e>
+                        <m:sub>
+                          <m:r>
+                            <w:rPr>
+                              <w:rFonts w:ascii="Cambria Math" w:hAnsi="Cambria Math" w:cs="Times New Roman"/>
+                            </w:rPr>
+                            <m:t>i</m:t>
+                          </m:r>
+                        </m:sub>
+                      </m:sSub>
+                    </m:sub>
+                  </m:sSub>
                   <m:r>
                     <w:rPr>
                       <w:rFonts w:ascii="Cambria Math" w:hAnsi="Cambria Math" w:cs="Times New Roman"/>
@@ -5175,7 +5208,7 @@
                               </m:r>
                               <m:r>
                                 <w:rPr>
-                                  <w:rFonts w:ascii="Cambria Math" w:hAnsi="Times New Roman" w:cs="Times New Roman"/>
+                                  <w:rFonts w:ascii="Cambria Math" w:hAnsi="Cambria Math" w:cs="Times New Roman"/>
                                   <w:lang w:val="de-DE" w:bidi="he-IL"/>
                                 </w:rPr>
                                 <m:t>-</m:t>
@@ -5189,12 +5222,52 @@
                                 </w:rPr>
                                 <m:t xml:space="preserve"> </m:t>
                               </m:r>
-                              <m:r>
-                                <w:rPr>
-                                  <w:rFonts w:ascii="Cambria Math" w:hAnsi="Cambria Math" w:cs="Times New Roman"/>
-                                </w:rPr>
-                                <m:t>μ</m:t>
-                              </m:r>
+                              <m:sSub>
+                                <m:sSubPr>
+                                  <m:ctrlPr>
+                                    <w:rPr>
+                                      <w:rFonts w:ascii="Cambria Math" w:hAnsi="Cambria Math" w:cs="Times New Roman"/>
+                                      <w:i/>
+                                    </w:rPr>
+                                  </m:ctrlPr>
+                                </m:sSubPr>
+                                <m:e>
+                                  <m:r>
+                                    <w:rPr>
+                                      <w:rFonts w:ascii="Cambria Math" w:hAnsi="Cambria Math" w:cs="Times New Roman"/>
+                                    </w:rPr>
+                                    <m:t>μ</m:t>
+                                  </m:r>
+                                </m:e>
+                                <m:sub>
+                                  <m:sSub>
+                                    <m:sSubPr>
+                                      <m:ctrlPr>
+                                        <w:rPr>
+                                          <w:rFonts w:ascii="Cambria Math" w:hAnsi="Cambria Math" w:cs="Times New Roman"/>
+                                          <w:i/>
+                                        </w:rPr>
+                                      </m:ctrlPr>
+                                    </m:sSubPr>
+                                    <m:e>
+                                      <m:r>
+                                        <w:rPr>
+                                          <w:rFonts w:ascii="Cambria Math" w:hAnsi="Cambria Math" w:cs="Times New Roman"/>
+                                        </w:rPr>
+                                        <m:t>ST</m:t>
+                                      </m:r>
+                                    </m:e>
+                                    <m:sub>
+                                      <m:r>
+                                        <w:rPr>
+                                          <w:rFonts w:ascii="Cambria Math" w:hAnsi="Cambria Math" w:cs="Times New Roman"/>
+                                        </w:rPr>
+                                        <m:t>i</m:t>
+                                      </m:r>
+                                    </m:sub>
+                                  </m:sSub>
+                                </m:sub>
+                              </m:sSub>
                               <m:r>
                                 <w:rPr>
                                   <w:rFonts w:ascii="Cambria Math" w:hAnsi="Cambria Math" w:cs="Times New Roman"/>
@@ -5204,12 +5277,52 @@
                               </m:r>
                             </m:num>
                             <m:den>
-                              <m:r>
-                                <w:rPr>
-                                  <w:rFonts w:ascii="Cambria Math" w:hAnsi="Cambria Math" w:cs="Times New Roman"/>
-                                </w:rPr>
-                                <m:t>μ</m:t>
-                              </m:r>
+                              <m:sSub>
+                                <m:sSubPr>
+                                  <m:ctrlPr>
+                                    <w:rPr>
+                                      <w:rFonts w:ascii="Cambria Math" w:hAnsi="Cambria Math" w:cs="Times New Roman"/>
+                                      <w:i/>
+                                    </w:rPr>
+                                  </m:ctrlPr>
+                                </m:sSubPr>
+                                <m:e>
+                                  <m:r>
+                                    <w:rPr>
+                                      <w:rFonts w:ascii="Cambria Math" w:hAnsi="Cambria Math" w:cs="Times New Roman"/>
+                                    </w:rPr>
+                                    <m:t>μ</m:t>
+                                  </m:r>
+                                </m:e>
+                                <m:sub>
+                                  <m:sSub>
+                                    <m:sSubPr>
+                                      <m:ctrlPr>
+                                        <w:rPr>
+                                          <w:rFonts w:ascii="Cambria Math" w:hAnsi="Cambria Math" w:cs="Times New Roman"/>
+                                          <w:i/>
+                                        </w:rPr>
+                                      </m:ctrlPr>
+                                    </m:sSubPr>
+                                    <m:e>
+                                      <m:r>
+                                        <w:rPr>
+                                          <w:rFonts w:ascii="Cambria Math" w:hAnsi="Cambria Math" w:cs="Times New Roman"/>
+                                        </w:rPr>
+                                        <m:t>ST</m:t>
+                                      </m:r>
+                                    </m:e>
+                                    <m:sub>
+                                      <m:r>
+                                        <w:rPr>
+                                          <w:rFonts w:ascii="Cambria Math" w:hAnsi="Cambria Math" w:cs="Times New Roman"/>
+                                        </w:rPr>
+                                        <m:t>i</m:t>
+                                      </m:r>
+                                    </m:sub>
+                                  </m:sSub>
+                                </m:sub>
+                              </m:sSub>
                             </m:den>
                           </m:f>
                         </m:sup>
@@ -5244,17 +5357,10 @@
                         <m:sup>
                           <m:r>
                             <w:rPr>
-                              <w:rFonts w:ascii="Cambria Math" w:hAnsi="Times New Roman" w:cs="Times New Roman"/>
-                              <w:lang w:val="de-DE"/>
-                            </w:rPr>
-                            <m:t>-</m:t>
-                          </m:r>
-                          <m:r>
-                            <w:rPr>
                               <w:rFonts w:ascii="Cambria Math" w:hAnsi="Cambria Math" w:cs="Times New Roman"/>
                               <w:lang w:val="de-DE"/>
                             </w:rPr>
-                            <m:t>5</m:t>
+                            <m:t>-5</m:t>
                           </m:r>
                         </m:sup>
                       </m:sSup>
@@ -5329,13 +5435,54 @@
                 </w:rPr>
                 <m:t>(</m:t>
               </m:r>
-              <m:r>
-                <w:rPr>
-                  <w:rFonts w:ascii="Cambria Math" w:eastAsiaTheme="minorEastAsia" w:hAnsi="Cambria Math" w:cs="Times New Roman"/>
-                  <w:lang w:bidi="he-IL"/>
-                </w:rPr>
-                <m:t>ϵ</m:t>
-              </m:r>
+              <m:sSub>
+                <m:sSubPr>
+                  <m:ctrlPr>
+                    <w:rPr>
+                      <w:rFonts w:ascii="Cambria Math" w:eastAsiaTheme="minorEastAsia" w:hAnsi="Cambria Math" w:cs="Times New Roman"/>
+                      <w:i/>
+                      <w:lang w:bidi="he-IL"/>
+                    </w:rPr>
+                  </m:ctrlPr>
+                </m:sSubPr>
+                <m:e>
+                  <m:r>
+                    <w:rPr>
+                      <w:rFonts w:ascii="Cambria Math" w:eastAsiaTheme="minorEastAsia" w:hAnsi="Cambria Math" w:cs="Times New Roman"/>
+                      <w:lang w:bidi="he-IL"/>
+                    </w:rPr>
+                    <m:t>ϵ</m:t>
+                  </m:r>
+                </m:e>
+                <m:sub>
+                  <m:sSub>
+                    <m:sSubPr>
+                      <m:ctrlPr>
+                        <w:rPr>
+                          <w:rFonts w:ascii="Cambria Math" w:hAnsi="Cambria Math" w:cs="Times New Roman"/>
+                          <w:i/>
+                        </w:rPr>
+                      </m:ctrlPr>
+                    </m:sSubPr>
+                    <m:e>
+                      <m:r>
+                        <w:rPr>
+                          <w:rFonts w:ascii="Cambria Math" w:hAnsi="Cambria Math" w:cs="Times New Roman"/>
+                        </w:rPr>
+                        <m:t>ST</m:t>
+                      </m:r>
+                    </m:e>
+                    <m:sub>
+                      <m:r>
+                        <w:rPr>
+                          <w:rFonts w:ascii="Cambria Math" w:hAnsi="Cambria Math" w:cs="Times New Roman"/>
+                        </w:rPr>
+                        <m:t>i</m:t>
+                      </m:r>
+                    </m:sub>
+                  </m:sSub>
+                </m:sub>
+              </m:sSub>
               <m:r>
                 <w:rPr>
                   <w:rFonts w:ascii="Cambria Math" w:eastAsiaTheme="minorEastAsia" w:hAnsi="Times New Roman" w:cs="Times New Roman"/>
@@ -5357,13 +5504,54 @@
                 </w:rPr>
                 <m:t xml:space="preserve"> </m:t>
               </m:r>
-              <m:r>
-                <w:rPr>
-                  <w:rFonts w:ascii="Cambria Math" w:eastAsiaTheme="minorEastAsia" w:hAnsi="Cambria Math" w:cs="Times New Roman"/>
-                  <w:lang w:bidi="he-IL"/>
-                </w:rPr>
-                <m:t>θ</m:t>
-              </m:r>
+              <m:sSub>
+                <m:sSubPr>
+                  <m:ctrlPr>
+                    <w:rPr>
+                      <w:rFonts w:ascii="Cambria Math" w:eastAsiaTheme="minorEastAsia" w:hAnsi="Cambria Math" w:cs="Times New Roman"/>
+                      <w:i/>
+                      <w:lang w:bidi="he-IL"/>
+                    </w:rPr>
+                  </m:ctrlPr>
+                </m:sSubPr>
+                <m:e>
+                  <m:r>
+                    <w:rPr>
+                      <w:rFonts w:ascii="Cambria Math" w:eastAsiaTheme="minorEastAsia" w:hAnsi="Cambria Math" w:cs="Times New Roman"/>
+                      <w:lang w:bidi="he-IL"/>
+                    </w:rPr>
+                    <m:t>θ</m:t>
+                  </m:r>
+                </m:e>
+                <m:sub>
+                  <m:sSub>
+                    <m:sSubPr>
+                      <m:ctrlPr>
+                        <w:rPr>
+                          <w:rFonts w:ascii="Cambria Math" w:hAnsi="Cambria Math" w:cs="Times New Roman"/>
+                          <w:i/>
+                        </w:rPr>
+                      </m:ctrlPr>
+                    </m:sSubPr>
+                    <m:e>
+                      <m:r>
+                        <w:rPr>
+                          <w:rFonts w:ascii="Cambria Math" w:hAnsi="Cambria Math" w:cs="Times New Roman"/>
+                        </w:rPr>
+                        <m:t>ST</m:t>
+                      </m:r>
+                    </m:e>
+                    <m:sub>
+                      <m:r>
+                        <w:rPr>
+                          <w:rFonts w:ascii="Cambria Math" w:hAnsi="Cambria Math" w:cs="Times New Roman"/>
+                        </w:rPr>
+                        <m:t>i</m:t>
+                      </m:r>
+                    </m:sub>
+                  </m:sSub>
+                </m:sub>
+              </m:sSub>
               <m:r>
                 <w:rPr>
                   <w:rFonts w:ascii="Cambria Math" w:eastAsiaTheme="minorEastAsia" w:hAnsi="Cambria Math" w:cs="Times New Roman"/>
@@ -5380,12 +5568,52 @@
                 </w:rPr>
                 <m:t>-</m:t>
               </m:r>
-              <m:r>
-                <w:rPr>
-                  <w:rFonts w:ascii="Cambria Math" w:eastAsiaTheme="minorEastAsia" w:hAnsi="Cambria Math" w:cs="Times New Roman"/>
-                </w:rPr>
-                <m:t>λ</m:t>
-              </m:r>
+              <m:sSub>
+                <m:sSubPr>
+                  <m:ctrlPr>
+                    <w:rPr>
+                      <w:rFonts w:ascii="Cambria Math" w:eastAsiaTheme="minorEastAsia" w:hAnsi="Cambria Math" w:cs="Times New Roman"/>
+                      <w:i/>
+                    </w:rPr>
+                  </m:ctrlPr>
+                </m:sSubPr>
+                <m:e>
+                  <m:r>
+                    <w:rPr>
+                      <w:rFonts w:ascii="Cambria Math" w:eastAsiaTheme="minorEastAsia" w:hAnsi="Cambria Math" w:cs="Times New Roman"/>
+                    </w:rPr>
+                    <m:t>λ</m:t>
+                  </m:r>
+                </m:e>
+                <m:sub>
+                  <m:sSub>
+                    <m:sSubPr>
+                      <m:ctrlPr>
+                        <w:rPr>
+                          <w:rFonts w:ascii="Cambria Math" w:hAnsi="Cambria Math" w:cs="Times New Roman"/>
+                          <w:i/>
+                        </w:rPr>
+                      </m:ctrlPr>
+                    </m:sSubPr>
+                    <m:e>
+                      <m:r>
+                        <w:rPr>
+                          <w:rFonts w:ascii="Cambria Math" w:hAnsi="Cambria Math" w:cs="Times New Roman"/>
+                        </w:rPr>
+                        <m:t>ST</m:t>
+                      </m:r>
+                    </m:e>
+                    <m:sub>
+                      <m:r>
+                        <w:rPr>
+                          <w:rFonts w:ascii="Cambria Math" w:hAnsi="Cambria Math" w:cs="Times New Roman"/>
+                        </w:rPr>
+                        <m:t>i</m:t>
+                      </m:r>
+                    </m:sub>
+                  </m:sSub>
+                </m:sub>
+              </m:sSub>
               <m:sSub>
                 <m:sSubPr>
                   <m:ctrlPr>
@@ -5424,13 +5652,54 @@
             </w:rPr>
             <m:t>+</m:t>
           </m:r>
-          <m:r>
-            <w:rPr>
-              <w:rFonts w:ascii="Cambria Math" w:eastAsiaTheme="minorEastAsia" w:hAnsi="Cambria Math" w:cs="Times New Roman"/>
-              <w:lang w:bidi="he-IL"/>
-            </w:rPr>
-            <m:t>θ</m:t>
-          </m:r>
+          <m:sSub>
+            <m:sSubPr>
+              <m:ctrlPr>
+                <w:rPr>
+                  <w:rFonts w:ascii="Cambria Math" w:eastAsiaTheme="minorEastAsia" w:hAnsi="Cambria Math" w:cs="Times New Roman"/>
+                  <w:i/>
+                  <w:lang w:bidi="he-IL"/>
+                </w:rPr>
+              </m:ctrlPr>
+            </m:sSubPr>
+            <m:e>
+              <m:r>
+                <w:rPr>
+                  <w:rFonts w:ascii="Cambria Math" w:eastAsiaTheme="minorEastAsia" w:hAnsi="Cambria Math" w:cs="Times New Roman"/>
+                  <w:lang w:bidi="he-IL"/>
+                </w:rPr>
+                <m:t>θ</m:t>
+              </m:r>
+            </m:e>
+            <m:sub>
+              <m:sSub>
+                <m:sSubPr>
+                  <m:ctrlPr>
+                    <w:rPr>
+                      <w:rFonts w:ascii="Cambria Math" w:hAnsi="Cambria Math" w:cs="Times New Roman"/>
+                      <w:i/>
+                    </w:rPr>
+                  </m:ctrlPr>
+                </m:sSubPr>
+                <m:e>
+                  <m:r>
+                    <w:rPr>
+                      <w:rFonts w:ascii="Cambria Math" w:hAnsi="Cambria Math" w:cs="Times New Roman"/>
+                    </w:rPr>
+                    <m:t>ST</m:t>
+                  </m:r>
+                </m:e>
+                <m:sub>
+                  <m:r>
+                    <w:rPr>
+                      <w:rFonts w:ascii="Cambria Math" w:hAnsi="Cambria Math" w:cs="Times New Roman"/>
+                    </w:rPr>
+                    <m:t>i</m:t>
+                  </m:r>
+                </m:sub>
+              </m:sSub>
+            </m:sub>
+          </m:sSub>
         </m:oMath>
       </m:oMathPara>
     </w:p>
@@ -5463,12 +5732,32 @@
               </m:r>
             </m:e>
             <m:sub>
-              <m:r>
-                <w:rPr>
-                  <w:rFonts w:ascii="Cambria Math" w:hAnsi="Cambria Math" w:cs="Times New Roman"/>
-                </w:rPr>
-                <m:t>i</m:t>
-              </m:r>
+              <m:sSub>
+                <m:sSubPr>
+                  <m:ctrlPr>
+                    <w:rPr>
+                      <w:rFonts w:ascii="Cambria Math" w:hAnsi="Cambria Math" w:cs="Times New Roman"/>
+                      <w:i/>
+                    </w:rPr>
+                  </m:ctrlPr>
+                </m:sSubPr>
+                <m:e>
+                  <m:r>
+                    <w:rPr>
+                      <w:rFonts w:ascii="Cambria Math" w:hAnsi="Cambria Math" w:cs="Times New Roman"/>
+                    </w:rPr>
+                    <m:t>ST</m:t>
+                  </m:r>
+                </m:e>
+                <m:sub>
+                  <m:r>
+                    <w:rPr>
+                      <w:rFonts w:ascii="Cambria Math" w:hAnsi="Cambria Math" w:cs="Times New Roman"/>
+                    </w:rPr>
+                    <m:t>i</m:t>
+                  </m:r>
+                </m:sub>
+              </m:sSub>
             </m:sub>
           </m:sSub>
           <m:r>
@@ -5496,12 +5785,32 @@
               </m:r>
             </m:e>
             <m:sub>
-              <m:r>
-                <w:rPr>
-                  <w:rFonts w:ascii="Cambria Math" w:hAnsi="Cambria Math" w:cs="Times New Roman"/>
-                </w:rPr>
-                <m:t>i</m:t>
-              </m:r>
+              <m:sSub>
+                <m:sSubPr>
+                  <m:ctrlPr>
+                    <w:rPr>
+                      <w:rFonts w:ascii="Cambria Math" w:hAnsi="Cambria Math" w:cs="Times New Roman"/>
+                      <w:i/>
+                    </w:rPr>
+                  </m:ctrlPr>
+                </m:sSubPr>
+                <m:e>
+                  <m:r>
+                    <w:rPr>
+                      <w:rFonts w:ascii="Cambria Math" w:hAnsi="Cambria Math" w:cs="Times New Roman"/>
+                    </w:rPr>
+                    <m:t>ST</m:t>
+                  </m:r>
+                </m:e>
+                <m:sub>
+                  <m:r>
+                    <w:rPr>
+                      <w:rFonts w:ascii="Cambria Math" w:hAnsi="Cambria Math" w:cs="Times New Roman"/>
+                    </w:rPr>
+                    <m:t>i</m:t>
+                  </m:r>
+                </m:sub>
+              </m:sSub>
             </m:sub>
           </m:sSub>
           <m:r>
@@ -5528,50 +5837,6 @@
               </m:r>
             </m:e>
             <m:sub>
-              <m:r>
-                <w:rPr>
-                  <w:rFonts w:ascii="Cambria Math" w:hAnsi="Cambria Math" w:cs="Times New Roman"/>
-                </w:rPr>
-                <m:t>i</m:t>
-              </m:r>
-            </m:sub>
-          </m:sSub>
-        </m:oMath>
-      </m:oMathPara>
-    </w:p>
-    <w:p>
-      <w:pPr>
-        <w:rPr>
-          <w:rFonts w:ascii="Times New Roman" w:eastAsiaTheme="minorEastAsia" w:hAnsi="Times New Roman" w:cs="Times New Roman"/>
-          <w:lang w:bidi="he-IL"/>
-        </w:rPr>
-      </w:pPr>
-      <m:oMathPara>
-        <m:oMathParaPr>
-          <m:jc m:val="left"/>
-        </m:oMathParaPr>
-        <m:oMath>
-          <m:func>
-            <m:funcPr>
-              <m:ctrlPr>
-                <w:rPr>
-                  <w:rFonts w:ascii="Cambria Math" w:hAnsi="Cambria Math" w:cs="Times New Roman"/>
-                  <w:i/>
-                </w:rPr>
-              </m:ctrlPr>
-            </m:funcPr>
-            <m:fName>
-              <m:r>
-                <m:rPr>
-                  <m:sty m:val="p"/>
-                </m:rPr>
-                <w:rPr>
-                  <w:rFonts w:ascii="Cambria Math" w:hAnsi="Cambria Math" w:cs="Times New Roman"/>
-                </w:rPr>
-                <m:t>ln</m:t>
-              </m:r>
-            </m:fName>
-            <m:e>
               <m:sSub>
                 <m:sSubPr>
                   <m:ctrlPr>
@@ -5584,160 +5849,9 @@
                 <m:e>
                   <m:r>
                     <w:rPr>
-                      <w:rFonts w:ascii="Cambria Math" w:eastAsiaTheme="minorEastAsia" w:hAnsi="Cambria Math" w:cs="Times New Roman"/>
-                    </w:rPr>
-                    <m:t>δ</m:t>
-                  </m:r>
-                </m:e>
-                <m:sub>
-                  <m:r>
-                    <w:rPr>
                       <w:rFonts w:ascii="Cambria Math" w:hAnsi="Cambria Math" w:cs="Times New Roman"/>
                     </w:rPr>
-                    <m:t>i</m:t>
-                  </m:r>
-                </m:sub>
-              </m:sSub>
-            </m:e>
-          </m:func>
-          <m:r>
-            <w:rPr>
-              <w:rFonts w:ascii="Cambria Math" w:eastAsiaTheme="minorEastAsia" w:hAnsi="Cambria Math" w:cs="Times New Roman"/>
-              <w:lang w:val="de-DE" w:bidi="he-IL"/>
-            </w:rPr>
-            <m:t xml:space="preserve"> = </m:t>
-          </m:r>
-          <m:sSub>
-            <m:sSubPr>
-              <m:ctrlPr>
-                <w:rPr>
-                  <w:rFonts w:ascii="Cambria Math" w:eastAsiaTheme="minorEastAsia" w:hAnsi="Cambria Math" w:cs="Times New Roman"/>
-                  <w:i/>
-                </w:rPr>
-              </m:ctrlPr>
-            </m:sSubPr>
-            <m:e>
-              <m:func>
-                <m:funcPr>
-                  <m:ctrlPr>
-                    <w:rPr>
-                      <w:rFonts w:ascii="Cambria Math" w:eastAsiaTheme="minorEastAsia" w:hAnsi="Cambria Math" w:cs="Times New Roman"/>
-                      <w:i/>
-                    </w:rPr>
-                  </m:ctrlPr>
-                </m:funcPr>
-                <m:fName>
-                  <m:r>
-                    <m:rPr>
-                      <m:sty m:val="p"/>
-                    </m:rPr>
-                    <w:rPr>
-                      <w:rFonts w:ascii="Cambria Math" w:eastAsiaTheme="minorEastAsia" w:hAnsi="Cambria Math" w:cs="Times New Roman"/>
-                    </w:rPr>
-                    <m:t>ln</m:t>
-                  </m:r>
-                </m:fName>
-                <m:e>
-                  <m:r>
-                    <w:rPr>
-                      <w:rFonts w:ascii="Cambria Math" w:eastAsiaTheme="minorEastAsia" w:hAnsi="Cambria Math" w:cs="Times New Roman"/>
-                    </w:rPr>
-                    <m:t>δ</m:t>
-                  </m:r>
-                </m:e>
-              </m:func>
-            </m:e>
-            <m:sub>
-              <m:sSub>
-                <m:sSubPr>
-                  <m:ctrlPr>
-                    <w:rPr>
-                      <w:rFonts w:ascii="Cambria Math" w:hAnsi="Cambria Math" w:cs="Times New Roman"/>
-                      <w:i/>
-                    </w:rPr>
-                  </m:ctrlPr>
-                </m:sSubPr>
-                <m:e>
-                  <m:r>
-                    <w:rPr>
-                      <w:rFonts w:ascii="Cambria Math" w:hAnsi="Cambria Math" w:cs="Times New Roman"/>
-                    </w:rPr>
-                    <m:t>T</m:t>
-                  </m:r>
-                </m:e>
-                <m:sub>
-                  <m:r>
-                    <w:rPr>
-                      <w:rFonts w:ascii="Cambria Math" w:hAnsi="Cambria Math" w:cs="Times New Roman"/>
-                    </w:rPr>
-                    <m:t>i</m:t>
-                  </m:r>
-                </m:sub>
-              </m:sSub>
-            </m:sub>
-          </m:sSub>
-          <m:r>
-            <w:rPr>
-              <w:rFonts w:ascii="Cambria Math" w:eastAsiaTheme="minorEastAsia" w:hAnsi="Cambria Math" w:cs="Times New Roman"/>
-            </w:rPr>
-            <m:t>+</m:t>
-          </m:r>
-          <m:sSub>
-            <m:sSubPr>
-              <m:ctrlPr>
-                <w:rPr>
-                  <w:rFonts w:ascii="Cambria Math" w:hAnsi="Cambria Math" w:cs="Times New Roman"/>
-                  <w:i/>
-                </w:rPr>
-              </m:ctrlPr>
-            </m:sSubPr>
-            <m:e>
-              <m:func>
-                <m:funcPr>
-                  <m:ctrlPr>
-                    <w:rPr>
-                      <w:rFonts w:ascii="Cambria Math" w:eastAsiaTheme="minorEastAsia" w:hAnsi="Cambria Math" w:cs="Times New Roman"/>
-                      <w:i/>
-                    </w:rPr>
-                  </m:ctrlPr>
-                </m:funcPr>
-                <m:fName>
-                  <m:r>
-                    <m:rPr>
-                      <m:sty m:val="p"/>
-                    </m:rPr>
-                    <w:rPr>
-                      <w:rFonts w:ascii="Cambria Math" w:eastAsiaTheme="minorEastAsia" w:hAnsi="Cambria Math" w:cs="Times New Roman"/>
-                    </w:rPr>
-                    <m:t>ln</m:t>
-                  </m:r>
-                </m:fName>
-                <m:e>
-                  <m:r>
-                    <w:rPr>
-                      <w:rFonts w:ascii="Cambria Math" w:eastAsiaTheme="minorEastAsia" w:hAnsi="Cambria Math" w:cs="Times New Roman"/>
-                    </w:rPr>
-                    <m:t>δ</m:t>
-                  </m:r>
-                </m:e>
-              </m:func>
-            </m:e>
-            <m:sub>
-              <m:sSub>
-                <m:sSubPr>
-                  <m:ctrlPr>
-                    <w:rPr>
-                      <w:rFonts w:ascii="Cambria Math" w:hAnsi="Cambria Math" w:cs="Times New Roman"/>
-                      <w:i/>
-                    </w:rPr>
-                  </m:ctrlPr>
-                </m:sSubPr>
-                <m:e>
-                  <m:r>
-                    <w:rPr>
-                      <w:rFonts w:ascii="Cambria Math" w:hAnsi="Cambria Math" w:cs="Times New Roman"/>
-                    </w:rPr>
-                    <m:t>A</m:t>
+                    <m:t>ST</m:t>
                   </m:r>
                 </m:e>
                 <m:sub>
@@ -5757,8 +5871,12 @@
     <w:p>
       <w:pPr>
         <w:rPr>
+          <w:rStyle w:val="Strong"/>
           <w:rFonts w:ascii="Times New Roman" w:eastAsiaTheme="minorEastAsia" w:hAnsi="Times New Roman" w:cs="Times New Roman"/>
-          <w:lang w:bidi="he-IL"/>
+          <w:b w:val="0"/>
+          <w:bCs w:val="0"/>
+          <w:color w:val="000000"/>
+          <w:lang w:val="de-DE"/>
         </w:rPr>
       </w:pPr>
       <m:oMathPara>
@@ -5770,8 +5888,9 @@
             <m:funcPr>
               <m:ctrlPr>
                 <w:rPr>
-                  <w:rFonts w:ascii="Cambria Math" w:hAnsi="Cambria Math" w:cs="Times New Roman"/>
+                  <w:rFonts w:ascii="Cambria Math" w:eastAsiaTheme="minorEastAsia" w:hAnsi="Cambria Math" w:cs="Times New Roman"/>
                   <w:i/>
+                  <w:lang w:val="de-DE"/>
                 </w:rPr>
               </m:ctrlPr>
             </m:funcPr>
@@ -5781,7 +5900,8 @@
                   <m:sty m:val="p"/>
                 </m:rPr>
                 <w:rPr>
-                  <w:rFonts w:ascii="Cambria Math" w:hAnsi="Cambria Math" w:cs="Times New Roman"/>
+                  <w:rFonts w:ascii="Cambria Math" w:eastAsiaTheme="minorEastAsia" w:hAnsi="Cambria Math" w:cs="Times New Roman"/>
+                  <w:lang w:val="de-DE"/>
                 </w:rPr>
                 <m:t>ln</m:t>
               </m:r>
@@ -5791,442 +5911,6 @@
                 <m:sSubPr>
                   <m:ctrlPr>
                     <w:rPr>
-                      <w:rFonts w:ascii="Cambria Math" w:hAnsi="Cambria Math" w:cs="Times New Roman"/>
-                      <w:i/>
-                    </w:rPr>
-                  </m:ctrlPr>
-                </m:sSubPr>
-                <m:e>
-                  <m:r>
-                    <w:rPr>
-                      <w:rFonts w:ascii="Cambria Math" w:hAnsi="Cambria Math" w:cs="Times New Roman"/>
-                    </w:rPr>
-                    <m:t>μ</m:t>
-                  </m:r>
-                </m:e>
-                <m:sub>
-                  <m:r>
-                    <w:rPr>
-                      <w:rFonts w:ascii="Cambria Math" w:hAnsi="Cambria Math" w:cs="Times New Roman"/>
-                    </w:rPr>
-                    <m:t>i</m:t>
-                  </m:r>
-                </m:sub>
-              </m:sSub>
-            </m:e>
-          </m:func>
-          <m:r>
-            <w:rPr>
-              <w:rFonts w:ascii="Cambria Math" w:eastAsiaTheme="minorEastAsia" w:hAnsi="Cambria Math" w:cs="Times New Roman"/>
-              <w:lang w:val="de-DE" w:bidi="he-IL"/>
-            </w:rPr>
-            <m:t xml:space="preserve"> = </m:t>
-          </m:r>
-          <m:sSub>
-            <m:sSubPr>
-              <m:ctrlPr>
-                <w:rPr>
-                  <w:rFonts w:ascii="Cambria Math" w:eastAsiaTheme="minorEastAsia" w:hAnsi="Cambria Math" w:cs="Times New Roman"/>
-                  <w:i/>
-                </w:rPr>
-              </m:ctrlPr>
-            </m:sSubPr>
-            <m:e>
-              <m:func>
-                <m:funcPr>
-                  <m:ctrlPr>
-                    <w:rPr>
-                      <w:rFonts w:ascii="Cambria Math" w:eastAsiaTheme="minorEastAsia" w:hAnsi="Cambria Math" w:cs="Times New Roman"/>
-                      <w:i/>
-                    </w:rPr>
-                  </m:ctrlPr>
-                </m:funcPr>
-                <m:fName>
-                  <m:r>
-                    <m:rPr>
-                      <m:sty m:val="p"/>
-                    </m:rPr>
-                    <w:rPr>
-                      <w:rFonts w:ascii="Cambria Math" w:eastAsiaTheme="minorEastAsia" w:hAnsi="Cambria Math" w:cs="Times New Roman"/>
-                    </w:rPr>
-                    <m:t>ln</m:t>
-                  </m:r>
-                </m:fName>
-                <m:e>
-                  <m:r>
-                    <w:rPr>
-                      <w:rFonts w:ascii="Cambria Math" w:hAnsi="Cambria Math" w:cs="Times New Roman"/>
-                    </w:rPr>
-                    <m:t>μ</m:t>
-                  </m:r>
-                </m:e>
-              </m:func>
-            </m:e>
-            <m:sub>
-              <m:sSub>
-                <m:sSubPr>
-                  <m:ctrlPr>
-                    <w:rPr>
-                      <w:rFonts w:ascii="Cambria Math" w:hAnsi="Cambria Math" w:cs="Times New Roman"/>
-                      <w:i/>
-                    </w:rPr>
-                  </m:ctrlPr>
-                </m:sSubPr>
-                <m:e>
-                  <m:r>
-                    <w:rPr>
-                      <w:rFonts w:ascii="Cambria Math" w:hAnsi="Cambria Math" w:cs="Times New Roman"/>
-                    </w:rPr>
-                    <m:t>T</m:t>
-                  </m:r>
-                </m:e>
-                <m:sub>
-                  <m:r>
-                    <w:rPr>
-                      <w:rFonts w:ascii="Cambria Math" w:hAnsi="Cambria Math" w:cs="Times New Roman"/>
-                    </w:rPr>
-                    <m:t>i</m:t>
-                  </m:r>
-                </m:sub>
-              </m:sSub>
-            </m:sub>
-          </m:sSub>
-          <m:r>
-            <w:rPr>
-              <w:rFonts w:ascii="Cambria Math" w:eastAsiaTheme="minorEastAsia" w:hAnsi="Cambria Math" w:cs="Times New Roman"/>
-            </w:rPr>
-            <m:t>+</m:t>
-          </m:r>
-          <m:sSub>
-            <m:sSubPr>
-              <m:ctrlPr>
-                <w:rPr>
-                  <w:rFonts w:ascii="Cambria Math" w:hAnsi="Cambria Math" w:cs="Times New Roman"/>
-                  <w:i/>
-                </w:rPr>
-              </m:ctrlPr>
-            </m:sSubPr>
-            <m:e>
-              <m:func>
-                <m:funcPr>
-                  <m:ctrlPr>
-                    <w:rPr>
-                      <w:rFonts w:ascii="Cambria Math" w:eastAsiaTheme="minorEastAsia" w:hAnsi="Cambria Math" w:cs="Times New Roman"/>
-                      <w:i/>
-                    </w:rPr>
-                  </m:ctrlPr>
-                </m:funcPr>
-                <m:fName>
-                  <m:r>
-                    <m:rPr>
-                      <m:sty m:val="p"/>
-                    </m:rPr>
-                    <w:rPr>
-                      <w:rFonts w:ascii="Cambria Math" w:eastAsiaTheme="minorEastAsia" w:hAnsi="Cambria Math" w:cs="Times New Roman"/>
-                    </w:rPr>
-                    <m:t>ln</m:t>
-                  </m:r>
-                </m:fName>
-                <m:e>
-                  <m:r>
-                    <w:rPr>
-                      <w:rFonts w:ascii="Cambria Math" w:hAnsi="Cambria Math" w:cs="Times New Roman"/>
-                    </w:rPr>
-                    <m:t>μ</m:t>
-                  </m:r>
-                </m:e>
-              </m:func>
-            </m:e>
-            <m:sub>
-              <m:sSub>
-                <m:sSubPr>
-                  <m:ctrlPr>
-                    <w:rPr>
-                      <w:rFonts w:ascii="Cambria Math" w:hAnsi="Cambria Math" w:cs="Times New Roman"/>
-                      <w:i/>
-                    </w:rPr>
-                  </m:ctrlPr>
-                </m:sSubPr>
-                <m:e>
-                  <m:r>
-                    <w:rPr>
-                      <w:rFonts w:ascii="Cambria Math" w:hAnsi="Cambria Math" w:cs="Times New Roman"/>
-                    </w:rPr>
-                    <m:t>A</m:t>
-                  </m:r>
-                </m:e>
-                <m:sub>
-                  <m:r>
-                    <w:rPr>
-                      <w:rFonts w:ascii="Cambria Math" w:hAnsi="Cambria Math" w:cs="Times New Roman"/>
-                    </w:rPr>
-                    <m:t>i</m:t>
-                  </m:r>
-                </m:sub>
-              </m:sSub>
-            </m:sub>
-          </m:sSub>
-        </m:oMath>
-      </m:oMathPara>
-    </w:p>
-    <w:p>
-      <w:pPr>
-        <w:rPr>
-          <w:rFonts w:ascii="Times New Roman" w:eastAsiaTheme="minorEastAsia" w:hAnsi="Times New Roman" w:cs="Times New Roman"/>
-          <w:lang w:bidi="he-IL"/>
-        </w:rPr>
-      </w:pPr>
-      <m:oMathPara>
-        <m:oMathParaPr>
-          <m:jc m:val="left"/>
-        </m:oMathParaPr>
-        <m:oMath>
-          <m:func>
-            <m:funcPr>
-              <m:ctrlPr>
-                <w:rPr>
-                  <w:rFonts w:ascii="Cambria Math" w:hAnsi="Cambria Math" w:cs="Times New Roman"/>
-                  <w:i/>
-                </w:rPr>
-              </m:ctrlPr>
-            </m:funcPr>
-            <m:fName>
-              <m:r>
-                <m:rPr>
-                  <m:sty m:val="p"/>
-                </m:rPr>
-                <w:rPr>
-                  <w:rFonts w:ascii="Cambria Math" w:hAnsi="Cambria Math" w:cs="Times New Roman"/>
-                </w:rPr>
-                <m:t>ln</m:t>
-              </m:r>
-            </m:fName>
-            <m:e>
-              <m:sSub>
-                <m:sSubPr>
-                  <m:ctrlPr>
-                    <w:rPr>
-                      <w:rFonts w:ascii="Cambria Math" w:hAnsi="Cambria Math" w:cs="Times New Roman"/>
-                      <w:i/>
-                    </w:rPr>
-                  </m:ctrlPr>
-                </m:sSubPr>
-                <m:e>
-                  <m:r>
-                    <w:rPr>
-                      <w:rFonts w:ascii="Cambria Math" w:eastAsiaTheme="minorEastAsia" w:hAnsi="Cambria Math" w:cs="Times New Roman"/>
-                    </w:rPr>
-                    <m:t>τ</m:t>
-                  </m:r>
-                </m:e>
-                <m:sub>
-                  <m:r>
-                    <w:rPr>
-                      <w:rFonts w:ascii="Cambria Math" w:hAnsi="Cambria Math" w:cs="Times New Roman"/>
-                    </w:rPr>
-                    <m:t>i</m:t>
-                  </m:r>
-                </m:sub>
-              </m:sSub>
-            </m:e>
-          </m:func>
-          <m:r>
-            <w:rPr>
-              <w:rFonts w:ascii="Cambria Math" w:eastAsiaTheme="minorEastAsia" w:hAnsi="Cambria Math" w:cs="Times New Roman"/>
-              <w:lang w:val="de-DE" w:bidi="he-IL"/>
-            </w:rPr>
-            <m:t xml:space="preserve"> = </m:t>
-          </m:r>
-          <m:sSub>
-            <m:sSubPr>
-              <m:ctrlPr>
-                <w:rPr>
-                  <w:rFonts w:ascii="Cambria Math" w:eastAsiaTheme="minorEastAsia" w:hAnsi="Cambria Math" w:cs="Times New Roman"/>
-                  <w:i/>
-                </w:rPr>
-              </m:ctrlPr>
-            </m:sSubPr>
-            <m:e>
-              <m:func>
-                <m:funcPr>
-                  <m:ctrlPr>
-                    <w:rPr>
-                      <w:rFonts w:ascii="Cambria Math" w:eastAsiaTheme="minorEastAsia" w:hAnsi="Cambria Math" w:cs="Times New Roman"/>
-                      <w:i/>
-                    </w:rPr>
-                  </m:ctrlPr>
-                </m:funcPr>
-                <m:fName>
-                  <m:r>
-                    <m:rPr>
-                      <m:sty m:val="p"/>
-                    </m:rPr>
-                    <w:rPr>
-                      <w:rFonts w:ascii="Cambria Math" w:eastAsiaTheme="minorEastAsia" w:hAnsi="Cambria Math" w:cs="Times New Roman"/>
-                    </w:rPr>
-                    <m:t>ln</m:t>
-                  </m:r>
-                </m:fName>
-                <m:e>
-                  <m:r>
-                    <w:rPr>
-                      <w:rFonts w:ascii="Cambria Math" w:eastAsiaTheme="minorEastAsia" w:hAnsi="Cambria Math" w:cs="Times New Roman"/>
-                    </w:rPr>
-                    <m:t>τ</m:t>
-                  </m:r>
-                </m:e>
-              </m:func>
-            </m:e>
-            <m:sub>
-              <m:sSub>
-                <m:sSubPr>
-                  <m:ctrlPr>
-                    <w:rPr>
-                      <w:rFonts w:ascii="Cambria Math" w:hAnsi="Cambria Math" w:cs="Times New Roman"/>
-                      <w:i/>
-                    </w:rPr>
-                  </m:ctrlPr>
-                </m:sSubPr>
-                <m:e>
-                  <m:r>
-                    <w:rPr>
-                      <w:rFonts w:ascii="Cambria Math" w:hAnsi="Cambria Math" w:cs="Times New Roman"/>
-                    </w:rPr>
-                    <m:t>T</m:t>
-                  </m:r>
-                </m:e>
-                <m:sub>
-                  <m:r>
-                    <w:rPr>
-                      <w:rFonts w:ascii="Cambria Math" w:hAnsi="Cambria Math" w:cs="Times New Roman"/>
-                    </w:rPr>
-                    <m:t>i</m:t>
-                  </m:r>
-                </m:sub>
-              </m:sSub>
-            </m:sub>
-          </m:sSub>
-          <m:r>
-            <w:rPr>
-              <w:rFonts w:ascii="Cambria Math" w:eastAsiaTheme="minorEastAsia" w:hAnsi="Cambria Math" w:cs="Times New Roman"/>
-            </w:rPr>
-            <m:t>+</m:t>
-          </m:r>
-          <m:sSub>
-            <m:sSubPr>
-              <m:ctrlPr>
-                <w:rPr>
-                  <w:rFonts w:ascii="Cambria Math" w:hAnsi="Cambria Math" w:cs="Times New Roman"/>
-                  <w:i/>
-                </w:rPr>
-              </m:ctrlPr>
-            </m:sSubPr>
-            <m:e>
-              <m:func>
-                <m:funcPr>
-                  <m:ctrlPr>
-                    <w:rPr>
-                      <w:rFonts w:ascii="Cambria Math" w:eastAsiaTheme="minorEastAsia" w:hAnsi="Cambria Math" w:cs="Times New Roman"/>
-                      <w:i/>
-                    </w:rPr>
-                  </m:ctrlPr>
-                </m:funcPr>
-                <m:fName>
-                  <m:r>
-                    <m:rPr>
-                      <m:sty m:val="p"/>
-                    </m:rPr>
-                    <w:rPr>
-                      <w:rFonts w:ascii="Cambria Math" w:eastAsiaTheme="minorEastAsia" w:hAnsi="Cambria Math" w:cs="Times New Roman"/>
-                    </w:rPr>
-                    <m:t>ln</m:t>
-                  </m:r>
-                </m:fName>
-                <m:e>
-                  <m:r>
-                    <w:rPr>
-                      <w:rFonts w:ascii="Cambria Math" w:eastAsiaTheme="minorEastAsia" w:hAnsi="Cambria Math" w:cs="Times New Roman"/>
-                    </w:rPr>
-                    <m:t>τ</m:t>
-                  </m:r>
-                </m:e>
-              </m:func>
-            </m:e>
-            <m:sub>
-              <m:sSub>
-                <m:sSubPr>
-                  <m:ctrlPr>
-                    <w:rPr>
-                      <w:rFonts w:ascii="Cambria Math" w:hAnsi="Cambria Math" w:cs="Times New Roman"/>
-                      <w:i/>
-                    </w:rPr>
-                  </m:ctrlPr>
-                </m:sSubPr>
-                <m:e>
-                  <m:r>
-                    <w:rPr>
-                      <w:rFonts w:ascii="Cambria Math" w:hAnsi="Cambria Math" w:cs="Times New Roman"/>
-                    </w:rPr>
-                    <m:t>A</m:t>
-                  </m:r>
-                </m:e>
-                <m:sub>
-                  <m:r>
-                    <w:rPr>
-                      <w:rFonts w:ascii="Cambria Math" w:hAnsi="Cambria Math" w:cs="Times New Roman"/>
-                    </w:rPr>
-                    <m:t>i</m:t>
-                  </m:r>
-                </m:sub>
-              </m:sSub>
-            </m:sub>
-          </m:sSub>
-        </m:oMath>
-      </m:oMathPara>
-    </w:p>
-    <w:p>
-      <w:pPr>
-        <w:rPr>
-          <w:rStyle w:val="Strong"/>
-          <w:rFonts w:ascii="Times New Roman" w:eastAsiaTheme="minorEastAsia" w:hAnsi="Times New Roman" w:cs="Times New Roman"/>
-          <w:b w:val="0"/>
-          <w:bCs w:val="0"/>
-          <w:color w:val="000000"/>
-          <w:lang w:val="de-DE"/>
-        </w:rPr>
-      </w:pPr>
-      <m:oMathPara>
-        <m:oMathParaPr>
-          <m:jc m:val="left"/>
-        </m:oMathParaPr>
-        <m:oMath>
-          <m:func>
-            <m:funcPr>
-              <m:ctrlPr>
-                <w:rPr>
-                  <w:rFonts w:ascii="Cambria Math" w:eastAsiaTheme="minorEastAsia" w:hAnsi="Cambria Math" w:cs="Times New Roman"/>
-                  <w:i/>
-                  <w:lang w:val="de-DE"/>
-                </w:rPr>
-              </m:ctrlPr>
-            </m:funcPr>
-            <m:fName>
-              <m:r>
-                <m:rPr>
-                  <m:sty m:val="p"/>
-                </m:rPr>
-                <w:rPr>
-                  <w:rFonts w:ascii="Cambria Math" w:eastAsiaTheme="minorEastAsia" w:hAnsi="Cambria Math" w:cs="Times New Roman"/>
-                  <w:lang w:val="de-DE"/>
-                </w:rPr>
-                <m:t>ln</m:t>
-              </m:r>
-            </m:fName>
-            <m:e>
-              <m:sSub>
-                <m:sSubPr>
-                  <m:ctrlPr>
-                    <w:rPr>
                       <w:rFonts w:ascii="Cambria Math" w:eastAsiaTheme="minorEastAsia" w:hAnsi="Cambria Math" w:cs="Times New Roman"/>
                       <w:i/>
                     </w:rPr>
@@ -6245,7 +5929,7 @@
                     <w:rPr>
                       <w:rFonts w:ascii="Cambria Math" w:hAnsi="Cambria Math" w:cs="Times New Roman"/>
                     </w:rPr>
-                    <m:t>T</m:t>
+                    <m:t>ST</m:t>
                   </m:r>
                 </m:sub>
               </m:sSub>
@@ -6388,32 +6072,12 @@
                   </m:r>
                 </m:fName>
                 <m:e>
-                  <m:sSub>
-                    <m:sSubPr>
-                      <m:ctrlPr>
-                        <w:rPr>
-                          <w:rFonts w:ascii="Cambria Math" w:eastAsiaTheme="minorEastAsia" w:hAnsi="Cambria Math" w:cs="Times New Roman"/>
-                          <w:i/>
-                        </w:rPr>
-                      </m:ctrlPr>
-                    </m:sSubPr>
-                    <m:e>
-                      <m:r>
-                        <w:rPr>
-                          <w:rFonts w:ascii="Cambria Math" w:eastAsiaTheme="minorEastAsia" w:hAnsi="Cambria Math" w:cs="Times New Roman"/>
-                        </w:rPr>
-                        <m:t>δ</m:t>
-                      </m:r>
-                    </m:e>
-                    <m:sub>
-                      <m:r>
-                        <w:rPr>
-                          <w:rFonts w:ascii="Cambria Math" w:hAnsi="Cambria Math" w:cs="Times New Roman"/>
-                        </w:rPr>
-                        <m:t>T</m:t>
-                      </m:r>
-                    </m:sub>
-                  </m:sSub>
+                  <m:r>
+                    <w:rPr>
+                      <w:rFonts w:ascii="Cambria Math" w:eastAsiaTheme="minorEastAsia" w:hAnsi="Cambria Math" w:cs="Times New Roman"/>
+                    </w:rPr>
+                    <m:t>δ</m:t>
+                  </m:r>
                 </m:e>
               </m:func>
             </m:sub>
@@ -6489,7 +6153,7 @@
                     <w:rPr>
                       <w:rFonts w:ascii="Cambria Math" w:hAnsi="Cambria Math" w:cs="Times New Roman"/>
                     </w:rPr>
-                    <m:t>T</m:t>
+                    <m:t>ST</m:t>
                   </m:r>
                 </m:sub>
               </m:sSub>
@@ -6637,32 +6301,12 @@
                   </m:r>
                 </m:fName>
                 <m:e>
-                  <m:sSub>
-                    <m:sSubPr>
-                      <m:ctrlPr>
-                        <w:rPr>
-                          <w:rFonts w:ascii="Cambria Math" w:hAnsi="Cambria Math" w:cs="Times New Roman"/>
-                          <w:i/>
-                        </w:rPr>
-                      </m:ctrlPr>
-                    </m:sSubPr>
-                    <m:e>
-                      <m:r>
-                        <w:rPr>
-                          <w:rFonts w:ascii="Cambria Math" w:hAnsi="Cambria Math" w:cs="Times New Roman"/>
-                        </w:rPr>
-                        <m:t>μ</m:t>
-                      </m:r>
-                    </m:e>
-                    <m:sub>
-                      <m:r>
-                        <w:rPr>
-                          <w:rFonts w:ascii="Cambria Math" w:hAnsi="Cambria Math" w:cs="Times New Roman"/>
-                        </w:rPr>
-                        <m:t>T</m:t>
-                      </m:r>
-                    </m:sub>
-                  </m:sSub>
+                  <m:r>
+                    <w:rPr>
+                      <w:rFonts w:ascii="Cambria Math" w:hAnsi="Cambria Math" w:cs="Times New Roman"/>
+                    </w:rPr>
+                    <m:t>μ</m:t>
+                  </m:r>
                 </m:e>
               </m:func>
             </m:sub>
@@ -6738,7 +6382,7 @@
                     <w:rPr>
                       <w:rFonts w:ascii="Cambria Math" w:hAnsi="Cambria Math" w:cs="Times New Roman"/>
                     </w:rPr>
-                    <m:t>T</m:t>
+                    <m:t>ST</m:t>
                   </m:r>
                 </m:sub>
               </m:sSub>
@@ -6886,32 +6530,12 @@
                   </m:r>
                 </m:fName>
                 <m:e>
-                  <m:sSub>
-                    <m:sSubPr>
-                      <m:ctrlPr>
-                        <w:rPr>
-                          <w:rFonts w:ascii="Cambria Math" w:hAnsi="Cambria Math" w:cs="Times New Roman"/>
-                          <w:i/>
-                        </w:rPr>
-                      </m:ctrlPr>
-                    </m:sSubPr>
-                    <m:e>
-                      <m:r>
-                        <w:rPr>
-                          <w:rFonts w:ascii="Cambria Math" w:eastAsiaTheme="minorEastAsia" w:hAnsi="Cambria Math" w:cs="Times New Roman"/>
-                        </w:rPr>
-                        <m:t>τ</m:t>
-                      </m:r>
-                    </m:e>
-                    <m:sub>
-                      <m:r>
-                        <w:rPr>
-                          <w:rFonts w:ascii="Cambria Math" w:hAnsi="Cambria Math" w:cs="Times New Roman"/>
-                        </w:rPr>
-                        <m:t>T</m:t>
-                      </m:r>
-                    </m:sub>
-                  </m:sSub>
+                  <m:r>
+                    <w:rPr>
+                      <w:rFonts w:ascii="Cambria Math" w:eastAsiaTheme="minorEastAsia" w:hAnsi="Cambria Math" w:cs="Times New Roman"/>
+                    </w:rPr>
+                    <m:t>τ</m:t>
+                  </m:r>
                 </m:e>
               </m:func>
             </m:sub>
@@ -6980,8 +6604,9 @@
                   <m:r>
                     <w:rPr>
                       <w:rFonts w:ascii="Cambria Math" w:eastAsiaTheme="minorEastAsia" w:hAnsi="Cambria Math" w:cs="Times New Roman"/>
-                    </w:rPr>
-                    <m:t>δ</m:t>
+                      <w:lang w:bidi="he-IL"/>
+                    </w:rPr>
+                    <m:t>ϵ</m:t>
                   </m:r>
                 </m:e>
                 <m:sub>
@@ -6989,7 +6614,7 @@
                     <w:rPr>
                       <w:rFonts w:ascii="Cambria Math" w:hAnsi="Cambria Math" w:cs="Times New Roman"/>
                     </w:rPr>
-                    <m:t>A</m:t>
+                    <m:t>ST</m:t>
                   </m:r>
                 </m:sub>
               </m:sSub>
@@ -7028,7 +6653,66 @@
               <w:color w:val="000000"/>
               <w:lang w:val="de-DE"/>
             </w:rPr>
-            <m:t xml:space="preserve">( 0 , </m:t>
+            <m:t xml:space="preserve">( </m:t>
+          </m:r>
+          <m:acc>
+            <m:accPr>
+              <m:chr m:val="̅"/>
+              <m:ctrlPr>
+                <w:rPr>
+                  <w:rFonts w:ascii="Cambria Math" w:eastAsiaTheme="minorEastAsia" w:hAnsi="Cambria Math" w:cs="Times New Roman"/>
+                  <w:i/>
+                  <w:color w:val="000000"/>
+                  <w:lang w:val="de-DE"/>
+                </w:rPr>
+              </m:ctrlPr>
+            </m:accPr>
+            <m:e>
+              <m:func>
+                <m:funcPr>
+                  <m:ctrlPr>
+                    <w:rPr>
+                      <w:rFonts w:ascii="Cambria Math" w:eastAsiaTheme="minorEastAsia" w:hAnsi="Cambria Math" w:cs="Times New Roman"/>
+                      <w:i/>
+                      <w:color w:val="000000"/>
+                      <w:lang w:val="de-DE"/>
+                    </w:rPr>
+                  </m:ctrlPr>
+                </m:funcPr>
+                <m:fName>
+                  <m:r>
+                    <m:rPr>
+                      <m:sty m:val="p"/>
+                    </m:rPr>
+                    <w:rPr>
+                      <w:rStyle w:val="Strong"/>
+                      <w:rFonts w:ascii="Cambria Math" w:eastAsiaTheme="minorEastAsia" w:hAnsi="Cambria Math" w:cs="Times New Roman"/>
+                      <w:color w:val="000000"/>
+                      <w:lang w:val="de-DE"/>
+                    </w:rPr>
+                    <m:t>ln</m:t>
+                  </m:r>
+                </m:fName>
+                <m:e>
+                  <m:r>
+                    <w:rPr>
+                      <w:rFonts w:ascii="Cambria Math" w:eastAsiaTheme="minorEastAsia" w:hAnsi="Cambria Math" w:cs="Times New Roman"/>
+                      <w:lang w:bidi="he-IL"/>
+                    </w:rPr>
+                    <m:t>ϵ</m:t>
+                  </m:r>
+                </m:e>
+              </m:func>
+            </m:e>
+          </m:acc>
+          <m:r>
+            <w:rPr>
+              <w:rStyle w:val="Strong"/>
+              <w:rFonts w:ascii="Cambria Math" w:eastAsiaTheme="minorEastAsia" w:hAnsi="Cambria Math" w:cs="Times New Roman"/>
+              <w:color w:val="000000"/>
+              <w:lang w:val="de-DE"/>
+            </w:rPr>
+            <m:t xml:space="preserve"> , </m:t>
           </m:r>
           <m:sSub>
             <m:sSubPr>
@@ -7074,32 +6758,13 @@
                   </m:r>
                 </m:fName>
                 <m:e>
-                  <m:sSub>
-                    <m:sSubPr>
-                      <m:ctrlPr>
-                        <w:rPr>
-                          <w:rFonts w:ascii="Cambria Math" w:eastAsiaTheme="minorEastAsia" w:hAnsi="Cambria Math" w:cs="Times New Roman"/>
-                          <w:i/>
-                        </w:rPr>
-                      </m:ctrlPr>
-                    </m:sSubPr>
-                    <m:e>
-                      <m:r>
-                        <w:rPr>
-                          <w:rFonts w:ascii="Cambria Math" w:eastAsiaTheme="minorEastAsia" w:hAnsi="Cambria Math" w:cs="Times New Roman"/>
-                        </w:rPr>
-                        <m:t>δ</m:t>
-                      </m:r>
-                    </m:e>
-                    <m:sub>
-                      <m:r>
-                        <w:rPr>
-                          <w:rFonts w:ascii="Cambria Math" w:hAnsi="Cambria Math" w:cs="Times New Roman"/>
-                        </w:rPr>
-                        <m:t>A</m:t>
-                      </m:r>
-                    </m:sub>
-                  </m:sSub>
+                  <m:r>
+                    <w:rPr>
+                      <w:rFonts w:ascii="Cambria Math" w:eastAsiaTheme="minorEastAsia" w:hAnsi="Cambria Math" w:cs="Times New Roman"/>
+                      <w:lang w:bidi="he-IL"/>
+                    </w:rPr>
+                    <m:t>ϵ</m:t>
+                  </m:r>
                 </m:e>
               </m:func>
             </m:sub>
@@ -7165,9 +6830,9 @@
                 <m:e>
                   <m:r>
                     <w:rPr>
-                      <w:rFonts w:ascii="Cambria Math" w:hAnsi="Cambria Math" w:cs="Times New Roman"/>
-                    </w:rPr>
-                    <m:t>μ</m:t>
+                      <w:rFonts w:ascii="Cambria Math" w:eastAsiaTheme="minorEastAsia" w:hAnsi="Cambria Math" w:cs="Times New Roman"/>
+                    </w:rPr>
+                    <m:t>λ</m:t>
                   </m:r>
                 </m:e>
                 <m:sub>
@@ -7175,7 +6840,7 @@
                     <w:rPr>
                       <w:rFonts w:ascii="Cambria Math" w:hAnsi="Cambria Math" w:cs="Times New Roman"/>
                     </w:rPr>
-                    <m:t>A</m:t>
+                    <m:t>ST</m:t>
                   </m:r>
                 </m:sub>
               </m:sSub>
@@ -7214,7 +6879,65 @@
               <w:color w:val="000000"/>
               <w:lang w:val="de-DE"/>
             </w:rPr>
-            <m:t xml:space="preserve">( 0 , </m:t>
+            <m:t xml:space="preserve">( </m:t>
+          </m:r>
+          <m:acc>
+            <m:accPr>
+              <m:chr m:val="̅"/>
+              <m:ctrlPr>
+                <w:rPr>
+                  <w:rFonts w:ascii="Cambria Math" w:eastAsiaTheme="minorEastAsia" w:hAnsi="Cambria Math" w:cs="Times New Roman"/>
+                  <w:i/>
+                  <w:color w:val="000000"/>
+                  <w:lang w:val="de-DE"/>
+                </w:rPr>
+              </m:ctrlPr>
+            </m:accPr>
+            <m:e>
+              <m:func>
+                <m:funcPr>
+                  <m:ctrlPr>
+                    <w:rPr>
+                      <w:rFonts w:ascii="Cambria Math" w:eastAsiaTheme="minorEastAsia" w:hAnsi="Cambria Math" w:cs="Times New Roman"/>
+                      <w:i/>
+                      <w:color w:val="000000"/>
+                      <w:lang w:val="de-DE"/>
+                    </w:rPr>
+                  </m:ctrlPr>
+                </m:funcPr>
+                <m:fName>
+                  <m:r>
+                    <m:rPr>
+                      <m:sty m:val="p"/>
+                    </m:rPr>
+                    <w:rPr>
+                      <w:rStyle w:val="Strong"/>
+                      <w:rFonts w:ascii="Cambria Math" w:eastAsiaTheme="minorEastAsia" w:hAnsi="Cambria Math" w:cs="Times New Roman"/>
+                      <w:color w:val="000000"/>
+                      <w:lang w:val="de-DE"/>
+                    </w:rPr>
+                    <m:t>ln</m:t>
+                  </m:r>
+                </m:fName>
+                <m:e>
+                  <m:r>
+                    <w:rPr>
+                      <w:rFonts w:ascii="Cambria Math" w:eastAsiaTheme="minorEastAsia" w:hAnsi="Cambria Math" w:cs="Times New Roman"/>
+                    </w:rPr>
+                    <m:t>λ</m:t>
+                  </m:r>
+                </m:e>
+              </m:func>
+            </m:e>
+          </m:acc>
+          <m:r>
+            <w:rPr>
+              <w:rStyle w:val="Strong"/>
+              <w:rFonts w:ascii="Cambria Math" w:eastAsiaTheme="minorEastAsia" w:hAnsi="Cambria Math" w:cs="Times New Roman"/>
+              <w:color w:val="000000"/>
+              <w:lang w:val="de-DE"/>
+            </w:rPr>
+            <m:t xml:space="preserve"> , </m:t>
           </m:r>
           <m:sSub>
             <m:sSubPr>
@@ -7265,32 +6988,12 @@
                   </m:r>
                 </m:fName>
                 <m:e>
-                  <m:sSub>
-                    <m:sSubPr>
-                      <m:ctrlPr>
-                        <w:rPr>
-                          <w:rFonts w:ascii="Cambria Math" w:hAnsi="Cambria Math" w:cs="Times New Roman"/>
-                          <w:i/>
-                        </w:rPr>
-                      </m:ctrlPr>
-                    </m:sSubPr>
-                    <m:e>
-                      <m:r>
-                        <w:rPr>
-                          <w:rFonts w:ascii="Cambria Math" w:hAnsi="Cambria Math" w:cs="Times New Roman"/>
-                        </w:rPr>
-                        <m:t>μ</m:t>
-                      </m:r>
-                    </m:e>
-                    <m:sub>
-                      <m:r>
-                        <w:rPr>
-                          <w:rFonts w:ascii="Cambria Math" w:hAnsi="Cambria Math" w:cs="Times New Roman"/>
-                        </w:rPr>
-                        <m:t>A</m:t>
-                      </m:r>
-                    </m:sub>
-                  </m:sSub>
+                  <m:r>
+                    <w:rPr>
+                      <w:rFonts w:ascii="Cambria Math" w:eastAsiaTheme="minorEastAsia" w:hAnsi="Cambria Math" w:cs="Times New Roman"/>
+                    </w:rPr>
+                    <m:t>λ</m:t>
+                  </m:r>
                 </m:e>
               </m:func>
             </m:sub>
@@ -7310,7 +7013,10 @@
     <w:p>
       <w:pPr>
         <w:rPr>
+          <w:rStyle w:val="Strong"/>
           <w:rFonts w:ascii="Times New Roman" w:eastAsiaTheme="minorEastAsia" w:hAnsi="Times New Roman" w:cs="Times New Roman"/>
+          <w:b w:val="0"/>
+          <w:bCs w:val="0"/>
           <w:color w:val="000000"/>
           <w:lang w:val="de-DE"/>
         </w:rPr>
@@ -7354,8 +7060,9 @@
                   <m:r>
                     <w:rPr>
                       <w:rFonts w:ascii="Cambria Math" w:eastAsiaTheme="minorEastAsia" w:hAnsi="Cambria Math" w:cs="Times New Roman"/>
-                    </w:rPr>
-                    <m:t>τ</m:t>
+                      <w:lang w:bidi="he-IL"/>
+                    </w:rPr>
+                    <m:t>θ</m:t>
                   </m:r>
                 </m:e>
                 <m:sub>
@@ -7363,7 +7070,7 @@
                     <w:rPr>
                       <w:rFonts w:ascii="Cambria Math" w:hAnsi="Cambria Math" w:cs="Times New Roman"/>
                     </w:rPr>
-                    <m:t>A</m:t>
+                    <m:t>ST</m:t>
                   </m:r>
                 </m:sub>
               </m:sSub>
@@ -7402,7 +7109,66 @@
               <w:color w:val="000000"/>
               <w:lang w:val="de-DE"/>
             </w:rPr>
-            <m:t xml:space="preserve">( 0 , </m:t>
+            <m:t xml:space="preserve">( </m:t>
+          </m:r>
+          <m:acc>
+            <m:accPr>
+              <m:chr m:val="̅"/>
+              <m:ctrlPr>
+                <w:rPr>
+                  <w:rFonts w:ascii="Cambria Math" w:eastAsiaTheme="minorEastAsia" w:hAnsi="Cambria Math" w:cs="Times New Roman"/>
+                  <w:i/>
+                  <w:color w:val="000000"/>
+                  <w:lang w:val="de-DE"/>
+                </w:rPr>
+              </m:ctrlPr>
+            </m:accPr>
+            <m:e>
+              <m:func>
+                <m:funcPr>
+                  <m:ctrlPr>
+                    <w:rPr>
+                      <w:rFonts w:ascii="Cambria Math" w:eastAsiaTheme="minorEastAsia" w:hAnsi="Cambria Math" w:cs="Times New Roman"/>
+                      <w:i/>
+                      <w:color w:val="000000"/>
+                      <w:lang w:val="de-DE"/>
+                    </w:rPr>
+                  </m:ctrlPr>
+                </m:funcPr>
+                <m:fName>
+                  <m:r>
+                    <m:rPr>
+                      <m:sty m:val="p"/>
+                    </m:rPr>
+                    <w:rPr>
+                      <w:rStyle w:val="Strong"/>
+                      <w:rFonts w:ascii="Cambria Math" w:eastAsiaTheme="minorEastAsia" w:hAnsi="Cambria Math" w:cs="Times New Roman"/>
+                      <w:color w:val="000000"/>
+                      <w:lang w:val="de-DE"/>
+                    </w:rPr>
+                    <m:t>ln</m:t>
+                  </m:r>
+                </m:fName>
+                <m:e>
+                  <m:r>
+                    <w:rPr>
+                      <w:rFonts w:ascii="Cambria Math" w:eastAsiaTheme="minorEastAsia" w:hAnsi="Cambria Math" w:cs="Times New Roman"/>
+                      <w:lang w:bidi="he-IL"/>
+                    </w:rPr>
+                    <m:t>θ</m:t>
+                  </m:r>
+                </m:e>
+              </m:func>
+            </m:e>
+          </m:acc>
+          <m:r>
+            <w:rPr>
+              <w:rStyle w:val="Strong"/>
+              <w:rFonts w:ascii="Cambria Math" w:eastAsiaTheme="minorEastAsia" w:hAnsi="Cambria Math" w:cs="Times New Roman"/>
+              <w:color w:val="000000"/>
+              <w:lang w:val="de-DE"/>
+            </w:rPr>
+            <m:t xml:space="preserve"> , </m:t>
           </m:r>
           <m:sSub>
             <m:sSubPr>
@@ -7453,32 +7219,13 @@
                   </m:r>
                 </m:fName>
                 <m:e>
-                  <m:sSub>
-                    <m:sSubPr>
-                      <m:ctrlPr>
-                        <w:rPr>
-                          <w:rFonts w:ascii="Cambria Math" w:hAnsi="Cambria Math" w:cs="Times New Roman"/>
-                          <w:i/>
-                        </w:rPr>
-                      </m:ctrlPr>
-                    </m:sSubPr>
-                    <m:e>
-                      <m:r>
-                        <w:rPr>
-                          <w:rFonts w:ascii="Cambria Math" w:eastAsiaTheme="minorEastAsia" w:hAnsi="Cambria Math" w:cs="Times New Roman"/>
-                        </w:rPr>
-                        <m:t>τ</m:t>
-                      </m:r>
-                    </m:e>
-                    <m:sub>
-                      <m:r>
-                        <w:rPr>
-                          <w:rFonts w:ascii="Cambria Math" w:hAnsi="Cambria Math" w:cs="Times New Roman"/>
-                        </w:rPr>
-                        <m:t>A</m:t>
-                      </m:r>
-                    </m:sub>
-                  </m:sSub>
+                  <m:r>
+                    <w:rPr>
+                      <w:rFonts w:ascii="Cambria Math" w:eastAsiaTheme="minorEastAsia" w:hAnsi="Cambria Math" w:cs="Times New Roman"/>
+                      <w:lang w:bidi="he-IL"/>
+                    </w:rPr>
+                    <m:t>θ</m:t>
+                  </m:r>
                 </m:e>
               </m:func>
             </m:sub>
@@ -7628,7 +7375,7 @@
                   <w:color w:val="000000"/>
                   <w:lang w:val="de-DE"/>
                 </w:rPr>
-                <m:t>0.05</m:t>
+                <m:t>0.03</m:t>
               </m:r>
             </m:e>
           </m:func>
@@ -7798,7 +7545,7 @@
                       <w:color w:val="000000"/>
                       <w:lang w:val="de-DE"/>
                     </w:rPr>
-                    <m:t>50</m:t>
+                    <m:t>40</m:t>
                   </m:r>
                 </m:e>
               </m:func>
@@ -7990,8 +7737,9 @@
           <m:jc m:val="left"/>
         </m:oMathParaPr>
         <m:oMath>
-          <m:sSub>
-            <m:sSubPr>
+          <m:acc>
+            <m:accPr>
+              <m:chr m:val="̅"/>
               <m:ctrlPr>
                 <w:rPr>
                   <w:rFonts w:ascii="Cambria Math" w:eastAsiaTheme="minorEastAsia" w:hAnsi="Cambria Math" w:cs="Times New Roman"/>
@@ -8000,25 +7748,16 @@
                   <w:lang w:val="de-DE"/>
                 </w:rPr>
               </m:ctrlPr>
-            </m:sSubPr>
+            </m:accPr>
             <m:e>
-              <m:r>
-                <w:rPr>
-                  <w:rStyle w:val="Strong"/>
-                  <w:rFonts w:ascii="Cambria Math" w:eastAsiaTheme="minorEastAsia" w:hAnsi="Cambria Math" w:cs="Times New Roman"/>
-                  <w:color w:val="000000"/>
-                  <w:lang w:val="de-DE"/>
-                </w:rPr>
-                <m:t>σ</m:t>
-              </m:r>
-            </m:e>
-            <m:sub>
               <m:func>
                 <m:funcPr>
                   <m:ctrlPr>
                     <w:rPr>
-                      <w:rFonts w:ascii="Cambria Math" w:hAnsi="Cambria Math" w:cs="Times New Roman"/>
+                      <w:rFonts w:ascii="Cambria Math" w:eastAsiaTheme="minorEastAsia" w:hAnsi="Cambria Math" w:cs="Times New Roman"/>
                       <w:i/>
+                      <w:color w:val="000000"/>
+                      <w:lang w:val="de-DE"/>
                     </w:rPr>
                   </m:ctrlPr>
                 </m:funcPr>
@@ -8028,551 +7767,26 @@
                       <m:sty m:val="p"/>
                     </m:rPr>
                     <w:rPr>
-                      <w:rFonts w:ascii="Cambria Math" w:hAnsi="Cambria Math" w:cs="Times New Roman"/>
+                      <w:rStyle w:val="Strong"/>
+                      <w:rFonts w:ascii="Cambria Math" w:eastAsiaTheme="minorEastAsia" w:hAnsi="Cambria Math" w:cs="Times New Roman"/>
+                      <w:color w:val="000000"/>
+                      <w:lang w:val="de-DE"/>
                     </w:rPr>
                     <m:t>ln</m:t>
                   </m:r>
                 </m:fName>
                 <m:e>
-                  <m:sSub>
-                    <m:sSubPr>
-                      <m:ctrlPr>
-                        <w:rPr>
-                          <w:rFonts w:ascii="Cambria Math" w:eastAsiaTheme="minorEastAsia" w:hAnsi="Cambria Math" w:cs="Times New Roman"/>
-                          <w:i/>
-                        </w:rPr>
-                      </m:ctrlPr>
-                    </m:sSubPr>
-                    <m:e>
-                      <m:r>
-                        <w:rPr>
-                          <w:rFonts w:ascii="Cambria Math" w:eastAsiaTheme="minorEastAsia" w:hAnsi="Cambria Math" w:cs="Times New Roman"/>
-                        </w:rPr>
-                        <m:t>δ</m:t>
-                      </m:r>
-                    </m:e>
-                    <m:sub>
-                      <m:r>
-                        <w:rPr>
-                          <w:rFonts w:ascii="Cambria Math" w:hAnsi="Cambria Math" w:cs="Times New Roman"/>
-                        </w:rPr>
-                        <m:t>T</m:t>
-                      </m:r>
-                    </m:sub>
-                  </m:sSub>
+                  <m:r>
+                    <w:rPr>
+                      <w:rFonts w:ascii="Cambria Math" w:eastAsiaTheme="minorEastAsia" w:hAnsi="Cambria Math" w:cs="Times New Roman"/>
+                      <w:lang w:bidi="he-IL"/>
+                    </w:rPr>
+                    <m:t>ϵ</m:t>
+                  </m:r>
                 </m:e>
               </m:func>
-            </m:sub>
-          </m:sSub>
-          <m:r>
-            <w:rPr>
-              <w:rStyle w:val="Strong"/>
-              <w:rFonts w:ascii="Cambria Math" w:eastAsiaTheme="minorEastAsia" w:hAnsi="Cambria Math" w:cs="Times New Roman"/>
-              <w:color w:val="000000"/>
-              <w:lang w:val="de-DE"/>
-            </w:rPr>
-            <m:t xml:space="preserve">, </m:t>
-          </m:r>
-          <m:sSub>
-            <m:sSubPr>
-              <m:ctrlPr>
-                <w:rPr>
-                  <w:rFonts w:ascii="Cambria Math" w:eastAsiaTheme="minorEastAsia" w:hAnsi="Cambria Math" w:cs="Times New Roman"/>
-                  <w:i/>
-                  <w:color w:val="000000"/>
-                  <w:lang w:val="de-DE"/>
-                </w:rPr>
-              </m:ctrlPr>
-            </m:sSubPr>
-            <m:e>
-              <m:r>
-                <w:rPr>
-                  <w:rStyle w:val="Strong"/>
-                  <w:rFonts w:ascii="Cambria Math" w:eastAsiaTheme="minorEastAsia" w:hAnsi="Cambria Math" w:cs="Times New Roman"/>
-                  <w:color w:val="000000"/>
-                  <w:lang w:val="de-DE"/>
-                </w:rPr>
-                <m:t>σ</m:t>
-              </m:r>
             </m:e>
-            <m:sub>
-              <m:func>
-                <m:funcPr>
-                  <m:ctrlPr>
-                    <w:rPr>
-                      <w:rFonts w:ascii="Cambria Math" w:eastAsiaTheme="minorEastAsia" w:hAnsi="Cambria Math" w:cs="Times New Roman"/>
-                      <w:i/>
-                      <w:color w:val="000000"/>
-                      <w:lang w:val="de-DE"/>
-                    </w:rPr>
-                  </m:ctrlPr>
-                </m:funcPr>
-                <m:fName>
-                  <m:r>
-                    <m:rPr>
-                      <m:sty m:val="p"/>
-                    </m:rPr>
-                    <w:rPr>
-                      <w:rStyle w:val="Strong"/>
-                      <w:rFonts w:ascii="Cambria Math" w:eastAsiaTheme="minorEastAsia" w:hAnsi="Cambria Math" w:cs="Times New Roman"/>
-                      <w:color w:val="000000"/>
-                      <w:lang w:val="de-DE"/>
-                    </w:rPr>
-                    <m:t>ln</m:t>
-                  </m:r>
-                </m:fName>
-                <m:e>
-                  <m:sSub>
-                    <m:sSubPr>
-                      <m:ctrlPr>
-                        <w:rPr>
-                          <w:rFonts w:ascii="Cambria Math" w:hAnsi="Cambria Math" w:cs="Times New Roman"/>
-                          <w:i/>
-                        </w:rPr>
-                      </m:ctrlPr>
-                    </m:sSubPr>
-                    <m:e>
-                      <m:r>
-                        <w:rPr>
-                          <w:rFonts w:ascii="Cambria Math" w:hAnsi="Cambria Math" w:cs="Times New Roman"/>
-                        </w:rPr>
-                        <m:t>μ</m:t>
-                      </m:r>
-                    </m:e>
-                    <m:sub>
-                      <m:r>
-                        <w:rPr>
-                          <w:rFonts w:ascii="Cambria Math" w:hAnsi="Cambria Math" w:cs="Times New Roman"/>
-                        </w:rPr>
-                        <m:t>T</m:t>
-                      </m:r>
-                    </m:sub>
-                  </m:sSub>
-                </m:e>
-              </m:func>
-            </m:sub>
-          </m:sSub>
-          <m:r>
-            <w:rPr>
-              <w:rFonts w:ascii="Cambria Math" w:eastAsiaTheme="minorEastAsia" w:hAnsi="Cambria Math" w:cs="Times New Roman"/>
-              <w:lang w:val="de-DE"/>
-            </w:rPr>
-            <m:t>,</m:t>
-          </m:r>
-          <m:sSub>
-            <m:sSubPr>
-              <m:ctrlPr>
-                <w:rPr>
-                  <w:rFonts w:ascii="Cambria Math" w:eastAsiaTheme="minorEastAsia" w:hAnsi="Cambria Math" w:cs="Times New Roman"/>
-                  <w:i/>
-                  <w:color w:val="000000"/>
-                  <w:lang w:val="de-DE"/>
-                </w:rPr>
-              </m:ctrlPr>
-            </m:sSubPr>
-            <m:e>
-              <m:r>
-                <w:rPr>
-                  <w:rStyle w:val="Strong"/>
-                  <w:rFonts w:ascii="Cambria Math" w:eastAsiaTheme="minorEastAsia" w:hAnsi="Cambria Math" w:cs="Times New Roman"/>
-                  <w:color w:val="000000"/>
-                  <w:lang w:val="de-DE"/>
-                </w:rPr>
-                <m:t>σ</m:t>
-              </m:r>
-            </m:e>
-            <m:sub>
-              <m:func>
-                <m:funcPr>
-                  <m:ctrlPr>
-                    <w:rPr>
-                      <w:rFonts w:ascii="Cambria Math" w:eastAsiaTheme="minorEastAsia" w:hAnsi="Cambria Math" w:cs="Times New Roman"/>
-                      <w:i/>
-                      <w:color w:val="000000"/>
-                      <w:lang w:val="de-DE"/>
-                    </w:rPr>
-                  </m:ctrlPr>
-                </m:funcPr>
-                <m:fName>
-                  <m:r>
-                    <m:rPr>
-                      <m:sty m:val="p"/>
-                    </m:rPr>
-                    <w:rPr>
-                      <w:rStyle w:val="Strong"/>
-                      <w:rFonts w:ascii="Cambria Math" w:eastAsiaTheme="minorEastAsia" w:hAnsi="Cambria Math" w:cs="Times New Roman"/>
-                      <w:color w:val="000000"/>
-                      <w:lang w:val="de-DE"/>
-                    </w:rPr>
-                    <m:t>ln</m:t>
-                  </m:r>
-                </m:fName>
-                <m:e>
-                  <m:sSub>
-                    <m:sSubPr>
-                      <m:ctrlPr>
-                        <w:rPr>
-                          <w:rFonts w:ascii="Cambria Math" w:hAnsi="Cambria Math" w:cs="Times New Roman"/>
-                          <w:i/>
-                        </w:rPr>
-                      </m:ctrlPr>
-                    </m:sSubPr>
-                    <m:e>
-                      <m:r>
-                        <w:rPr>
-                          <w:rFonts w:ascii="Cambria Math" w:eastAsiaTheme="minorEastAsia" w:hAnsi="Cambria Math" w:cs="Times New Roman"/>
-                        </w:rPr>
-                        <m:t>τ</m:t>
-                      </m:r>
-                    </m:e>
-                    <m:sub>
-                      <m:r>
-                        <w:rPr>
-                          <w:rFonts w:ascii="Cambria Math" w:hAnsi="Cambria Math" w:cs="Times New Roman"/>
-                        </w:rPr>
-                        <m:t>T</m:t>
-                      </m:r>
-                    </m:sub>
-                  </m:sSub>
-                </m:e>
-              </m:func>
-            </m:sub>
-          </m:sSub>
-          <m:r>
-            <w:rPr>
-              <w:rFonts w:ascii="Cambria Math" w:eastAsiaTheme="minorEastAsia" w:hAnsi="Cambria Math" w:cs="Times New Roman"/>
-              <w:lang w:val="de-DE"/>
-            </w:rPr>
-            <m:t>,</m:t>
-          </m:r>
-          <m:sSub>
-            <m:sSubPr>
-              <m:ctrlPr>
-                <w:rPr>
-                  <w:rFonts w:ascii="Cambria Math" w:eastAsiaTheme="minorEastAsia" w:hAnsi="Cambria Math" w:cs="Times New Roman"/>
-                  <w:i/>
-                  <w:color w:val="000000"/>
-                  <w:lang w:val="de-DE"/>
-                </w:rPr>
-              </m:ctrlPr>
-            </m:sSubPr>
-            <m:e>
-              <m:r>
-                <w:rPr>
-                  <w:rStyle w:val="Strong"/>
-                  <w:rFonts w:ascii="Cambria Math" w:eastAsiaTheme="minorEastAsia" w:hAnsi="Cambria Math" w:cs="Times New Roman"/>
-                  <w:color w:val="000000"/>
-                  <w:lang w:val="de-DE"/>
-                </w:rPr>
-                <m:t>σ</m:t>
-              </m:r>
-            </m:e>
-            <m:sub>
-              <m:func>
-                <m:funcPr>
-                  <m:ctrlPr>
-                    <w:rPr>
-                      <w:rFonts w:ascii="Cambria Math" w:hAnsi="Cambria Math" w:cs="Times New Roman"/>
-                      <w:i/>
-                    </w:rPr>
-                  </m:ctrlPr>
-                </m:funcPr>
-                <m:fName>
-                  <m:r>
-                    <m:rPr>
-                      <m:sty m:val="p"/>
-                    </m:rPr>
-                    <w:rPr>
-                      <w:rFonts w:ascii="Cambria Math" w:hAnsi="Cambria Math" w:cs="Times New Roman"/>
-                    </w:rPr>
-                    <m:t>ln</m:t>
-                  </m:r>
-                </m:fName>
-                <m:e>
-                  <m:sSub>
-                    <m:sSubPr>
-                      <m:ctrlPr>
-                        <w:rPr>
-                          <w:rFonts w:ascii="Cambria Math" w:eastAsiaTheme="minorEastAsia" w:hAnsi="Cambria Math" w:cs="Times New Roman"/>
-                          <w:i/>
-                        </w:rPr>
-                      </m:ctrlPr>
-                    </m:sSubPr>
-                    <m:e>
-                      <m:r>
-                        <w:rPr>
-                          <w:rFonts w:ascii="Cambria Math" w:eastAsiaTheme="minorEastAsia" w:hAnsi="Cambria Math" w:cs="Times New Roman"/>
-                        </w:rPr>
-                        <m:t>δ</m:t>
-                      </m:r>
-                    </m:e>
-                    <m:sub>
-                      <m:r>
-                        <w:rPr>
-                          <w:rFonts w:ascii="Cambria Math" w:hAnsi="Cambria Math" w:cs="Times New Roman"/>
-                        </w:rPr>
-                        <m:t>A</m:t>
-                      </m:r>
-                    </m:sub>
-                  </m:sSub>
-                </m:e>
-              </m:func>
-            </m:sub>
-          </m:sSub>
-          <m:r>
-            <w:rPr>
-              <w:rFonts w:ascii="Cambria Math" w:eastAsiaTheme="minorEastAsia" w:hAnsi="Cambria Math" w:cs="Times New Roman"/>
-              <w:lang w:val="de-DE"/>
-            </w:rPr>
-            <m:t>,</m:t>
-          </m:r>
-          <m:sSub>
-            <m:sSubPr>
-              <m:ctrlPr>
-                <w:rPr>
-                  <w:rFonts w:ascii="Cambria Math" w:eastAsiaTheme="minorEastAsia" w:hAnsi="Cambria Math" w:cs="Times New Roman"/>
-                  <w:i/>
-                  <w:color w:val="000000"/>
-                  <w:lang w:val="de-DE"/>
-                </w:rPr>
-              </m:ctrlPr>
-            </m:sSubPr>
-            <m:e>
-              <m:r>
-                <w:rPr>
-                  <w:rStyle w:val="Strong"/>
-                  <w:rFonts w:ascii="Cambria Math" w:eastAsiaTheme="minorEastAsia" w:hAnsi="Cambria Math" w:cs="Times New Roman"/>
-                  <w:color w:val="000000"/>
-                  <w:lang w:val="de-DE"/>
-                </w:rPr>
-                <m:t>σ</m:t>
-              </m:r>
-            </m:e>
-            <m:sub>
-              <m:func>
-                <m:funcPr>
-                  <m:ctrlPr>
-                    <w:rPr>
-                      <w:rFonts w:ascii="Cambria Math" w:eastAsiaTheme="minorEastAsia" w:hAnsi="Cambria Math" w:cs="Times New Roman"/>
-                      <w:i/>
-                      <w:color w:val="000000"/>
-                      <w:lang w:val="de-DE"/>
-                    </w:rPr>
-                  </m:ctrlPr>
-                </m:funcPr>
-                <m:fName>
-                  <m:r>
-                    <m:rPr>
-                      <m:sty m:val="p"/>
-                    </m:rPr>
-                    <w:rPr>
-                      <w:rStyle w:val="Strong"/>
-                      <w:rFonts w:ascii="Cambria Math" w:eastAsiaTheme="minorEastAsia" w:hAnsi="Cambria Math" w:cs="Times New Roman"/>
-                      <w:color w:val="000000"/>
-                      <w:lang w:val="de-DE"/>
-                    </w:rPr>
-                    <m:t>ln</m:t>
-                  </m:r>
-                </m:fName>
-                <m:e>
-                  <m:sSub>
-                    <m:sSubPr>
-                      <m:ctrlPr>
-                        <w:rPr>
-                          <w:rFonts w:ascii="Cambria Math" w:hAnsi="Cambria Math" w:cs="Times New Roman"/>
-                          <w:i/>
-                        </w:rPr>
-                      </m:ctrlPr>
-                    </m:sSubPr>
-                    <m:e>
-                      <m:r>
-                        <w:rPr>
-                          <w:rFonts w:ascii="Cambria Math" w:hAnsi="Cambria Math" w:cs="Times New Roman"/>
-                        </w:rPr>
-                        <m:t>μ</m:t>
-                      </m:r>
-                    </m:e>
-                    <m:sub>
-                      <m:r>
-                        <w:rPr>
-                          <w:rFonts w:ascii="Cambria Math" w:hAnsi="Cambria Math" w:cs="Times New Roman"/>
-                        </w:rPr>
-                        <m:t>A</m:t>
-                      </m:r>
-                    </m:sub>
-                  </m:sSub>
-                </m:e>
-              </m:func>
-            </m:sub>
-          </m:sSub>
-          <m:r>
-            <w:rPr>
-              <w:rFonts w:ascii="Cambria Math" w:eastAsiaTheme="minorEastAsia" w:hAnsi="Cambria Math" w:cs="Times New Roman"/>
-              <w:lang w:val="de-DE"/>
-            </w:rPr>
-            <m:t>,</m:t>
-          </m:r>
-          <m:sSub>
-            <m:sSubPr>
-              <m:ctrlPr>
-                <w:rPr>
-                  <w:rFonts w:ascii="Cambria Math" w:eastAsiaTheme="minorEastAsia" w:hAnsi="Cambria Math" w:cs="Times New Roman"/>
-                  <w:i/>
-                  <w:color w:val="000000"/>
-                  <w:lang w:val="de-DE"/>
-                </w:rPr>
-              </m:ctrlPr>
-            </m:sSubPr>
-            <m:e>
-              <m:r>
-                <w:rPr>
-                  <w:rStyle w:val="Strong"/>
-                  <w:rFonts w:ascii="Cambria Math" w:eastAsiaTheme="minorEastAsia" w:hAnsi="Cambria Math" w:cs="Times New Roman"/>
-                  <w:color w:val="000000"/>
-                  <w:lang w:val="de-DE"/>
-                </w:rPr>
-                <m:t>σ</m:t>
-              </m:r>
-            </m:e>
-            <m:sub>
-              <m:func>
-                <m:funcPr>
-                  <m:ctrlPr>
-                    <w:rPr>
-                      <w:rFonts w:ascii="Cambria Math" w:eastAsiaTheme="minorEastAsia" w:hAnsi="Cambria Math" w:cs="Times New Roman"/>
-                      <w:i/>
-                      <w:color w:val="000000"/>
-                      <w:lang w:val="de-DE"/>
-                    </w:rPr>
-                  </m:ctrlPr>
-                </m:funcPr>
-                <m:fName>
-                  <m:r>
-                    <m:rPr>
-                      <m:sty m:val="p"/>
-                    </m:rPr>
-                    <w:rPr>
-                      <w:rStyle w:val="Strong"/>
-                      <w:rFonts w:ascii="Cambria Math" w:eastAsiaTheme="minorEastAsia" w:hAnsi="Cambria Math" w:cs="Times New Roman"/>
-                      <w:color w:val="000000"/>
-                      <w:lang w:val="de-DE"/>
-                    </w:rPr>
-                    <m:t>ln</m:t>
-                  </m:r>
-                </m:fName>
-                <m:e>
-                  <m:sSub>
-                    <m:sSubPr>
-                      <m:ctrlPr>
-                        <w:rPr>
-                          <w:rFonts w:ascii="Cambria Math" w:hAnsi="Cambria Math" w:cs="Times New Roman"/>
-                          <w:i/>
-                        </w:rPr>
-                      </m:ctrlPr>
-                    </m:sSubPr>
-                    <m:e>
-                      <m:r>
-                        <w:rPr>
-                          <w:rFonts w:ascii="Cambria Math" w:eastAsiaTheme="minorEastAsia" w:hAnsi="Cambria Math" w:cs="Times New Roman"/>
-                        </w:rPr>
-                        <m:t>τ</m:t>
-                      </m:r>
-                    </m:e>
-                    <m:sub>
-                      <m:r>
-                        <w:rPr>
-                          <w:rFonts w:ascii="Cambria Math" w:hAnsi="Cambria Math" w:cs="Times New Roman"/>
-                        </w:rPr>
-                        <m:t>A</m:t>
-                      </m:r>
-                    </m:sub>
-                  </m:sSub>
-                </m:e>
-              </m:func>
-            </m:sub>
-          </m:sSub>
-          <m:r>
-            <w:rPr>
-              <w:rFonts w:ascii="Cambria Math" w:eastAsiaTheme="minorEastAsia" w:hAnsi="Cambria Math" w:cs="Times New Roman"/>
-              <w:lang w:val="de-DE"/>
-            </w:rPr>
-            <m:t xml:space="preserve"> ~</m:t>
-          </m:r>
-          <m:r>
-            <w:rPr>
-              <w:rFonts w:ascii="Cambria Math" w:eastAsiaTheme="minorEastAsia" w:hAnsi="Cambria Math" w:cs="Times New Roman"/>
-              <w:lang w:val="de-DE" w:bidi="he-IL"/>
-            </w:rPr>
-            <m:t xml:space="preserve"> </m:t>
-          </m:r>
-          <m:sSub>
-            <m:sSubPr>
-              <m:ctrlPr>
-                <w:rPr>
-                  <w:rFonts w:ascii="Cambria Math" w:eastAsiaTheme="minorEastAsia" w:hAnsi="Cambria Math" w:cs="Times New Roman"/>
-                  <w:color w:val="000000"/>
-                  <w:lang w:val="de-DE"/>
-                </w:rPr>
-              </m:ctrlPr>
-            </m:sSubPr>
-            <m:e>
-              <m:r>
-                <m:rPr>
-                  <m:sty m:val="p"/>
-                </m:rPr>
-                <w:rPr>
-                  <w:rStyle w:val="Strong"/>
-                  <w:rFonts w:ascii="Cambria Math" w:eastAsiaTheme="minorEastAsia" w:hAnsi="Cambria Math" w:cs="Times New Roman"/>
-                  <w:color w:val="000000"/>
-                  <w:lang w:val="de-DE"/>
-                </w:rPr>
-                <m:t>Normal</m:t>
-              </m:r>
-            </m:e>
-            <m:sub>
-              <m:r>
-                <w:rPr>
-                  <w:rStyle w:val="Strong"/>
-                  <w:rFonts w:ascii="Cambria Math" w:eastAsiaTheme="minorEastAsia" w:hAnsi="Cambria Math" w:cs="Times New Roman"/>
-                  <w:color w:val="000000"/>
-                  <w:lang w:val="de-DE"/>
-                </w:rPr>
-                <m:t>0,∞</m:t>
-              </m:r>
-            </m:sub>
-          </m:sSub>
-          <m:r>
-            <w:rPr>
-              <w:rStyle w:val="Strong"/>
-              <w:rFonts w:ascii="Cambria Math" w:eastAsiaTheme="minorEastAsia" w:hAnsi="Cambria Math" w:cs="Times New Roman"/>
-              <w:color w:val="000000"/>
-              <w:lang w:val="de-DE"/>
-            </w:rPr>
-            <m:t>( 0 , 0.3 )</m:t>
-          </m:r>
-        </m:oMath>
-      </m:oMathPara>
-    </w:p>
-    <w:p>
-      <w:pPr>
-        <w:rPr>
-          <w:rFonts w:ascii="Times New Roman" w:eastAsiaTheme="minorEastAsia" w:hAnsi="Times New Roman" w:cs="Times New Roman"/>
-          <w:lang w:val="de-DE"/>
-        </w:rPr>
-      </w:pPr>
-      <m:oMathPara>
-        <m:oMathParaPr>
-          <m:jc m:val="left"/>
-        </m:oMathParaPr>
-        <m:oMath>
-          <m:r>
-            <w:rPr>
-              <w:rFonts w:ascii="Cambria Math" w:eastAsiaTheme="minorEastAsia" w:hAnsi="Cambria Math" w:cs="Times New Roman"/>
-              <w:lang w:bidi="he-IL"/>
-            </w:rPr>
-            <w:lastRenderedPageBreak/>
-            <m:t>ϵ</m:t>
-          </m:r>
+          </m:acc>
           <m:r>
             <w:rPr>
               <w:rFonts w:ascii="Cambria Math" w:eastAsiaTheme="minorEastAsia" w:hAnsi="Cambria Math" w:cs="Times New Roman"/>
@@ -8597,7 +7811,7 @@
               <w:color w:val="000000"/>
               <w:lang w:val="de-DE"/>
             </w:rPr>
-            <m:t>Gamma</m:t>
+            <m:t>Normal</m:t>
           </m:r>
           <m:r>
             <w:rPr>
@@ -8606,10 +7820,10 @@
               <w:color w:val="000000"/>
               <w:lang w:val="de-DE"/>
             </w:rPr>
-            <m:t xml:space="preserve">( 4 , </m:t>
+            <m:t xml:space="preserve">( </m:t>
           </m:r>
-          <m:sSup>
-            <m:sSupPr>
+          <m:func>
+            <m:funcPr>
               <m:ctrlPr>
                 <w:rPr>
                   <w:rFonts w:ascii="Cambria Math" w:eastAsiaTheme="minorEastAsia" w:hAnsi="Cambria Math" w:cs="Times New Roman"/>
@@ -8618,7 +7832,21 @@
                   <w:lang w:val="de-DE"/>
                 </w:rPr>
               </m:ctrlPr>
-            </m:sSupPr>
+            </m:funcPr>
+            <m:fName>
+              <m:r>
+                <m:rPr>
+                  <m:sty m:val="p"/>
+                </m:rPr>
+                <w:rPr>
+                  <w:rStyle w:val="Strong"/>
+                  <w:rFonts w:ascii="Cambria Math" w:eastAsiaTheme="minorEastAsia" w:hAnsi="Cambria Math" w:cs="Times New Roman"/>
+                  <w:color w:val="000000"/>
+                  <w:lang w:val="de-DE"/>
+                </w:rPr>
+                <m:t>ln</m:t>
+              </m:r>
+            </m:fName>
             <m:e>
               <m:r>
                 <w:rPr>
@@ -8627,21 +7855,10 @@
                   <w:color w:val="000000"/>
                   <w:lang w:val="de-DE"/>
                 </w:rPr>
-                <m:t>10</m:t>
+                <m:t>40000</m:t>
               </m:r>
             </m:e>
-            <m:sup>
-              <m:r>
-                <w:rPr>
-                  <w:rStyle w:val="Strong"/>
-                  <w:rFonts w:ascii="Cambria Math" w:eastAsiaTheme="minorEastAsia" w:hAnsi="Cambria Math" w:cs="Times New Roman"/>
-                  <w:color w:val="000000"/>
-                  <w:lang w:val="de-DE"/>
-                </w:rPr>
-                <m:t>-4</m:t>
-              </m:r>
-            </m:sup>
-          </m:sSup>
+          </m:func>
           <m:r>
             <w:rPr>
               <w:rStyle w:val="Strong"/>
@@ -8649,7 +7866,7 @@
               <w:color w:val="000000"/>
               <w:lang w:val="de-DE"/>
             </w:rPr>
-            <m:t xml:space="preserve"> )</m:t>
+            <m:t xml:space="preserve"> , 0.3 )</m:t>
           </m:r>
         </m:oMath>
       </m:oMathPara>
@@ -8657,7 +7874,11 @@
     <w:p>
       <w:pPr>
         <w:rPr>
+          <w:rStyle w:val="Strong"/>
           <w:rFonts w:ascii="Times New Roman" w:eastAsiaTheme="minorEastAsia" w:hAnsi="Times New Roman" w:cs="Times New Roman"/>
+          <w:b w:val="0"/>
+          <w:bCs w:val="0"/>
+          <w:color w:val="000000"/>
           <w:lang w:val="de-DE"/>
         </w:rPr>
       </w:pPr>
@@ -8666,18 +7887,70 @@
           <m:jc m:val="left"/>
         </m:oMathParaPr>
         <m:oMath>
+          <m:acc>
+            <m:accPr>
+              <m:chr m:val="̅"/>
+              <m:ctrlPr>
+                <w:rPr>
+                  <w:rFonts w:ascii="Cambria Math" w:eastAsiaTheme="minorEastAsia" w:hAnsi="Cambria Math" w:cs="Times New Roman"/>
+                  <w:i/>
+                  <w:color w:val="000000"/>
+                  <w:lang w:val="de-DE"/>
+                </w:rPr>
+              </m:ctrlPr>
+            </m:accPr>
+            <m:e>
+              <m:func>
+                <m:funcPr>
+                  <m:ctrlPr>
+                    <w:rPr>
+                      <w:rFonts w:ascii="Cambria Math" w:eastAsiaTheme="minorEastAsia" w:hAnsi="Cambria Math" w:cs="Times New Roman"/>
+                      <w:i/>
+                      <w:color w:val="000000"/>
+                      <w:lang w:val="de-DE"/>
+                    </w:rPr>
+                  </m:ctrlPr>
+                </m:funcPr>
+                <m:fName>
+                  <m:r>
+                    <m:rPr>
+                      <m:sty m:val="p"/>
+                    </m:rPr>
+                    <w:rPr>
+                      <w:rStyle w:val="Strong"/>
+                      <w:rFonts w:ascii="Cambria Math" w:eastAsiaTheme="minorEastAsia" w:hAnsi="Cambria Math" w:cs="Times New Roman"/>
+                      <w:color w:val="000000"/>
+                      <w:lang w:val="de-DE"/>
+                    </w:rPr>
+                    <m:t>ln</m:t>
+                  </m:r>
+                </m:fName>
+                <m:e>
+                  <m:r>
+                    <w:rPr>
+                      <w:rFonts w:ascii="Cambria Math" w:eastAsiaTheme="minorEastAsia" w:hAnsi="Cambria Math" w:cs="Times New Roman"/>
+                    </w:rPr>
+                    <m:t>λ</m:t>
+                  </m:r>
+                </m:e>
+              </m:func>
+            </m:e>
+          </m:acc>
           <m:r>
             <w:rPr>
+              <w:rStyle w:val="Strong"/>
               <w:rFonts w:ascii="Cambria Math" w:eastAsiaTheme="minorEastAsia" w:hAnsi="Cambria Math" w:cs="Times New Roman"/>
+              <w:color w:val="000000"/>
+              <w:lang w:val="de-DE"/>
             </w:rPr>
-            <m:t>λ</m:t>
+            <m:t xml:space="preserve"> </m:t>
           </m:r>
           <m:r>
             <w:rPr>
               <w:rFonts w:ascii="Cambria Math" w:eastAsiaTheme="minorEastAsia" w:hAnsi="Cambria Math" w:cs="Times New Roman"/>
               <w:lang w:val="de-DE"/>
             </w:rPr>
-            <m:t xml:space="preserve"> ~</m:t>
+            <m:t>~</m:t>
           </m:r>
           <m:r>
             <w:rPr>
@@ -8696,8 +7969,146 @@
               <w:color w:val="000000"/>
               <w:lang w:val="de-DE"/>
             </w:rPr>
-            <m:t>Exponential</m:t>
+            <m:t>Normal</m:t>
           </m:r>
+          <m:d>
+            <m:dPr>
+              <m:ctrlPr>
+                <w:rPr>
+                  <w:rFonts w:ascii="Cambria Math" w:eastAsiaTheme="minorEastAsia" w:hAnsi="Cambria Math" w:cs="Times New Roman"/>
+                  <w:i/>
+                  <w:color w:val="000000"/>
+                  <w:lang w:val="de-DE"/>
+                </w:rPr>
+              </m:ctrlPr>
+            </m:dPr>
+            <m:e>
+              <m:r>
+                <w:rPr>
+                  <w:rStyle w:val="Strong"/>
+                  <w:rFonts w:ascii="Cambria Math" w:eastAsiaTheme="minorEastAsia" w:hAnsi="Cambria Math" w:cs="Times New Roman"/>
+                  <w:color w:val="000000"/>
+                  <w:lang w:val="de-DE"/>
+                </w:rPr>
+                <m:t xml:space="preserve"> </m:t>
+              </m:r>
+              <m:func>
+                <m:funcPr>
+                  <m:ctrlPr>
+                    <w:rPr>
+                      <w:rFonts w:ascii="Cambria Math" w:eastAsiaTheme="minorEastAsia" w:hAnsi="Cambria Math" w:cs="Times New Roman"/>
+                      <w:i/>
+                      <w:color w:val="000000"/>
+                      <w:lang w:val="de-DE"/>
+                    </w:rPr>
+                  </m:ctrlPr>
+                </m:funcPr>
+                <m:fName>
+                  <m:r>
+                    <m:rPr>
+                      <m:sty m:val="p"/>
+                    </m:rPr>
+                    <w:rPr>
+                      <w:rStyle w:val="Strong"/>
+                      <w:rFonts w:ascii="Cambria Math" w:eastAsiaTheme="minorEastAsia" w:hAnsi="Cambria Math" w:cs="Times New Roman"/>
+                      <w:color w:val="000000"/>
+                      <w:lang w:val="de-DE"/>
+                    </w:rPr>
+                    <m:t>ln</m:t>
+                  </m:r>
+                </m:fName>
+                <m:e>
+                  <m:r>
+                    <w:rPr>
+                      <w:rStyle w:val="Strong"/>
+                      <w:rFonts w:ascii="Cambria Math" w:eastAsiaTheme="minorEastAsia" w:hAnsi="Cambria Math" w:cs="Times New Roman"/>
+                      <w:color w:val="000000"/>
+                      <w:lang w:val="de-DE"/>
+                    </w:rPr>
+                    <m:t>0.1</m:t>
+                  </m:r>
+                </m:e>
+              </m:func>
+              <m:r>
+                <w:rPr>
+                  <w:rStyle w:val="Strong"/>
+                  <w:rFonts w:ascii="Cambria Math" w:eastAsiaTheme="minorEastAsia" w:hAnsi="Cambria Math" w:cs="Times New Roman"/>
+                  <w:color w:val="000000"/>
+                  <w:lang w:val="de-DE"/>
+                </w:rPr>
+                <m:t xml:space="preserve">, 0.3 </m:t>
+              </m:r>
+            </m:e>
+          </m:d>
+        </m:oMath>
+      </m:oMathPara>
+    </w:p>
+    <w:p>
+      <w:pPr>
+        <w:rPr>
+          <w:rStyle w:val="Strong"/>
+          <w:rFonts w:ascii="Times New Roman" w:eastAsiaTheme="minorEastAsia" w:hAnsi="Times New Roman" w:cs="Times New Roman"/>
+          <w:b w:val="0"/>
+          <w:bCs w:val="0"/>
+          <w:color w:val="000000"/>
+          <w:lang w:val="de-DE"/>
+        </w:rPr>
+      </w:pPr>
+      <m:oMathPara>
+        <m:oMathParaPr>
+          <m:jc m:val="left"/>
+        </m:oMathParaPr>
+        <m:oMath>
+          <m:acc>
+            <m:accPr>
+              <m:chr m:val="̅"/>
+              <m:ctrlPr>
+                <w:rPr>
+                  <w:rFonts w:ascii="Cambria Math" w:eastAsiaTheme="minorEastAsia" w:hAnsi="Cambria Math" w:cs="Times New Roman"/>
+                  <w:i/>
+                  <w:color w:val="000000"/>
+                  <w:lang w:val="de-DE"/>
+                </w:rPr>
+              </m:ctrlPr>
+            </m:accPr>
+            <m:e>
+              <m:func>
+                <m:funcPr>
+                  <m:ctrlPr>
+                    <w:rPr>
+                      <w:rFonts w:ascii="Cambria Math" w:eastAsiaTheme="minorEastAsia" w:hAnsi="Cambria Math" w:cs="Times New Roman"/>
+                      <w:i/>
+                      <w:color w:val="000000"/>
+                      <w:lang w:val="de-DE"/>
+                    </w:rPr>
+                  </m:ctrlPr>
+                </m:funcPr>
+                <m:fName>
+                  <m:r>
+                    <m:rPr>
+                      <m:sty m:val="p"/>
+                    </m:rPr>
+                    <w:rPr>
+                      <w:rStyle w:val="Strong"/>
+                      <w:rFonts w:ascii="Cambria Math" w:eastAsiaTheme="minorEastAsia" w:hAnsi="Cambria Math" w:cs="Times New Roman"/>
+                      <w:color w:val="000000"/>
+                      <w:lang w:val="de-DE"/>
+                    </w:rPr>
+                    <m:t>ln</m:t>
+                  </m:r>
+                </m:fName>
+                <m:e>
+                  <m:r>
+                    <w:rPr>
+                      <w:rFonts w:ascii="Cambria Math" w:eastAsiaTheme="minorEastAsia" w:hAnsi="Cambria Math" w:cs="Times New Roman"/>
+                      <w:lang w:bidi="he-IL"/>
+                    </w:rPr>
+                    <m:t>θ</m:t>
+                  </m:r>
+                </m:e>
+              </m:func>
+            </m:e>
+          </m:acc>
           <m:r>
             <w:rPr>
               <w:rStyle w:val="Strong"/>
@@ -8705,36 +8116,14 @@
               <w:color w:val="000000"/>
               <w:lang w:val="de-DE"/>
             </w:rPr>
-            <m:t>( 1 )</m:t>
-          </m:r>
-        </m:oMath>
-      </m:oMathPara>
-    </w:p>
-    <w:p>
-      <w:pPr>
-        <w:rPr>
-          <w:rFonts w:ascii="Times New Roman" w:eastAsiaTheme="minorEastAsia" w:hAnsi="Times New Roman" w:cs="Times New Roman"/>
-          <w:lang w:val="de-DE"/>
-        </w:rPr>
-      </w:pPr>
-      <m:oMathPara>
-        <m:oMathParaPr>
-          <m:jc m:val="left"/>
-        </m:oMathParaPr>
-        <m:oMath>
-          <m:r>
-            <w:rPr>
-              <w:rFonts w:ascii="Cambria Math" w:eastAsiaTheme="minorEastAsia" w:hAnsi="Cambria Math" w:cs="Times New Roman"/>
-              <w:lang w:bidi="he-IL"/>
-            </w:rPr>
-            <m:t>θ</m:t>
+            <m:t xml:space="preserve"> </m:t>
           </m:r>
           <m:r>
             <w:rPr>
               <w:rFonts w:ascii="Cambria Math" w:eastAsiaTheme="minorEastAsia" w:hAnsi="Cambria Math" w:cs="Times New Roman"/>
               <w:lang w:val="de-DE"/>
             </w:rPr>
-            <m:t xml:space="preserve"> ~</m:t>
+            <m:t>~</m:t>
           </m:r>
           <m:r>
             <w:rPr>
@@ -8753,7 +8142,7 @@
               <w:color w:val="000000"/>
               <w:lang w:val="de-DE"/>
             </w:rPr>
-            <m:t>Gamma</m:t>
+            <m:t>Normal</m:t>
           </m:r>
           <m:r>
             <w:rPr>
@@ -8762,7 +8151,53 @@
               <w:color w:val="000000"/>
               <w:lang w:val="de-DE"/>
             </w:rPr>
-            <m:t>( 4 , 0.008 )</m:t>
+            <m:t xml:space="preserve">( </m:t>
+          </m:r>
+          <m:func>
+            <m:funcPr>
+              <m:ctrlPr>
+                <w:rPr>
+                  <w:rFonts w:ascii="Cambria Math" w:eastAsiaTheme="minorEastAsia" w:hAnsi="Cambria Math" w:cs="Times New Roman"/>
+                  <w:i/>
+                  <w:color w:val="000000"/>
+                  <w:lang w:val="de-DE"/>
+                </w:rPr>
+              </m:ctrlPr>
+            </m:funcPr>
+            <m:fName>
+              <m:r>
+                <m:rPr>
+                  <m:sty m:val="p"/>
+                </m:rPr>
+                <w:rPr>
+                  <w:rStyle w:val="Strong"/>
+                  <w:rFonts w:ascii="Cambria Math" w:eastAsiaTheme="minorEastAsia" w:hAnsi="Cambria Math" w:cs="Times New Roman"/>
+                  <w:color w:val="000000"/>
+                  <w:lang w:val="de-DE"/>
+                </w:rPr>
+                <m:t>ln</m:t>
+              </m:r>
+            </m:fName>
+            <m:e>
+              <m:r>
+                <w:rPr>
+                  <w:rStyle w:val="Strong"/>
+                  <w:rFonts w:ascii="Cambria Math" w:eastAsiaTheme="minorEastAsia" w:hAnsi="Cambria Math" w:cs="Times New Roman"/>
+                  <w:color w:val="000000"/>
+                  <w:lang w:val="de-DE"/>
+                </w:rPr>
+                <m:t>500</m:t>
+              </m:r>
+            </m:e>
+          </m:func>
+          <m:r>
+            <w:rPr>
+              <w:rStyle w:val="Strong"/>
+              <w:rFonts w:ascii="Cambria Math" w:eastAsiaTheme="minorEastAsia" w:hAnsi="Cambria Math" w:cs="Times New Roman"/>
+              <w:color w:val="000000"/>
+              <w:lang w:val="de-DE"/>
+            </w:rPr>
+            <m:t>, 0.3 )</m:t>
           </m:r>
         </m:oMath>
       </m:oMathPara>
@@ -8770,6 +8205,467 @@
     <w:p>
       <w:pPr>
         <w:rPr>
+          <w:rStyle w:val="Strong"/>
+          <w:rFonts w:ascii="Times New Roman" w:eastAsiaTheme="minorEastAsia" w:hAnsi="Times New Roman" w:cs="Times New Roman"/>
+          <w:b w:val="0"/>
+          <w:bCs w:val="0"/>
+          <w:color w:val="000000"/>
+          <w:lang w:val="de-DE"/>
+        </w:rPr>
+      </w:pPr>
+      <m:oMathPara>
+        <m:oMathParaPr>
+          <m:jc m:val="left"/>
+        </m:oMathParaPr>
+        <m:oMath>
+          <m:sSub>
+            <m:sSubPr>
+              <m:ctrlPr>
+                <w:rPr>
+                  <w:rFonts w:ascii="Cambria Math" w:eastAsiaTheme="minorEastAsia" w:hAnsi="Cambria Math" w:cs="Times New Roman"/>
+                  <w:i/>
+                  <w:color w:val="000000"/>
+                  <w:lang w:val="de-DE"/>
+                </w:rPr>
+              </m:ctrlPr>
+            </m:sSubPr>
+            <m:e>
+              <m:r>
+                <w:rPr>
+                  <w:rStyle w:val="Strong"/>
+                  <w:rFonts w:ascii="Cambria Math" w:eastAsiaTheme="minorEastAsia" w:hAnsi="Cambria Math" w:cs="Times New Roman"/>
+                  <w:color w:val="000000"/>
+                  <w:lang w:val="de-DE"/>
+                </w:rPr>
+                <m:t>σ</m:t>
+              </m:r>
+            </m:e>
+            <m:sub>
+              <m:func>
+                <m:funcPr>
+                  <m:ctrlPr>
+                    <w:rPr>
+                      <w:rFonts w:ascii="Cambria Math" w:hAnsi="Cambria Math" w:cs="Times New Roman"/>
+                      <w:i/>
+                    </w:rPr>
+                  </m:ctrlPr>
+                </m:funcPr>
+                <m:fName>
+                  <m:r>
+                    <m:rPr>
+                      <m:sty m:val="p"/>
+                    </m:rPr>
+                    <w:rPr>
+                      <w:rFonts w:ascii="Cambria Math" w:hAnsi="Cambria Math" w:cs="Times New Roman"/>
+                    </w:rPr>
+                    <m:t>ln</m:t>
+                  </m:r>
+                </m:fName>
+                <m:e>
+                  <m:r>
+                    <w:rPr>
+                      <w:rFonts w:ascii="Cambria Math" w:eastAsiaTheme="minorEastAsia" w:hAnsi="Cambria Math" w:cs="Times New Roman"/>
+                    </w:rPr>
+                    <m:t>δ</m:t>
+                  </m:r>
+                </m:e>
+              </m:func>
+            </m:sub>
+          </m:sSub>
+          <m:r>
+            <w:rPr>
+              <w:rStyle w:val="Strong"/>
+              <w:rFonts w:ascii="Cambria Math" w:eastAsiaTheme="minorEastAsia" w:hAnsi="Cambria Math" w:cs="Times New Roman"/>
+              <w:color w:val="000000"/>
+              <w:lang w:val="de-DE"/>
+            </w:rPr>
+            <m:t xml:space="preserve">, </m:t>
+          </m:r>
+          <m:sSub>
+            <m:sSubPr>
+              <m:ctrlPr>
+                <w:rPr>
+                  <w:rFonts w:ascii="Cambria Math" w:eastAsiaTheme="minorEastAsia" w:hAnsi="Cambria Math" w:cs="Times New Roman"/>
+                  <w:i/>
+                  <w:color w:val="000000"/>
+                  <w:lang w:val="de-DE"/>
+                </w:rPr>
+              </m:ctrlPr>
+            </m:sSubPr>
+            <m:e>
+              <m:r>
+                <w:rPr>
+                  <w:rStyle w:val="Strong"/>
+                  <w:rFonts w:ascii="Cambria Math" w:eastAsiaTheme="minorEastAsia" w:hAnsi="Cambria Math" w:cs="Times New Roman"/>
+                  <w:color w:val="000000"/>
+                  <w:lang w:val="de-DE"/>
+                </w:rPr>
+                <m:t>σ</m:t>
+              </m:r>
+            </m:e>
+            <m:sub>
+              <m:func>
+                <m:funcPr>
+                  <m:ctrlPr>
+                    <w:rPr>
+                      <w:rFonts w:ascii="Cambria Math" w:eastAsiaTheme="minorEastAsia" w:hAnsi="Cambria Math" w:cs="Times New Roman"/>
+                      <w:i/>
+                      <w:color w:val="000000"/>
+                      <w:lang w:val="de-DE"/>
+                    </w:rPr>
+                  </m:ctrlPr>
+                </m:funcPr>
+                <m:fName>
+                  <m:r>
+                    <m:rPr>
+                      <m:sty m:val="p"/>
+                    </m:rPr>
+                    <w:rPr>
+                      <w:rStyle w:val="Strong"/>
+                      <w:rFonts w:ascii="Cambria Math" w:eastAsiaTheme="minorEastAsia" w:hAnsi="Cambria Math" w:cs="Times New Roman"/>
+                      <w:color w:val="000000"/>
+                      <w:lang w:val="de-DE"/>
+                    </w:rPr>
+                    <m:t>ln</m:t>
+                  </m:r>
+                </m:fName>
+                <m:e>
+                  <m:r>
+                    <w:rPr>
+                      <w:rFonts w:ascii="Cambria Math" w:hAnsi="Cambria Math" w:cs="Times New Roman"/>
+                    </w:rPr>
+                    <m:t>μ</m:t>
+                  </m:r>
+                </m:e>
+              </m:func>
+            </m:sub>
+          </m:sSub>
+          <m:r>
+            <w:rPr>
+              <w:rFonts w:ascii="Cambria Math" w:eastAsiaTheme="minorEastAsia" w:hAnsi="Cambria Math" w:cs="Times New Roman"/>
+              <w:lang w:val="de-DE"/>
+            </w:rPr>
+            <m:t>,</m:t>
+          </m:r>
+          <m:sSub>
+            <m:sSubPr>
+              <m:ctrlPr>
+                <w:rPr>
+                  <w:rFonts w:ascii="Cambria Math" w:eastAsiaTheme="minorEastAsia" w:hAnsi="Cambria Math" w:cs="Times New Roman"/>
+                  <w:i/>
+                  <w:color w:val="000000"/>
+                  <w:lang w:val="de-DE"/>
+                </w:rPr>
+              </m:ctrlPr>
+            </m:sSubPr>
+            <m:e>
+              <m:r>
+                <w:rPr>
+                  <w:rStyle w:val="Strong"/>
+                  <w:rFonts w:ascii="Cambria Math" w:eastAsiaTheme="minorEastAsia" w:hAnsi="Cambria Math" w:cs="Times New Roman"/>
+                  <w:color w:val="000000"/>
+                  <w:lang w:val="de-DE"/>
+                </w:rPr>
+                <m:t>σ</m:t>
+              </m:r>
+            </m:e>
+            <m:sub>
+              <m:func>
+                <m:funcPr>
+                  <m:ctrlPr>
+                    <w:rPr>
+                      <w:rFonts w:ascii="Cambria Math" w:eastAsiaTheme="minorEastAsia" w:hAnsi="Cambria Math" w:cs="Times New Roman"/>
+                      <w:i/>
+                      <w:color w:val="000000"/>
+                      <w:lang w:val="de-DE"/>
+                    </w:rPr>
+                  </m:ctrlPr>
+                </m:funcPr>
+                <m:fName>
+                  <m:r>
+                    <m:rPr>
+                      <m:sty m:val="p"/>
+                    </m:rPr>
+                    <w:rPr>
+                      <w:rStyle w:val="Strong"/>
+                      <w:rFonts w:ascii="Cambria Math" w:eastAsiaTheme="minorEastAsia" w:hAnsi="Cambria Math" w:cs="Times New Roman"/>
+                      <w:color w:val="000000"/>
+                      <w:lang w:val="de-DE"/>
+                    </w:rPr>
+                    <m:t>ln</m:t>
+                  </m:r>
+                </m:fName>
+                <m:e>
+                  <m:r>
+                    <w:rPr>
+                      <w:rFonts w:ascii="Cambria Math" w:eastAsiaTheme="minorEastAsia" w:hAnsi="Cambria Math" w:cs="Times New Roman"/>
+                    </w:rPr>
+                    <m:t>τ</m:t>
+                  </m:r>
+                </m:e>
+              </m:func>
+            </m:sub>
+          </m:sSub>
+          <m:r>
+            <w:rPr>
+              <w:rFonts w:ascii="Cambria Math" w:eastAsiaTheme="minorEastAsia" w:hAnsi="Cambria Math" w:cs="Times New Roman"/>
+              <w:lang w:val="de-DE"/>
+            </w:rPr>
+            <m:t>,</m:t>
+          </m:r>
+          <m:sSub>
+            <m:sSubPr>
+              <m:ctrlPr>
+                <w:rPr>
+                  <w:rFonts w:ascii="Cambria Math" w:eastAsiaTheme="minorEastAsia" w:hAnsi="Cambria Math" w:cs="Times New Roman"/>
+                  <w:i/>
+                  <w:color w:val="000000"/>
+                  <w:lang w:val="de-DE"/>
+                </w:rPr>
+              </m:ctrlPr>
+            </m:sSubPr>
+            <m:e>
+              <m:r>
+                <w:rPr>
+                  <w:rStyle w:val="Strong"/>
+                  <w:rFonts w:ascii="Cambria Math" w:eastAsiaTheme="minorEastAsia" w:hAnsi="Cambria Math" w:cs="Times New Roman"/>
+                  <w:color w:val="000000"/>
+                  <w:lang w:val="de-DE"/>
+                </w:rPr>
+                <m:t>σ</m:t>
+              </m:r>
+            </m:e>
+            <m:sub>
+              <m:func>
+                <m:funcPr>
+                  <m:ctrlPr>
+                    <w:rPr>
+                      <w:rFonts w:ascii="Cambria Math" w:hAnsi="Cambria Math" w:cs="Times New Roman"/>
+                      <w:i/>
+                    </w:rPr>
+                  </m:ctrlPr>
+                </m:funcPr>
+                <m:fName>
+                  <m:r>
+                    <m:rPr>
+                      <m:sty m:val="p"/>
+                    </m:rPr>
+                    <w:rPr>
+                      <w:rFonts w:ascii="Cambria Math" w:hAnsi="Cambria Math" w:cs="Times New Roman"/>
+                    </w:rPr>
+                    <m:t>ln</m:t>
+                  </m:r>
+                </m:fName>
+                <m:e>
+                  <m:r>
+                    <w:rPr>
+                      <w:rFonts w:ascii="Cambria Math" w:eastAsiaTheme="minorEastAsia" w:hAnsi="Cambria Math" w:cs="Times New Roman"/>
+                      <w:lang w:bidi="he-IL"/>
+                    </w:rPr>
+                    <m:t>ϵ</m:t>
+                  </m:r>
+                </m:e>
+              </m:func>
+            </m:sub>
+          </m:sSub>
+          <m:r>
+            <w:rPr>
+              <w:rFonts w:ascii="Cambria Math" w:eastAsiaTheme="minorEastAsia" w:hAnsi="Cambria Math" w:cs="Times New Roman"/>
+              <w:lang w:val="de-DE"/>
+            </w:rPr>
+            <m:t>,</m:t>
+          </m:r>
+          <m:sSub>
+            <m:sSubPr>
+              <m:ctrlPr>
+                <w:rPr>
+                  <w:rFonts w:ascii="Cambria Math" w:eastAsiaTheme="minorEastAsia" w:hAnsi="Cambria Math" w:cs="Times New Roman"/>
+                  <w:i/>
+                  <w:color w:val="000000"/>
+                  <w:lang w:val="de-DE"/>
+                </w:rPr>
+              </m:ctrlPr>
+            </m:sSubPr>
+            <m:e>
+              <m:r>
+                <w:rPr>
+                  <w:rStyle w:val="Strong"/>
+                  <w:rFonts w:ascii="Cambria Math" w:eastAsiaTheme="minorEastAsia" w:hAnsi="Cambria Math" w:cs="Times New Roman"/>
+                  <w:color w:val="000000"/>
+                  <w:lang w:val="de-DE"/>
+                </w:rPr>
+                <m:t>σ</m:t>
+              </m:r>
+            </m:e>
+            <m:sub>
+              <m:func>
+                <m:funcPr>
+                  <m:ctrlPr>
+                    <w:rPr>
+                      <w:rFonts w:ascii="Cambria Math" w:eastAsiaTheme="minorEastAsia" w:hAnsi="Cambria Math" w:cs="Times New Roman"/>
+                      <w:i/>
+                      <w:color w:val="000000"/>
+                      <w:lang w:val="de-DE"/>
+                    </w:rPr>
+                  </m:ctrlPr>
+                </m:funcPr>
+                <m:fName>
+                  <m:r>
+                    <m:rPr>
+                      <m:sty m:val="p"/>
+                    </m:rPr>
+                    <w:rPr>
+                      <w:rStyle w:val="Strong"/>
+                      <w:rFonts w:ascii="Cambria Math" w:eastAsiaTheme="minorEastAsia" w:hAnsi="Cambria Math" w:cs="Times New Roman"/>
+                      <w:color w:val="000000"/>
+                      <w:lang w:val="de-DE"/>
+                    </w:rPr>
+                    <m:t>ln</m:t>
+                  </m:r>
+                </m:fName>
+                <m:e>
+                  <m:r>
+                    <w:rPr>
+                      <w:rFonts w:ascii="Cambria Math" w:eastAsiaTheme="minorEastAsia" w:hAnsi="Cambria Math" w:cs="Times New Roman"/>
+                    </w:rPr>
+                    <m:t>λ</m:t>
+                  </m:r>
+                </m:e>
+              </m:func>
+            </m:sub>
+          </m:sSub>
+          <m:r>
+            <w:rPr>
+              <w:rFonts w:ascii="Cambria Math" w:eastAsiaTheme="minorEastAsia" w:hAnsi="Cambria Math" w:cs="Times New Roman"/>
+              <w:lang w:val="de-DE"/>
+            </w:rPr>
+            <m:t>,</m:t>
+          </m:r>
+          <m:sSub>
+            <m:sSubPr>
+              <m:ctrlPr>
+                <w:rPr>
+                  <w:rFonts w:ascii="Cambria Math" w:eastAsiaTheme="minorEastAsia" w:hAnsi="Cambria Math" w:cs="Times New Roman"/>
+                  <w:i/>
+                  <w:color w:val="000000"/>
+                  <w:lang w:val="de-DE"/>
+                </w:rPr>
+              </m:ctrlPr>
+            </m:sSubPr>
+            <m:e>
+              <m:r>
+                <w:rPr>
+                  <w:rStyle w:val="Strong"/>
+                  <w:rFonts w:ascii="Cambria Math" w:eastAsiaTheme="minorEastAsia" w:hAnsi="Cambria Math" w:cs="Times New Roman"/>
+                  <w:color w:val="000000"/>
+                  <w:lang w:val="de-DE"/>
+                </w:rPr>
+                <m:t>σ</m:t>
+              </m:r>
+            </m:e>
+            <m:sub>
+              <m:func>
+                <m:funcPr>
+                  <m:ctrlPr>
+                    <w:rPr>
+                      <w:rFonts w:ascii="Cambria Math" w:eastAsiaTheme="minorEastAsia" w:hAnsi="Cambria Math" w:cs="Times New Roman"/>
+                      <w:i/>
+                      <w:color w:val="000000"/>
+                      <w:lang w:val="de-DE"/>
+                    </w:rPr>
+                  </m:ctrlPr>
+                </m:funcPr>
+                <m:fName>
+                  <m:r>
+                    <m:rPr>
+                      <m:sty m:val="p"/>
+                    </m:rPr>
+                    <w:rPr>
+                      <w:rStyle w:val="Strong"/>
+                      <w:rFonts w:ascii="Cambria Math" w:eastAsiaTheme="minorEastAsia" w:hAnsi="Cambria Math" w:cs="Times New Roman"/>
+                      <w:color w:val="000000"/>
+                      <w:lang w:val="de-DE"/>
+                    </w:rPr>
+                    <m:t>ln</m:t>
+                  </m:r>
+                </m:fName>
+                <m:e>
+                  <m:r>
+                    <w:rPr>
+                      <w:rFonts w:ascii="Cambria Math" w:eastAsiaTheme="minorEastAsia" w:hAnsi="Cambria Math" w:cs="Times New Roman"/>
+                      <w:lang w:bidi="he-IL"/>
+                    </w:rPr>
+                    <m:t>θ</m:t>
+                  </m:r>
+                </m:e>
+              </m:func>
+            </m:sub>
+          </m:sSub>
+          <m:r>
+            <w:rPr>
+              <w:rFonts w:ascii="Cambria Math" w:eastAsiaTheme="minorEastAsia" w:hAnsi="Cambria Math" w:cs="Times New Roman"/>
+              <w:lang w:val="de-DE"/>
+            </w:rPr>
+            <m:t xml:space="preserve"> ~</m:t>
+          </m:r>
+          <m:r>
+            <w:rPr>
+              <w:rFonts w:ascii="Cambria Math" w:eastAsiaTheme="minorEastAsia" w:hAnsi="Cambria Math" w:cs="Times New Roman"/>
+              <w:lang w:val="de-DE" w:bidi="he-IL"/>
+            </w:rPr>
+            <m:t xml:space="preserve"> </m:t>
+          </m:r>
+          <m:sSub>
+            <m:sSubPr>
+              <m:ctrlPr>
+                <w:rPr>
+                  <w:rFonts w:ascii="Cambria Math" w:eastAsiaTheme="minorEastAsia" w:hAnsi="Cambria Math" w:cs="Times New Roman"/>
+                  <w:color w:val="000000"/>
+                  <w:lang w:val="de-DE"/>
+                </w:rPr>
+              </m:ctrlPr>
+            </m:sSubPr>
+            <m:e>
+              <m:r>
+                <m:rPr>
+                  <m:sty m:val="p"/>
+                </m:rPr>
+                <w:rPr>
+                  <w:rStyle w:val="Strong"/>
+                  <w:rFonts w:ascii="Cambria Math" w:eastAsiaTheme="minorEastAsia" w:hAnsi="Cambria Math" w:cs="Times New Roman"/>
+                  <w:color w:val="000000"/>
+                  <w:lang w:val="de-DE"/>
+                </w:rPr>
+                <m:t>Normal</m:t>
+              </m:r>
+            </m:e>
+            <m:sub>
+              <m:r>
+                <w:rPr>
+                  <w:rStyle w:val="Strong"/>
+                  <w:rFonts w:ascii="Cambria Math" w:eastAsiaTheme="minorEastAsia" w:hAnsi="Cambria Math" w:cs="Times New Roman"/>
+                  <w:color w:val="000000"/>
+                  <w:lang w:val="de-DE"/>
+                </w:rPr>
+                <m:t>0,∞</m:t>
+              </m:r>
+            </m:sub>
+          </m:sSub>
+          <m:r>
+            <w:rPr>
+              <w:rStyle w:val="Strong"/>
+              <w:rFonts w:ascii="Cambria Math" w:eastAsiaTheme="minorEastAsia" w:hAnsi="Cambria Math" w:cs="Times New Roman"/>
+              <w:color w:val="000000"/>
+              <w:lang w:val="de-DE"/>
+            </w:rPr>
+            <m:t>( 0 , 0.3 )</m:t>
+          </m:r>
+        </m:oMath>
+      </m:oMathPara>
+    </w:p>
+    <w:p>
+      <w:pPr>
+        <w:rPr>
           <w:rFonts w:ascii="Times New Roman" w:hAnsi="Times New Roman" w:cs="Times New Roman"/>
         </w:rPr>
       </w:pPr>
@@ -8784,7 +8680,571 @@
         <w:rPr>
           <w:rFonts w:ascii="Times New Roman" w:hAnsi="Times New Roman" w:cs="Times New Roman"/>
         </w:rPr>
-        <w:t>and the conventional model is</w:t>
+        <w:t xml:space="preserve">where </w:t>
+      </w:r>
+      <w:r>
+        <w:rPr>
+          <w:rFonts w:ascii="Times New Roman" w:hAnsi="Times New Roman" w:cs="Times New Roman"/>
+          <w:i/>
+          <w:iCs/>
+        </w:rPr>
+        <w:t>m</w:t>
+      </w:r>
+      <w:r>
+        <w:rPr>
+          <w:rFonts w:ascii="Times New Roman" w:hAnsi="Times New Roman" w:cs="Times New Roman"/>
+        </w:rPr>
+        <w:t xml:space="preserve"> is the relative mass remaining after time </w:t>
+      </w:r>
+      <w:r>
+        <w:rPr>
+          <w:rFonts w:ascii="Times New Roman" w:hAnsi="Times New Roman" w:cs="Times New Roman"/>
+          <w:i/>
+          <w:iCs/>
+        </w:rPr>
+        <w:t>t</w:t>
+      </w:r>
+      <w:r>
+        <w:rPr>
+          <w:rFonts w:ascii="Times New Roman" w:hAnsi="Times New Roman" w:cs="Times New Roman"/>
+        </w:rPr>
+        <w:t xml:space="preserve"> (days). </w:t>
+      </w:r>
+      <w:r>
+        <w:rPr>
+          <w:rFonts w:ascii="Times New Roman" w:hAnsi="Times New Roman" w:cs="Times New Roman"/>
+          <w:i/>
+          <w:iCs/>
+        </w:rPr>
+        <w:t>m</w:t>
+      </w:r>
+      <w:r>
+        <w:rPr>
+          <w:rFonts w:ascii="Times New Roman" w:hAnsi="Times New Roman" w:cs="Times New Roman"/>
+        </w:rPr>
+        <w:t xml:space="preserve"> is estimated by a beta prime distribution—defined as the ratio of gamma-distributed variables such as mass—with mean</w:t>
+      </w:r>
+      <w:r>
+        <w:rPr>
+          <w:rFonts w:ascii="Times New Roman" w:eastAsiaTheme="minorEastAsia" w:hAnsi="Times New Roman" w:cs="Times New Roman"/>
+        </w:rPr>
+        <w:t xml:space="preserve"> </w:t>
+      </w:r>
+      <m:oMath>
+        <m:acc>
+          <m:accPr>
+            <m:chr m:val="̅"/>
+            <m:ctrlPr>
+              <w:rPr>
+                <w:rFonts w:ascii="Cambria Math" w:eastAsiaTheme="minorEastAsia" w:hAnsi="Cambria Math" w:cs="Times New Roman"/>
+                <w:iCs/>
+              </w:rPr>
+            </m:ctrlPr>
+          </m:accPr>
+          <m:e>
+            <m:r>
+              <m:rPr>
+                <m:nor/>
+              </m:rPr>
+              <w:rPr>
+                <w:rFonts w:ascii="Times New Roman" w:eastAsiaTheme="minorEastAsia" w:hAnsi="Times New Roman" w:cs="Times New Roman"/>
+                <w:i/>
+              </w:rPr>
+              <m:t>m</m:t>
+            </m:r>
+          </m:e>
+        </m:acc>
+      </m:oMath>
+      <w:r>
+        <w:rPr>
+          <w:rFonts w:ascii="Times New Roman" w:hAnsi="Times New Roman" w:cs="Times New Roman"/>
+        </w:rPr>
+        <w:t xml:space="preserve"> and precision </w:t>
+      </w:r>
+      <w:r>
+        <w:rPr>
+          <w:rFonts w:ascii="Times New Roman" w:hAnsi="Times New Roman" w:cs="Times New Roman"/>
+          <w:i/>
+          <w:iCs/>
+        </w:rPr>
+        <w:t>ν</w:t>
+      </w:r>
+      <w:r>
+        <w:rPr>
+          <w:rFonts w:ascii="Times New Roman" w:hAnsi="Times New Roman" w:cs="Times New Roman"/>
+        </w:rPr>
+        <w:t xml:space="preserve">. </w:t>
+      </w:r>
+      <w:r>
+        <w:rPr>
+          <w:rFonts w:ascii="Times New Roman" w:hAnsi="Times New Roman" w:cs="Times New Roman"/>
+        </w:rPr>
+        <w:t>As explained above, observed mass (</w:t>
+      </w:r>
+      <w:r>
+        <w:rPr>
+          <w:rFonts w:ascii="Times New Roman" w:hAnsi="Times New Roman" w:cs="Times New Roman"/>
+          <w:i/>
+          <w:iCs/>
+        </w:rPr>
+        <w:t>m</w:t>
+      </w:r>
+      <w:r>
+        <w:rPr>
+          <w:rFonts w:ascii="Times New Roman" w:hAnsi="Times New Roman" w:cs="Times New Roman"/>
+          <w:vertAlign w:val="subscript"/>
+        </w:rPr>
+        <w:t>obs</w:t>
+      </w:r>
+      <w:r>
+        <w:rPr>
+          <w:rFonts w:ascii="Times New Roman" w:hAnsi="Times New Roman" w:cs="Times New Roman"/>
+        </w:rPr>
+        <w:t xml:space="preserve">) is associated with measurement error which we also model as a beta prime distribution. </w:t>
+      </w:r>
+      <w:r>
+        <w:rPr>
+          <w:rFonts w:ascii="Times New Roman" w:hAnsi="Times New Roman" w:cs="Times New Roman"/>
+        </w:rPr>
+        <w:t xml:space="preserve">The likelihood parameters </w:t>
+      </w:r>
+      <m:oMath>
+        <m:acc>
+          <m:accPr>
+            <m:chr m:val="̅"/>
+            <m:ctrlPr>
+              <w:rPr>
+                <w:rFonts w:ascii="Cambria Math" w:eastAsiaTheme="minorEastAsia" w:hAnsi="Cambria Math" w:cs="Times New Roman"/>
+                <w:iCs/>
+              </w:rPr>
+            </m:ctrlPr>
+          </m:accPr>
+          <m:e>
+            <m:r>
+              <m:rPr>
+                <m:nor/>
+              </m:rPr>
+              <w:rPr>
+                <w:rFonts w:ascii="Times New Roman" w:eastAsiaTheme="minorEastAsia" w:hAnsi="Times New Roman" w:cs="Times New Roman"/>
+                <w:i/>
+              </w:rPr>
+              <m:t>m</m:t>
+            </m:r>
+          </m:e>
+        </m:acc>
+      </m:oMath>
+      <w:r>
+        <w:rPr>
+          <w:rFonts w:ascii="Times New Roman" w:hAnsi="Times New Roman" w:cs="Times New Roman"/>
+        </w:rPr>
+        <w:t xml:space="preserve"> and </w:t>
+      </w:r>
+      <w:r>
+        <w:rPr>
+          <w:rFonts w:ascii="Times New Roman" w:hAnsi="Times New Roman" w:cs="Times New Roman"/>
+          <w:i/>
+          <w:iCs/>
+        </w:rPr>
+        <w:t>ν</w:t>
+      </w:r>
+      <w:r>
+        <w:rPr>
+          <w:rFonts w:ascii="Times New Roman" w:hAnsi="Times New Roman" w:cs="Times New Roman"/>
+        </w:rPr>
+        <w:t xml:space="preserve"> are each described by a three-parameter exponential function of </w:t>
+      </w:r>
+      <w:r>
+        <w:rPr>
+          <w:rFonts w:ascii="Times New Roman" w:hAnsi="Times New Roman" w:cs="Times New Roman"/>
+          <w:i/>
+          <w:iCs/>
+        </w:rPr>
+        <w:t>t</w:t>
+      </w:r>
+      <w:r>
+        <w:rPr>
+          <w:rFonts w:ascii="Times New Roman" w:hAnsi="Times New Roman" w:cs="Times New Roman"/>
+        </w:rPr>
+        <w:t>.</w:t>
+      </w:r>
+      <w:r>
+        <w:rPr>
+          <w:rFonts w:ascii="Times New Roman" w:hAnsi="Times New Roman" w:cs="Times New Roman"/>
+        </w:rPr>
+        <w:t xml:space="preserve"> </w:t>
+      </w:r>
+      <m:oMath>
+        <m:acc>
+          <m:accPr>
+            <m:chr m:val="̅"/>
+            <m:ctrlPr>
+              <w:rPr>
+                <w:rFonts w:ascii="Cambria Math" w:eastAsiaTheme="minorEastAsia" w:hAnsi="Cambria Math" w:cs="Times New Roman"/>
+                <w:iCs/>
+              </w:rPr>
+            </m:ctrlPr>
+          </m:accPr>
+          <m:e>
+            <m:r>
+              <m:rPr>
+                <m:nor/>
+              </m:rPr>
+              <w:rPr>
+                <w:rFonts w:ascii="Times New Roman" w:eastAsiaTheme="minorEastAsia" w:hAnsi="Times New Roman" w:cs="Times New Roman"/>
+                <w:i/>
+              </w:rPr>
+              <m:t>m</m:t>
+            </m:r>
+          </m:e>
+        </m:acc>
+      </m:oMath>
+      <w:r>
+        <w:rPr>
+          <w:rFonts w:ascii="Times New Roman" w:eastAsiaTheme="minorEastAsia" w:hAnsi="Times New Roman" w:cs="Times New Roman"/>
+          <w:iCs/>
+        </w:rPr>
+        <w:t xml:space="preserve"> </w:t>
+      </w:r>
+      <w:r>
+        <w:rPr>
+          <w:rFonts w:ascii="Times New Roman" w:hAnsi="Times New Roman" w:cs="Times New Roman"/>
+        </w:rPr>
+        <w:t xml:space="preserve">is parameterised by the initial relative growth rate </w:t>
+      </w:r>
+      <w:r>
+        <w:rPr>
+          <w:rFonts w:ascii="Times New Roman" w:hAnsi="Times New Roman" w:cs="Times New Roman"/>
+          <w:i/>
+          <w:iCs/>
+        </w:rPr>
+        <w:t>α</w:t>
+      </w:r>
+      <w:r>
+        <w:rPr>
+          <w:rFonts w:ascii="Times New Roman" w:hAnsi="Times New Roman" w:cs="Times New Roman"/>
+        </w:rPr>
+        <w:t xml:space="preserve"> (day</w:t>
+      </w:r>
+      <w:r>
+        <w:rPr>
+          <w:rFonts w:ascii="Times New Roman" w:hAnsi="Times New Roman" w:cs="Times New Roman"/>
+          <w:vertAlign w:val="superscript"/>
+        </w:rPr>
+        <w:t>−1</w:t>
+      </w:r>
+      <w:r>
+        <w:rPr>
+          <w:rFonts w:ascii="Times New Roman" w:hAnsi="Times New Roman" w:cs="Times New Roman"/>
+        </w:rPr>
+        <w:t xml:space="preserve">), the time of photosynthetic death </w:t>
+      </w:r>
+      <w:r>
+        <w:rPr>
+          <w:rFonts w:ascii="Times New Roman" w:hAnsi="Times New Roman" w:cs="Times New Roman"/>
+          <w:i/>
+          <w:iCs/>
+        </w:rPr>
+        <w:t>μ</w:t>
+      </w:r>
+      <w:r>
+        <w:rPr>
+          <w:rFonts w:ascii="Times New Roman" w:hAnsi="Times New Roman" w:cs="Times New Roman"/>
+        </w:rPr>
+        <w:t xml:space="preserve"> (days) and the final exponential decay rate </w:t>
+      </w:r>
+      <w:r>
+        <w:rPr>
+          <w:rFonts w:ascii="Times New Roman" w:hAnsi="Times New Roman" w:cs="Times New Roman"/>
+          <w:i/>
+          <w:iCs/>
+        </w:rPr>
+        <w:t>τ</w:t>
+      </w:r>
+      <w:r>
+        <w:rPr>
+          <w:rFonts w:ascii="Times New Roman" w:hAnsi="Times New Roman" w:cs="Times New Roman"/>
+        </w:rPr>
+        <w:t xml:space="preserve"> (day</w:t>
+      </w:r>
+      <w:r>
+        <w:rPr>
+          <w:rFonts w:ascii="Times New Roman" w:hAnsi="Times New Roman" w:cs="Times New Roman"/>
+          <w:vertAlign w:val="superscript"/>
+        </w:rPr>
+        <w:t>−1</w:t>
+      </w:r>
+      <w:r>
+        <w:rPr>
+          <w:rFonts w:ascii="Times New Roman" w:hAnsi="Times New Roman" w:cs="Times New Roman"/>
+        </w:rPr>
+        <w:t>)</w:t>
+      </w:r>
+      <w:r>
+        <w:rPr>
+          <w:rFonts w:ascii="Times New Roman" w:hAnsi="Times New Roman" w:cs="Times New Roman"/>
+        </w:rPr>
+        <w:t xml:space="preserve">, each of which is stratified by species </w:t>
+      </w:r>
+      <w:r>
+        <w:rPr>
+          <w:rFonts w:ascii="Times New Roman" w:hAnsi="Times New Roman" w:cs="Times New Roman"/>
+          <w:i/>
+          <w:iCs/>
+        </w:rPr>
+        <w:t>S</w:t>
+      </w:r>
+      <w:r>
+        <w:rPr>
+          <w:rFonts w:ascii="Times New Roman" w:hAnsi="Times New Roman" w:cs="Times New Roman"/>
+        </w:rPr>
+        <w:t xml:space="preserve"> and treatment </w:t>
+      </w:r>
+      <w:r>
+        <w:rPr>
+          <w:rFonts w:ascii="Times New Roman" w:hAnsi="Times New Roman" w:cs="Times New Roman"/>
+          <w:i/>
+          <w:iCs/>
+        </w:rPr>
+        <w:t>T</w:t>
+      </w:r>
+      <w:r>
+        <w:rPr>
+          <w:rFonts w:ascii="Times New Roman" w:hAnsi="Times New Roman" w:cs="Times New Roman"/>
+        </w:rPr>
+        <w:t>.</w:t>
+      </w:r>
+      <w:r>
+        <w:rPr>
+          <w:rFonts w:ascii="Times New Roman" w:hAnsi="Times New Roman" w:cs="Times New Roman"/>
+        </w:rPr>
+        <w:t xml:space="preserve"> To ensure exponential decay does not decrease with </w:t>
+      </w:r>
+      <w:r>
+        <w:rPr>
+          <w:rFonts w:ascii="Times New Roman" w:hAnsi="Times New Roman" w:cs="Times New Roman"/>
+          <w:i/>
+          <w:iCs/>
+        </w:rPr>
+        <w:t>t</w:t>
+      </w:r>
+      <w:r>
+        <w:rPr>
+          <w:rFonts w:ascii="Times New Roman" w:hAnsi="Times New Roman" w:cs="Times New Roman"/>
+        </w:rPr>
+        <w:t xml:space="preserve">, which would violate the theory of detrital photosynthesis, </w:t>
+      </w:r>
+      <w:r>
+        <w:rPr>
+          <w:rFonts w:ascii="Times New Roman" w:hAnsi="Times New Roman" w:cs="Times New Roman"/>
+          <w:i/>
+          <w:iCs/>
+        </w:rPr>
+        <w:t>α</w:t>
+      </w:r>
+      <w:r>
+        <w:rPr>
+          <w:rFonts w:ascii="Times New Roman" w:hAnsi="Times New Roman" w:cs="Times New Roman"/>
+        </w:rPr>
+        <w:t xml:space="preserve"> was not sampled directly but re-parameterised as </w:t>
+      </w:r>
+      <w:r>
+        <w:rPr>
+          <w:rFonts w:ascii="Times New Roman" w:hAnsi="Times New Roman" w:cs="Times New Roman"/>
+          <w:i/>
+          <w:iCs/>
+        </w:rPr>
+        <w:t>δ</w:t>
+      </w:r>
+      <w:r>
+        <w:rPr>
+          <w:rFonts w:ascii="Times New Roman" w:hAnsi="Times New Roman" w:cs="Times New Roman"/>
+        </w:rPr>
+        <w:t xml:space="preserve"> = </w:t>
+      </w:r>
+      <w:r>
+        <w:rPr>
+          <w:rFonts w:ascii="Times New Roman" w:hAnsi="Times New Roman" w:cs="Times New Roman"/>
+          <w:i/>
+          <w:iCs/>
+        </w:rPr>
+        <w:t>α</w:t>
+      </w:r>
+      <w:r>
+        <w:rPr>
+          <w:rFonts w:ascii="Times New Roman" w:hAnsi="Times New Roman" w:cs="Times New Roman"/>
+        </w:rPr>
+        <w:t xml:space="preserve"> + </w:t>
+      </w:r>
+      <w:r>
+        <w:rPr>
+          <w:rFonts w:ascii="Times New Roman" w:hAnsi="Times New Roman" w:cs="Times New Roman"/>
+          <w:i/>
+          <w:iCs/>
+        </w:rPr>
+        <w:t>τ</w:t>
+      </w:r>
+      <w:r>
+        <w:rPr>
+          <w:rFonts w:ascii="Times New Roman" w:hAnsi="Times New Roman" w:cs="Times New Roman"/>
+        </w:rPr>
+        <w:t xml:space="preserve"> and then back-transformed as </w:t>
+      </w:r>
+      <w:r>
+        <w:rPr>
+          <w:rFonts w:ascii="Times New Roman" w:hAnsi="Times New Roman" w:cs="Times New Roman"/>
+          <w:i/>
+          <w:iCs/>
+        </w:rPr>
+        <w:t>α</w:t>
+      </w:r>
+      <w:r>
+        <w:rPr>
+          <w:rFonts w:ascii="Times New Roman" w:hAnsi="Times New Roman" w:cs="Times New Roman"/>
+        </w:rPr>
+        <w:t xml:space="preserve"> = </w:t>
+      </w:r>
+      <w:r>
+        <w:rPr>
+          <w:rFonts w:ascii="Times New Roman" w:hAnsi="Times New Roman" w:cs="Times New Roman"/>
+          <w:i/>
+          <w:iCs/>
+        </w:rPr>
+        <w:t>δ</w:t>
+      </w:r>
+      <w:r>
+        <w:rPr>
+          <w:rFonts w:ascii="Times New Roman" w:hAnsi="Times New Roman" w:cs="Times New Roman"/>
+        </w:rPr>
+        <w:t xml:space="preserve"> − </w:t>
+      </w:r>
+      <w:r>
+        <w:rPr>
+          <w:rFonts w:ascii="Times New Roman" w:hAnsi="Times New Roman" w:cs="Times New Roman"/>
+          <w:i/>
+          <w:iCs/>
+        </w:rPr>
+        <w:t>τ</w:t>
+      </w:r>
+      <w:r>
+        <w:rPr>
+          <w:rFonts w:ascii="Times New Roman" w:hAnsi="Times New Roman" w:cs="Times New Roman"/>
+        </w:rPr>
+        <w:t>, enforcing −</w:t>
+      </w:r>
+      <w:r>
+        <w:rPr>
+          <w:rFonts w:ascii="Times New Roman" w:hAnsi="Times New Roman" w:cs="Times New Roman"/>
+          <w:i/>
+          <w:iCs/>
+        </w:rPr>
+        <w:t>α</w:t>
+      </w:r>
+      <w:r>
+        <w:rPr>
+          <w:rFonts w:ascii="Times New Roman" w:hAnsi="Times New Roman" w:cs="Times New Roman"/>
+        </w:rPr>
+        <w:t xml:space="preserve"> &lt; </w:t>
+      </w:r>
+      <w:r>
+        <w:rPr>
+          <w:rFonts w:ascii="Times New Roman" w:hAnsi="Times New Roman" w:cs="Times New Roman"/>
+          <w:i/>
+          <w:iCs/>
+        </w:rPr>
+        <w:t>τ</w:t>
+      </w:r>
+      <w:r>
+        <w:rPr>
+          <w:rFonts w:ascii="Times New Roman" w:hAnsi="Times New Roman" w:cs="Times New Roman"/>
+        </w:rPr>
+        <w:t xml:space="preserve">. </w:t>
+      </w:r>
+      <w:r>
+        <w:rPr>
+          <w:rFonts w:ascii="Times New Roman" w:hAnsi="Times New Roman" w:cs="Times New Roman"/>
+          <w:i/>
+          <w:iCs/>
+        </w:rPr>
+        <w:t>ν</w:t>
+      </w:r>
+      <w:r>
+        <w:rPr>
+          <w:rFonts w:ascii="Times New Roman" w:hAnsi="Times New Roman" w:cs="Times New Roman"/>
+        </w:rPr>
+        <w:t xml:space="preserve"> is parameterised by the initial precision </w:t>
+      </w:r>
+      <w:r>
+        <w:rPr>
+          <w:rFonts w:ascii="Times New Roman" w:hAnsi="Times New Roman" w:cs="Times New Roman"/>
+          <w:i/>
+          <w:iCs/>
+        </w:rPr>
+        <w:t>ϵ</w:t>
+      </w:r>
+      <w:r>
+        <w:rPr>
+          <w:rFonts w:ascii="Times New Roman" w:hAnsi="Times New Roman" w:cs="Times New Roman"/>
+        </w:rPr>
+        <w:t xml:space="preserve">, the decay in precision </w:t>
+      </w:r>
+      <w:r>
+        <w:rPr>
+          <w:rFonts w:ascii="Times New Roman" w:hAnsi="Times New Roman" w:cs="Times New Roman"/>
+          <w:i/>
+          <w:iCs/>
+        </w:rPr>
+        <w:t xml:space="preserve">λ </w:t>
+      </w:r>
+      <w:r>
+        <w:rPr>
+          <w:rFonts w:ascii="Times New Roman" w:hAnsi="Times New Roman" w:cs="Times New Roman"/>
+        </w:rPr>
+        <w:t>(day</w:t>
+      </w:r>
+      <w:r>
+        <w:rPr>
+          <w:rFonts w:ascii="Times New Roman" w:hAnsi="Times New Roman" w:cs="Times New Roman"/>
+          <w:vertAlign w:val="superscript"/>
+        </w:rPr>
+        <w:t>−1</w:t>
+      </w:r>
+      <w:r>
+        <w:rPr>
+          <w:rFonts w:ascii="Times New Roman" w:hAnsi="Times New Roman" w:cs="Times New Roman"/>
+        </w:rPr>
+        <w:t xml:space="preserve">) and the final precision </w:t>
+      </w:r>
+      <w:r>
+        <w:rPr>
+          <w:rFonts w:ascii="Times New Roman" w:hAnsi="Times New Roman" w:cs="Times New Roman"/>
+          <w:i/>
+          <w:iCs/>
+        </w:rPr>
+        <w:t>θ</w:t>
+      </w:r>
+      <w:r>
+        <w:rPr>
+          <w:rFonts w:ascii="Times New Roman" w:hAnsi="Times New Roman" w:cs="Times New Roman"/>
+        </w:rPr>
+        <w:t>, also estimated for each species–treatment combination.</w:t>
+      </w:r>
+      <w:r>
+        <w:rPr>
+          <w:rFonts w:ascii="Times New Roman" w:hAnsi="Times New Roman" w:cs="Times New Roman"/>
+        </w:rPr>
+        <w:t xml:space="preserve"> </w:t>
+      </w:r>
+      <w:r>
+        <w:rPr>
+          <w:rFonts w:ascii="Times New Roman" w:hAnsi="Times New Roman" w:cs="Times New Roman"/>
+        </w:rPr>
+        <w:t>The corresponding</w:t>
+      </w:r>
+      <w:r>
+        <w:rPr>
+          <w:rFonts w:ascii="Times New Roman" w:hAnsi="Times New Roman" w:cs="Times New Roman"/>
+        </w:rPr>
+        <w:t xml:space="preserve"> conventional model is</w:t>
       </w:r>
     </w:p>
     <w:p>
@@ -8904,7 +9364,59 @@
           <w:rPr>
             <w:rFonts w:ascii="Cambria Math" w:eastAsiaTheme="minorEastAsia" w:hAnsi="Cambria Math" w:cs="Times New Roman"/>
           </w:rPr>
-          <m:t xml:space="preserve"> , σ )</m:t>
+          <m:t xml:space="preserve"> ,</m:t>
+        </m:r>
+        <m:sSub>
+          <m:sSubPr>
+            <m:ctrlPr>
+              <w:rPr>
+                <w:rFonts w:ascii="Cambria Math" w:eastAsiaTheme="minorEastAsia" w:hAnsi="Cambria Math" w:cs="Times New Roman"/>
+                <w:i/>
+              </w:rPr>
+            </m:ctrlPr>
+          </m:sSubPr>
+          <m:e>
+            <m:r>
+              <w:rPr>
+                <w:rFonts w:ascii="Cambria Math" w:eastAsiaTheme="minorEastAsia" w:hAnsi="Cambria Math" w:cs="Times New Roman"/>
+              </w:rPr>
+              <m:t>σ</m:t>
+            </m:r>
+          </m:e>
+          <m:sub>
+            <m:sSub>
+              <m:sSubPr>
+                <m:ctrlPr>
+                  <w:rPr>
+                    <w:rFonts w:ascii="Cambria Math" w:hAnsi="Cambria Math" w:cs="Times New Roman"/>
+                    <w:i/>
+                  </w:rPr>
+                </m:ctrlPr>
+              </m:sSubPr>
+              <m:e>
+                <m:r>
+                  <w:rPr>
+                    <w:rFonts w:ascii="Cambria Math" w:hAnsi="Cambria Math" w:cs="Times New Roman"/>
+                  </w:rPr>
+                  <m:t>ST</m:t>
+                </m:r>
+              </m:e>
+              <m:sub>
+                <m:r>
+                  <w:rPr>
+                    <w:rFonts w:ascii="Cambria Math" w:hAnsi="Cambria Math" w:cs="Times New Roman"/>
+                  </w:rPr>
+                  <m:t>i</m:t>
+                </m:r>
+              </m:sub>
+            </m:sSub>
+          </m:sub>
+        </m:sSub>
+        <m:r>
+          <w:rPr>
+            <w:rFonts w:ascii="Cambria Math" w:eastAsiaTheme="minorEastAsia" w:hAnsi="Cambria Math" w:cs="Times New Roman"/>
+          </w:rPr>
+          <m:t xml:space="preserve"> )</m:t>
         </m:r>
       </m:oMath>
       <w:r>
@@ -9034,12 +9546,32 @@
                   </m:r>
                 </m:e>
                 <m:sub>
-                  <m:r>
-                    <w:rPr>
-                      <w:rFonts w:ascii="Cambria Math" w:hAnsi="Cambria Math" w:cs="Times New Roman"/>
-                    </w:rPr>
-                    <m:t>i</m:t>
-                  </m:r>
+                  <m:sSub>
+                    <m:sSubPr>
+                      <m:ctrlPr>
+                        <w:rPr>
+                          <w:rFonts w:ascii="Cambria Math" w:hAnsi="Cambria Math" w:cs="Times New Roman"/>
+                          <w:i/>
+                        </w:rPr>
+                      </m:ctrlPr>
+                    </m:sSubPr>
+                    <m:e>
+                      <m:r>
+                        <w:rPr>
+                          <w:rFonts w:ascii="Cambria Math" w:hAnsi="Cambria Math" w:cs="Times New Roman"/>
+                        </w:rPr>
+                        <m:t>ST</m:t>
+                      </m:r>
+                    </m:e>
+                    <m:sub>
+                      <m:r>
+                        <w:rPr>
+                          <w:rFonts w:ascii="Cambria Math" w:hAnsi="Cambria Math" w:cs="Times New Roman"/>
+                        </w:rPr>
+                        <m:t>i</m:t>
+                      </m:r>
+                    </m:sub>
+                  </m:sSub>
                 </m:sub>
               </m:sSub>
               <m:sSub>
@@ -9079,8 +9611,12 @@
     <w:p>
       <w:pPr>
         <w:rPr>
+          <w:rStyle w:val="Strong"/>
           <w:rFonts w:ascii="Times New Roman" w:eastAsiaTheme="minorEastAsia" w:hAnsi="Times New Roman" w:cs="Times New Roman"/>
-          <w:lang w:bidi="he-IL"/>
+          <w:b w:val="0"/>
+          <w:bCs w:val="0"/>
+          <w:color w:val="000000"/>
+          <w:lang w:val="de-DE"/>
         </w:rPr>
       </w:pPr>
       <m:oMathPara>
@@ -9092,8 +9628,9 @@
             <m:funcPr>
               <m:ctrlPr>
                 <w:rPr>
-                  <w:rFonts w:ascii="Cambria Math" w:hAnsi="Cambria Math" w:cs="Times New Roman"/>
+                  <w:rFonts w:ascii="Cambria Math" w:eastAsiaTheme="minorEastAsia" w:hAnsi="Cambria Math" w:cs="Times New Roman"/>
                   <w:i/>
+                  <w:lang w:val="de-DE"/>
                 </w:rPr>
               </m:ctrlPr>
             </m:funcPr>
@@ -9103,7 +9640,8 @@
                   <m:sty m:val="p"/>
                 </m:rPr>
                 <w:rPr>
-                  <w:rFonts w:ascii="Cambria Math" w:hAnsi="Cambria Math" w:cs="Times New Roman"/>
+                  <w:rFonts w:ascii="Cambria Math" w:eastAsiaTheme="minorEastAsia" w:hAnsi="Cambria Math" w:cs="Times New Roman"/>
+                  <w:lang w:val="de-DE"/>
                 </w:rPr>
                 <m:t>ln</m:t>
               </m:r>
@@ -9113,7 +9651,7 @@
                 <m:sSubPr>
                   <m:ctrlPr>
                     <w:rPr>
-                      <w:rFonts w:ascii="Cambria Math" w:hAnsi="Cambria Math" w:cs="Times New Roman"/>
+                      <w:rFonts w:ascii="Cambria Math" w:eastAsiaTheme="minorEastAsia" w:hAnsi="Cambria Math" w:cs="Times New Roman"/>
                       <w:i/>
                     </w:rPr>
                   </m:ctrlPr>
@@ -9131,228 +9669,7 @@
                     <w:rPr>
                       <w:rFonts w:ascii="Cambria Math" w:hAnsi="Cambria Math" w:cs="Times New Roman"/>
                     </w:rPr>
-                    <m:t>i</m:t>
-                  </m:r>
-                </m:sub>
-              </m:sSub>
-            </m:e>
-          </m:func>
-          <m:r>
-            <w:rPr>
-              <w:rFonts w:ascii="Cambria Math" w:eastAsiaTheme="minorEastAsia" w:hAnsi="Cambria Math" w:cs="Times New Roman"/>
-              <w:lang w:val="de-DE" w:bidi="he-IL"/>
-            </w:rPr>
-            <m:t xml:space="preserve"> = </m:t>
-          </m:r>
-          <m:sSub>
-            <m:sSubPr>
-              <m:ctrlPr>
-                <w:rPr>
-                  <w:rFonts w:ascii="Cambria Math" w:eastAsiaTheme="minorEastAsia" w:hAnsi="Cambria Math" w:cs="Times New Roman"/>
-                  <w:i/>
-                </w:rPr>
-              </m:ctrlPr>
-            </m:sSubPr>
-            <m:e>
-              <m:func>
-                <m:funcPr>
-                  <m:ctrlPr>
-                    <w:rPr>
-                      <w:rFonts w:ascii="Cambria Math" w:eastAsiaTheme="minorEastAsia" w:hAnsi="Cambria Math" w:cs="Times New Roman"/>
-                      <w:i/>
-                    </w:rPr>
-                  </m:ctrlPr>
-                </m:funcPr>
-                <m:fName>
-                  <m:r>
-                    <m:rPr>
-                      <m:sty m:val="p"/>
-                    </m:rPr>
-                    <w:rPr>
-                      <w:rFonts w:ascii="Cambria Math" w:eastAsiaTheme="minorEastAsia" w:hAnsi="Cambria Math" w:cs="Times New Roman"/>
-                    </w:rPr>
-                    <m:t>ln</m:t>
-                  </m:r>
-                </m:fName>
-                <m:e>
-                  <m:r>
-                    <w:rPr>
-                      <w:rFonts w:ascii="Cambria Math" w:eastAsiaTheme="minorEastAsia" w:hAnsi="Cambria Math" w:cs="Times New Roman"/>
-                    </w:rPr>
-                    <m:t>k</m:t>
-                  </m:r>
-                </m:e>
-              </m:func>
-            </m:e>
-            <m:sub>
-              <m:sSub>
-                <m:sSubPr>
-                  <m:ctrlPr>
-                    <w:rPr>
-                      <w:rFonts w:ascii="Cambria Math" w:hAnsi="Cambria Math" w:cs="Times New Roman"/>
-                      <w:i/>
-                    </w:rPr>
-                  </m:ctrlPr>
-                </m:sSubPr>
-                <m:e>
-                  <m:r>
-                    <w:rPr>
-                      <w:rFonts w:ascii="Cambria Math" w:hAnsi="Cambria Math" w:cs="Times New Roman"/>
-                    </w:rPr>
-                    <m:t>T</m:t>
-                  </m:r>
-                </m:e>
-                <m:sub>
-                  <m:r>
-                    <w:rPr>
-                      <w:rFonts w:ascii="Cambria Math" w:hAnsi="Cambria Math" w:cs="Times New Roman"/>
-                    </w:rPr>
-                    <m:t>i</m:t>
-                  </m:r>
-                </m:sub>
-              </m:sSub>
-            </m:sub>
-          </m:sSub>
-          <m:r>
-            <w:rPr>
-              <w:rFonts w:ascii="Cambria Math" w:eastAsiaTheme="minorEastAsia" w:hAnsi="Cambria Math" w:cs="Times New Roman"/>
-            </w:rPr>
-            <m:t>+</m:t>
-          </m:r>
-          <m:sSub>
-            <m:sSubPr>
-              <m:ctrlPr>
-                <w:rPr>
-                  <w:rFonts w:ascii="Cambria Math" w:hAnsi="Cambria Math" w:cs="Times New Roman"/>
-                  <w:i/>
-                </w:rPr>
-              </m:ctrlPr>
-            </m:sSubPr>
-            <m:e>
-              <m:func>
-                <m:funcPr>
-                  <m:ctrlPr>
-                    <w:rPr>
-                      <w:rFonts w:ascii="Cambria Math" w:eastAsiaTheme="minorEastAsia" w:hAnsi="Cambria Math" w:cs="Times New Roman"/>
-                      <w:i/>
-                    </w:rPr>
-                  </m:ctrlPr>
-                </m:funcPr>
-                <m:fName>
-                  <m:r>
-                    <m:rPr>
-                      <m:sty m:val="p"/>
-                    </m:rPr>
-                    <w:rPr>
-                      <w:rFonts w:ascii="Cambria Math" w:eastAsiaTheme="minorEastAsia" w:hAnsi="Cambria Math" w:cs="Times New Roman"/>
-                    </w:rPr>
-                    <m:t>ln</m:t>
-                  </m:r>
-                </m:fName>
-                <m:e>
-                  <m:r>
-                    <w:rPr>
-                      <w:rFonts w:ascii="Cambria Math" w:eastAsiaTheme="minorEastAsia" w:hAnsi="Cambria Math" w:cs="Times New Roman"/>
-                    </w:rPr>
-                    <m:t>k</m:t>
-                  </m:r>
-                </m:e>
-              </m:func>
-            </m:e>
-            <m:sub>
-              <m:sSub>
-                <m:sSubPr>
-                  <m:ctrlPr>
-                    <w:rPr>
-                      <w:rFonts w:ascii="Cambria Math" w:hAnsi="Cambria Math" w:cs="Times New Roman"/>
-                      <w:i/>
-                    </w:rPr>
-                  </m:ctrlPr>
-                </m:sSubPr>
-                <m:e>
-                  <m:r>
-                    <w:rPr>
-                      <w:rFonts w:ascii="Cambria Math" w:hAnsi="Cambria Math" w:cs="Times New Roman"/>
-                    </w:rPr>
-                    <m:t>A</m:t>
-                  </m:r>
-                </m:e>
-                <m:sub>
-                  <m:r>
-                    <w:rPr>
-                      <w:rFonts w:ascii="Cambria Math" w:hAnsi="Cambria Math" w:cs="Times New Roman"/>
-                    </w:rPr>
-                    <m:t>i</m:t>
-                  </m:r>
-                </m:sub>
-              </m:sSub>
-            </m:sub>
-          </m:sSub>
-        </m:oMath>
-      </m:oMathPara>
-    </w:p>
-    <w:p>
-      <w:pPr>
-        <w:rPr>
-          <w:rStyle w:val="Strong"/>
-          <w:rFonts w:ascii="Times New Roman" w:eastAsiaTheme="minorEastAsia" w:hAnsi="Times New Roman" w:cs="Times New Roman"/>
-          <w:b w:val="0"/>
-          <w:bCs w:val="0"/>
-          <w:color w:val="000000"/>
-          <w:lang w:val="de-DE"/>
-        </w:rPr>
-      </w:pPr>
-      <m:oMathPara>
-        <m:oMathParaPr>
-          <m:jc m:val="left"/>
-        </m:oMathParaPr>
-        <m:oMath>
-          <m:func>
-            <m:funcPr>
-              <m:ctrlPr>
-                <w:rPr>
-                  <w:rFonts w:ascii="Cambria Math" w:eastAsiaTheme="minorEastAsia" w:hAnsi="Cambria Math" w:cs="Times New Roman"/>
-                  <w:i/>
-                  <w:lang w:val="de-DE"/>
-                </w:rPr>
-              </m:ctrlPr>
-            </m:funcPr>
-            <m:fName>
-              <m:r>
-                <m:rPr>
-                  <m:sty m:val="p"/>
-                </m:rPr>
-                <w:rPr>
-                  <w:rFonts w:ascii="Cambria Math" w:eastAsiaTheme="minorEastAsia" w:hAnsi="Cambria Math" w:cs="Times New Roman"/>
-                  <w:lang w:val="de-DE"/>
-                </w:rPr>
-                <m:t>ln</m:t>
-              </m:r>
-            </m:fName>
-            <m:e>
-              <m:sSub>
-                <m:sSubPr>
-                  <m:ctrlPr>
-                    <w:rPr>
-                      <w:rFonts w:ascii="Cambria Math" w:eastAsiaTheme="minorEastAsia" w:hAnsi="Cambria Math" w:cs="Times New Roman"/>
-                      <w:i/>
-                    </w:rPr>
-                  </m:ctrlPr>
-                </m:sSubPr>
-                <m:e>
-                  <m:r>
-                    <w:rPr>
-                      <w:rFonts w:ascii="Cambria Math" w:hAnsi="Cambria Math" w:cs="Times New Roman"/>
-                    </w:rPr>
-                    <m:t>k</m:t>
-                  </m:r>
-                </m:e>
-                <m:sub>
-                  <m:r>
-                    <w:rPr>
-                      <w:rFonts w:ascii="Cambria Math" w:hAnsi="Cambria Math" w:cs="Times New Roman"/>
-                    </w:rPr>
-                    <m:t>T</m:t>
+                    <m:t>ST</m:t>
                   </m:r>
                 </m:sub>
               </m:sSub>
@@ -9495,32 +9812,12 @@
                   </m:r>
                 </m:fName>
                 <m:e>
-                  <m:sSub>
-                    <m:sSubPr>
-                      <m:ctrlPr>
-                        <w:rPr>
-                          <w:rFonts w:ascii="Cambria Math" w:eastAsiaTheme="minorEastAsia" w:hAnsi="Cambria Math" w:cs="Times New Roman"/>
-                          <w:i/>
-                        </w:rPr>
-                      </m:ctrlPr>
-                    </m:sSubPr>
-                    <m:e>
-                      <m:r>
-                        <w:rPr>
-                          <w:rFonts w:ascii="Cambria Math" w:hAnsi="Cambria Math" w:cs="Times New Roman"/>
-                        </w:rPr>
-                        <m:t>k</m:t>
-                      </m:r>
-                    </m:e>
-                    <m:sub>
-                      <m:r>
-                        <w:rPr>
-                          <w:rFonts w:ascii="Cambria Math" w:hAnsi="Cambria Math" w:cs="Times New Roman"/>
-                        </w:rPr>
-                        <m:t>T</m:t>
-                      </m:r>
-                    </m:sub>
-                  </m:sSub>
+                  <m:r>
+                    <w:rPr>
+                      <w:rFonts w:ascii="Cambria Math" w:hAnsi="Cambria Math" w:cs="Times New Roman"/>
+                    </w:rPr>
+                    <m:t>k</m:t>
+                  </m:r>
                 </m:e>
               </m:func>
             </m:sub>
@@ -9588,9 +9885,9 @@
                 <m:e>
                   <m:r>
                     <w:rPr>
-                      <w:rFonts w:ascii="Cambria Math" w:hAnsi="Cambria Math" w:cs="Times New Roman"/>
-                    </w:rPr>
-                    <m:t>k</m:t>
+                      <w:rFonts w:ascii="Cambria Math" w:eastAsiaTheme="minorEastAsia" w:hAnsi="Cambria Math" w:cs="Times New Roman"/>
+                    </w:rPr>
+                    <m:t>σ</m:t>
                   </m:r>
                 </m:e>
                 <m:sub>
@@ -9598,7 +9895,7 @@
                     <w:rPr>
                       <w:rFonts w:ascii="Cambria Math" w:hAnsi="Cambria Math" w:cs="Times New Roman"/>
                     </w:rPr>
-                    <m:t>A</m:t>
+                    <m:t>ST</m:t>
                   </m:r>
                 </m:sub>
               </m:sSub>
@@ -9637,7 +9934,65 @@
               <w:color w:val="000000"/>
               <w:lang w:val="de-DE"/>
             </w:rPr>
-            <m:t xml:space="preserve">( 0 , </m:t>
+            <m:t xml:space="preserve">( </m:t>
+          </m:r>
+          <m:acc>
+            <m:accPr>
+              <m:chr m:val="̅"/>
+              <m:ctrlPr>
+                <w:rPr>
+                  <w:rFonts w:ascii="Cambria Math" w:eastAsiaTheme="minorEastAsia" w:hAnsi="Cambria Math" w:cs="Times New Roman"/>
+                  <w:i/>
+                  <w:color w:val="000000"/>
+                  <w:lang w:val="de-DE"/>
+                </w:rPr>
+              </m:ctrlPr>
+            </m:accPr>
+            <m:e>
+              <m:func>
+                <m:funcPr>
+                  <m:ctrlPr>
+                    <w:rPr>
+                      <w:rFonts w:ascii="Cambria Math" w:eastAsiaTheme="minorEastAsia" w:hAnsi="Cambria Math" w:cs="Times New Roman"/>
+                      <w:i/>
+                      <w:color w:val="000000"/>
+                      <w:lang w:val="de-DE"/>
+                    </w:rPr>
+                  </m:ctrlPr>
+                </m:funcPr>
+                <m:fName>
+                  <m:r>
+                    <m:rPr>
+                      <m:sty m:val="p"/>
+                    </m:rPr>
+                    <w:rPr>
+                      <w:rStyle w:val="Strong"/>
+                      <w:rFonts w:ascii="Cambria Math" w:eastAsiaTheme="minorEastAsia" w:hAnsi="Cambria Math" w:cs="Times New Roman"/>
+                      <w:color w:val="000000"/>
+                      <w:lang w:val="de-DE"/>
+                    </w:rPr>
+                    <m:t>ln</m:t>
+                  </m:r>
+                </m:fName>
+                <m:e>
+                  <m:r>
+                    <w:rPr>
+                      <w:rFonts w:ascii="Cambria Math" w:eastAsiaTheme="minorEastAsia" w:hAnsi="Cambria Math" w:cs="Times New Roman"/>
+                    </w:rPr>
+                    <m:t>σ</m:t>
+                  </m:r>
+                </m:e>
+              </m:func>
+            </m:e>
+          </m:acc>
+          <m:r>
+            <w:rPr>
+              <w:rStyle w:val="Strong"/>
+              <w:rFonts w:ascii="Cambria Math" w:eastAsiaTheme="minorEastAsia" w:hAnsi="Cambria Math" w:cs="Times New Roman"/>
+              <w:color w:val="000000"/>
+              <w:lang w:val="de-DE"/>
+            </w:rPr>
+            <m:t xml:space="preserve"> , </m:t>
           </m:r>
           <m:sSub>
             <m:sSubPr>
@@ -9683,32 +10038,12 @@
                   </m:r>
                 </m:fName>
                 <m:e>
-                  <m:sSub>
-                    <m:sSubPr>
-                      <m:ctrlPr>
-                        <w:rPr>
-                          <w:rFonts w:ascii="Cambria Math" w:eastAsiaTheme="minorEastAsia" w:hAnsi="Cambria Math" w:cs="Times New Roman"/>
-                          <w:i/>
-                        </w:rPr>
-                      </m:ctrlPr>
-                    </m:sSubPr>
-                    <m:e>
-                      <m:r>
-                        <w:rPr>
-                          <w:rFonts w:ascii="Cambria Math" w:hAnsi="Cambria Math" w:cs="Times New Roman"/>
-                        </w:rPr>
-                        <m:t>k</m:t>
-                      </m:r>
-                    </m:e>
-                    <m:sub>
-                      <m:r>
-                        <w:rPr>
-                          <w:rFonts w:ascii="Cambria Math" w:hAnsi="Cambria Math" w:cs="Times New Roman"/>
-                        </w:rPr>
-                        <m:t>A</m:t>
-                      </m:r>
-                    </m:sub>
-                  </m:sSub>
+                  <m:r>
+                    <w:rPr>
+                      <w:rFonts w:ascii="Cambria Math" w:eastAsiaTheme="minorEastAsia" w:hAnsi="Cambria Math" w:cs="Times New Roman"/>
+                    </w:rPr>
+                    <m:t>σ</m:t>
+                  </m:r>
                 </m:e>
               </m:func>
             </m:sub>
@@ -9728,6 +10063,144 @@
     <w:p>
       <w:pPr>
         <w:rPr>
+          <w:rFonts w:ascii="Times New Roman" w:eastAsiaTheme="minorEastAsia" w:hAnsi="Times New Roman" w:cs="Times New Roman"/>
+          <w:lang w:val="de-DE"/>
+        </w:rPr>
+      </w:pPr>
+      <m:oMathPara>
+        <m:oMathParaPr>
+          <m:jc m:val="left"/>
+        </m:oMathParaPr>
+        <m:oMath>
+          <m:acc>
+            <m:accPr>
+              <m:chr m:val="̅"/>
+              <m:ctrlPr>
+                <w:rPr>
+                  <w:rFonts w:ascii="Cambria Math" w:eastAsiaTheme="minorEastAsia" w:hAnsi="Cambria Math" w:cs="Times New Roman"/>
+                  <w:i/>
+                  <w:color w:val="000000"/>
+                  <w:lang w:val="de-DE"/>
+                </w:rPr>
+              </m:ctrlPr>
+            </m:accPr>
+            <m:e>
+              <m:func>
+                <m:funcPr>
+                  <m:ctrlPr>
+                    <w:rPr>
+                      <w:rFonts w:ascii="Cambria Math" w:eastAsiaTheme="minorEastAsia" w:hAnsi="Cambria Math" w:cs="Times New Roman"/>
+                      <w:i/>
+                      <w:color w:val="000000"/>
+                      <w:lang w:val="de-DE"/>
+                    </w:rPr>
+                  </m:ctrlPr>
+                </m:funcPr>
+                <m:fName>
+                  <m:r>
+                    <m:rPr>
+                      <m:sty m:val="p"/>
+                    </m:rPr>
+                    <w:rPr>
+                      <w:rStyle w:val="Strong"/>
+                      <w:rFonts w:ascii="Cambria Math" w:eastAsiaTheme="minorEastAsia" w:hAnsi="Cambria Math" w:cs="Times New Roman"/>
+                      <w:color w:val="000000"/>
+                      <w:lang w:val="de-DE"/>
+                    </w:rPr>
+                    <m:t>ln</m:t>
+                  </m:r>
+                </m:fName>
+                <m:e>
+                  <m:r>
+                    <w:rPr>
+                      <w:rFonts w:ascii="Cambria Math" w:hAnsi="Cambria Math" w:cs="Times New Roman"/>
+                    </w:rPr>
+                    <m:t>k</m:t>
+                  </m:r>
+                </m:e>
+              </m:func>
+            </m:e>
+          </m:acc>
+          <m:r>
+            <w:rPr>
+              <w:rFonts w:ascii="Cambria Math" w:eastAsiaTheme="minorEastAsia" w:hAnsi="Cambria Math" w:cs="Times New Roman"/>
+              <w:lang w:val="de-DE"/>
+            </w:rPr>
+            <m:t xml:space="preserve"> ~</m:t>
+          </m:r>
+          <m:r>
+            <w:rPr>
+              <w:rFonts w:ascii="Cambria Math" w:eastAsiaTheme="minorEastAsia" w:hAnsi="Cambria Math" w:cs="Times New Roman"/>
+              <w:lang w:val="de-DE" w:bidi="he-IL"/>
+            </w:rPr>
+            <m:t xml:space="preserve"> </m:t>
+          </m:r>
+          <m:r>
+            <m:rPr>
+              <m:sty m:val="p"/>
+            </m:rPr>
+            <w:rPr>
+              <w:rStyle w:val="Strong"/>
+              <w:rFonts w:ascii="Cambria Math" w:eastAsiaTheme="minorEastAsia" w:hAnsi="Cambria Math" w:cs="Times New Roman"/>
+              <w:color w:val="000000"/>
+              <w:lang w:val="de-DE"/>
+            </w:rPr>
+            <m:t xml:space="preserve">Normal( </m:t>
+          </m:r>
+          <m:func>
+            <m:funcPr>
+              <m:ctrlPr>
+                <w:rPr>
+                  <w:rFonts w:ascii="Cambria Math" w:eastAsiaTheme="minorEastAsia" w:hAnsi="Cambria Math" w:cs="Times New Roman"/>
+                  <w:color w:val="000000"/>
+                  <w:lang w:val="de-DE"/>
+                </w:rPr>
+              </m:ctrlPr>
+            </m:funcPr>
+            <m:fName>
+              <m:r>
+                <m:rPr>
+                  <m:sty m:val="p"/>
+                </m:rPr>
+                <w:rPr>
+                  <w:rStyle w:val="Strong"/>
+                  <w:rFonts w:ascii="Cambria Math" w:eastAsiaTheme="minorEastAsia" w:hAnsi="Cambria Math" w:cs="Times New Roman"/>
+                  <w:color w:val="000000"/>
+                  <w:lang w:val="de-DE"/>
+                </w:rPr>
+                <m:t>ln</m:t>
+              </m:r>
+            </m:fName>
+            <m:e>
+              <m:r>
+                <w:rPr>
+                  <w:rStyle w:val="Strong"/>
+                  <w:rFonts w:ascii="Cambria Math" w:eastAsiaTheme="minorEastAsia" w:hAnsi="Cambria Math" w:cs="Times New Roman"/>
+                  <w:color w:val="000000"/>
+                  <w:lang w:val="de-DE"/>
+                </w:rPr>
+                <m:t>0.06</m:t>
+              </m:r>
+            </m:e>
+          </m:func>
+          <m:r>
+            <m:rPr>
+              <m:sty m:val="p"/>
+            </m:rPr>
+            <w:rPr>
+              <w:rStyle w:val="Strong"/>
+              <w:rFonts w:ascii="Cambria Math" w:eastAsiaTheme="minorEastAsia" w:hAnsi="Cambria Math" w:cs="Times New Roman"/>
+              <w:color w:val="000000"/>
+              <w:lang w:val="de-DE"/>
+            </w:rPr>
+            <m:t xml:space="preserve"> , 0.6 )</m:t>
+          </m:r>
+        </m:oMath>
+      </m:oMathPara>
+    </w:p>
+    <w:p>
+      <w:pPr>
+        <w:rPr>
           <w:rStyle w:val="Strong"/>
           <w:rFonts w:ascii="Times New Roman" w:eastAsiaTheme="minorEastAsia" w:hAnsi="Times New Roman" w:cs="Times New Roman"/>
           <w:b w:val="0"/>
@@ -9735,6 +10208,438 @@
           <w:lang w:val="de-DE"/>
         </w:rPr>
       </w:pPr>
+      <m:oMathPara>
+        <m:oMathParaPr>
+          <m:jc m:val="left"/>
+        </m:oMathParaPr>
+        <m:oMath>
+          <m:acc>
+            <m:accPr>
+              <m:chr m:val="̅"/>
+              <m:ctrlPr>
+                <w:rPr>
+                  <w:rFonts w:ascii="Cambria Math" w:eastAsiaTheme="minorEastAsia" w:hAnsi="Cambria Math" w:cs="Times New Roman"/>
+                  <w:i/>
+                  <w:color w:val="000000"/>
+                  <w:lang w:val="de-DE"/>
+                </w:rPr>
+              </m:ctrlPr>
+            </m:accPr>
+            <m:e>
+              <m:func>
+                <m:funcPr>
+                  <m:ctrlPr>
+                    <w:rPr>
+                      <w:rFonts w:ascii="Cambria Math" w:eastAsiaTheme="minorEastAsia" w:hAnsi="Cambria Math" w:cs="Times New Roman"/>
+                      <w:i/>
+                      <w:color w:val="000000"/>
+                      <w:lang w:val="de-DE"/>
+                    </w:rPr>
+                  </m:ctrlPr>
+                </m:funcPr>
+                <m:fName>
+                  <m:r>
+                    <m:rPr>
+                      <m:sty m:val="p"/>
+                    </m:rPr>
+                    <w:rPr>
+                      <w:rStyle w:val="Strong"/>
+                      <w:rFonts w:ascii="Cambria Math" w:eastAsiaTheme="minorEastAsia" w:hAnsi="Cambria Math" w:cs="Times New Roman"/>
+                      <w:color w:val="000000"/>
+                      <w:lang w:val="de-DE"/>
+                    </w:rPr>
+                    <m:t>ln</m:t>
+                  </m:r>
+                </m:fName>
+                <m:e>
+                  <m:r>
+                    <w:rPr>
+                      <w:rFonts w:ascii="Cambria Math" w:eastAsiaTheme="minorEastAsia" w:hAnsi="Cambria Math" w:cs="Times New Roman"/>
+                    </w:rPr>
+                    <m:t>σ</m:t>
+                  </m:r>
+                </m:e>
+              </m:func>
+            </m:e>
+          </m:acc>
+          <m:r>
+            <w:rPr>
+              <w:rFonts w:ascii="Cambria Math" w:eastAsiaTheme="minorEastAsia" w:hAnsi="Cambria Math" w:cs="Times New Roman"/>
+              <w:lang w:val="de-DE"/>
+            </w:rPr>
+            <m:t xml:space="preserve"> ~</m:t>
+          </m:r>
+          <m:r>
+            <w:rPr>
+              <w:rFonts w:ascii="Cambria Math" w:eastAsiaTheme="minorEastAsia" w:hAnsi="Cambria Math" w:cs="Times New Roman"/>
+              <w:lang w:val="de-DE" w:bidi="he-IL"/>
+            </w:rPr>
+            <m:t xml:space="preserve"> </m:t>
+          </m:r>
+          <m:r>
+            <m:rPr>
+              <m:sty m:val="p"/>
+            </m:rPr>
+            <w:rPr>
+              <w:rStyle w:val="Strong"/>
+              <w:rFonts w:ascii="Cambria Math" w:eastAsiaTheme="minorEastAsia" w:hAnsi="Cambria Math" w:cs="Times New Roman"/>
+              <w:color w:val="000000"/>
+              <w:lang w:val="de-DE"/>
+            </w:rPr>
+            <m:t xml:space="preserve">Normal( </m:t>
+          </m:r>
+          <m:func>
+            <m:funcPr>
+              <m:ctrlPr>
+                <w:rPr>
+                  <w:rFonts w:ascii="Cambria Math" w:eastAsiaTheme="minorEastAsia" w:hAnsi="Cambria Math" w:cs="Times New Roman"/>
+                  <w:color w:val="000000"/>
+                  <w:lang w:val="de-DE"/>
+                </w:rPr>
+              </m:ctrlPr>
+            </m:funcPr>
+            <m:fName>
+              <m:r>
+                <m:rPr>
+                  <m:sty m:val="p"/>
+                </m:rPr>
+                <w:rPr>
+                  <w:rStyle w:val="Strong"/>
+                  <w:rFonts w:ascii="Cambria Math" w:eastAsiaTheme="minorEastAsia" w:hAnsi="Cambria Math" w:cs="Times New Roman"/>
+                  <w:color w:val="000000"/>
+                  <w:lang w:val="de-DE"/>
+                </w:rPr>
+                <m:t>ln</m:t>
+              </m:r>
+            </m:fName>
+            <m:e>
+              <m:r>
+                <w:rPr>
+                  <w:rStyle w:val="Strong"/>
+                  <w:rFonts w:ascii="Cambria Math" w:eastAsiaTheme="minorEastAsia" w:hAnsi="Cambria Math" w:cs="Times New Roman"/>
+                  <w:color w:val="000000"/>
+                  <w:lang w:val="de-DE"/>
+                </w:rPr>
+                <m:t>0.1</m:t>
+              </m:r>
+            </m:e>
+          </m:func>
+          <m:r>
+            <m:rPr>
+              <m:sty m:val="p"/>
+            </m:rPr>
+            <w:rPr>
+              <w:rStyle w:val="Strong"/>
+              <w:rFonts w:ascii="Cambria Math" w:eastAsiaTheme="minorEastAsia" w:hAnsi="Cambria Math" w:cs="Times New Roman"/>
+              <w:color w:val="000000"/>
+              <w:lang w:val="de-DE"/>
+            </w:rPr>
+            <m:t xml:space="preserve"> , 0.3 )</m:t>
+          </m:r>
+        </m:oMath>
+      </m:oMathPara>
+    </w:p>
+    <w:p>
+      <w:pPr>
+        <w:rPr>
+          <w:rFonts w:ascii="Times New Roman" w:eastAsiaTheme="minorEastAsia" w:hAnsi="Times New Roman" w:cs="Times New Roman"/>
+          <w:lang w:val="de-DE"/>
+        </w:rPr>
+      </w:pPr>
+      <m:oMathPara>
+        <m:oMathParaPr>
+          <m:jc m:val="left"/>
+        </m:oMathParaPr>
+        <m:oMath>
+          <m:sSub>
+            <m:sSubPr>
+              <m:ctrlPr>
+                <w:rPr>
+                  <w:rFonts w:ascii="Cambria Math" w:eastAsiaTheme="minorEastAsia" w:hAnsi="Cambria Math" w:cs="Times New Roman"/>
+                  <w:i/>
+                  <w:color w:val="000000"/>
+                  <w:lang w:val="de-DE"/>
+                </w:rPr>
+              </m:ctrlPr>
+            </m:sSubPr>
+            <m:e>
+              <m:r>
+                <w:rPr>
+                  <w:rStyle w:val="Strong"/>
+                  <w:rFonts w:ascii="Cambria Math" w:eastAsiaTheme="minorEastAsia" w:hAnsi="Cambria Math" w:cs="Times New Roman"/>
+                  <w:color w:val="000000"/>
+                  <w:lang w:val="de-DE"/>
+                </w:rPr>
+                <m:t>σ</m:t>
+              </m:r>
+            </m:e>
+            <m:sub>
+              <m:func>
+                <m:funcPr>
+                  <m:ctrlPr>
+                    <w:rPr>
+                      <w:rFonts w:ascii="Cambria Math" w:hAnsi="Cambria Math" w:cs="Times New Roman"/>
+                      <w:i/>
+                    </w:rPr>
+                  </m:ctrlPr>
+                </m:funcPr>
+                <m:fName>
+                  <m:r>
+                    <m:rPr>
+                      <m:sty m:val="p"/>
+                    </m:rPr>
+                    <w:rPr>
+                      <w:rFonts w:ascii="Cambria Math" w:hAnsi="Cambria Math" w:cs="Times New Roman"/>
+                    </w:rPr>
+                    <m:t>ln</m:t>
+                  </m:r>
+                </m:fName>
+                <m:e>
+                  <m:r>
+                    <w:rPr>
+                      <w:rFonts w:ascii="Cambria Math" w:hAnsi="Cambria Math" w:cs="Times New Roman"/>
+                    </w:rPr>
+                    <m:t>k</m:t>
+                  </m:r>
+                </m:e>
+              </m:func>
+            </m:sub>
+          </m:sSub>
+          <m:r>
+            <w:rPr>
+              <w:rFonts w:ascii="Cambria Math" w:eastAsiaTheme="minorEastAsia" w:hAnsi="Cambria Math" w:cs="Times New Roman"/>
+              <w:lang w:val="de-DE"/>
+            </w:rPr>
+            <m:t xml:space="preserve"> ~</m:t>
+          </m:r>
+          <m:r>
+            <w:rPr>
+              <w:rFonts w:ascii="Cambria Math" w:eastAsiaTheme="minorEastAsia" w:hAnsi="Cambria Math" w:cs="Times New Roman"/>
+              <w:lang w:val="de-DE" w:bidi="he-IL"/>
+            </w:rPr>
+            <m:t xml:space="preserve"> </m:t>
+          </m:r>
+          <m:sSub>
+            <m:sSubPr>
+              <m:ctrlPr>
+                <w:rPr>
+                  <w:rFonts w:ascii="Cambria Math" w:eastAsiaTheme="minorEastAsia" w:hAnsi="Cambria Math" w:cs="Times New Roman"/>
+                  <w:color w:val="000000"/>
+                  <w:lang w:val="de-DE"/>
+                </w:rPr>
+              </m:ctrlPr>
+            </m:sSubPr>
+            <m:e>
+              <m:r>
+                <m:rPr>
+                  <m:sty m:val="p"/>
+                </m:rPr>
+                <w:rPr>
+                  <w:rStyle w:val="Strong"/>
+                  <w:rFonts w:ascii="Cambria Math" w:eastAsiaTheme="minorEastAsia" w:hAnsi="Cambria Math" w:cs="Times New Roman"/>
+                  <w:color w:val="000000"/>
+                  <w:lang w:val="de-DE"/>
+                </w:rPr>
+                <m:t>Normal</m:t>
+              </m:r>
+            </m:e>
+            <m:sub>
+              <m:r>
+                <w:rPr>
+                  <w:rStyle w:val="Strong"/>
+                  <w:rFonts w:ascii="Cambria Math" w:eastAsiaTheme="minorEastAsia" w:hAnsi="Cambria Math" w:cs="Times New Roman"/>
+                  <w:color w:val="000000"/>
+                  <w:lang w:val="de-DE"/>
+                </w:rPr>
+                <m:t>0,∞</m:t>
+              </m:r>
+            </m:sub>
+          </m:sSub>
+          <m:r>
+            <m:rPr>
+              <m:sty m:val="p"/>
+            </m:rPr>
+            <w:rPr>
+              <w:rStyle w:val="Strong"/>
+              <w:rFonts w:ascii="Cambria Math" w:eastAsiaTheme="minorEastAsia" w:hAnsi="Cambria Math" w:cs="Times New Roman"/>
+              <w:color w:val="000000"/>
+              <w:lang w:val="de-DE"/>
+            </w:rPr>
+            <m:t>( 0 , 0.6 )</m:t>
+          </m:r>
+        </m:oMath>
+      </m:oMathPara>
+    </w:p>
+    <w:p>
+      <w:pPr>
+        <w:rPr>
+          <w:rFonts w:ascii="Times New Roman" w:eastAsiaTheme="minorEastAsia" w:hAnsi="Times New Roman" w:cs="Times New Roman"/>
+          <w:lang w:val="de-DE"/>
+        </w:rPr>
+      </w:pPr>
+      <m:oMathPara>
+        <m:oMathParaPr>
+          <m:jc m:val="left"/>
+        </m:oMathParaPr>
+        <m:oMath>
+          <m:sSub>
+            <m:sSubPr>
+              <m:ctrlPr>
+                <w:rPr>
+                  <w:rFonts w:ascii="Cambria Math" w:eastAsiaTheme="minorEastAsia" w:hAnsi="Cambria Math" w:cs="Times New Roman"/>
+                  <w:i/>
+                  <w:color w:val="000000"/>
+                  <w:lang w:val="de-DE"/>
+                </w:rPr>
+              </m:ctrlPr>
+            </m:sSubPr>
+            <m:e>
+              <m:r>
+                <w:rPr>
+                  <w:rStyle w:val="Strong"/>
+                  <w:rFonts w:ascii="Cambria Math" w:eastAsiaTheme="minorEastAsia" w:hAnsi="Cambria Math" w:cs="Times New Roman"/>
+                  <w:color w:val="000000"/>
+                  <w:lang w:val="de-DE"/>
+                </w:rPr>
+                <m:t>σ</m:t>
+              </m:r>
+            </m:e>
+            <m:sub>
+              <m:func>
+                <m:funcPr>
+                  <m:ctrlPr>
+                    <w:rPr>
+                      <w:rFonts w:ascii="Cambria Math" w:hAnsi="Cambria Math" w:cs="Times New Roman"/>
+                      <w:i/>
+                    </w:rPr>
+                  </m:ctrlPr>
+                </m:funcPr>
+                <m:fName>
+                  <m:r>
+                    <m:rPr>
+                      <m:sty m:val="p"/>
+                    </m:rPr>
+                    <w:rPr>
+                      <w:rFonts w:ascii="Cambria Math" w:hAnsi="Cambria Math" w:cs="Times New Roman"/>
+                    </w:rPr>
+                    <m:t>ln</m:t>
+                  </m:r>
+                </m:fName>
+                <m:e>
+                  <m:r>
+                    <w:rPr>
+                      <w:rFonts w:ascii="Cambria Math" w:eastAsiaTheme="minorEastAsia" w:hAnsi="Cambria Math" w:cs="Times New Roman"/>
+                    </w:rPr>
+                    <m:t>σ</m:t>
+                  </m:r>
+                </m:e>
+              </m:func>
+            </m:sub>
+          </m:sSub>
+          <m:r>
+            <w:rPr>
+              <w:rFonts w:ascii="Cambria Math" w:eastAsiaTheme="minorEastAsia" w:hAnsi="Cambria Math" w:cs="Times New Roman"/>
+              <w:lang w:val="de-DE"/>
+            </w:rPr>
+            <m:t xml:space="preserve"> ~</m:t>
+          </m:r>
+          <m:r>
+            <w:rPr>
+              <w:rFonts w:ascii="Cambria Math" w:eastAsiaTheme="minorEastAsia" w:hAnsi="Cambria Math" w:cs="Times New Roman"/>
+              <w:lang w:val="de-DE" w:bidi="he-IL"/>
+            </w:rPr>
+            <m:t xml:space="preserve"> </m:t>
+          </m:r>
+          <m:sSub>
+            <m:sSubPr>
+              <m:ctrlPr>
+                <w:rPr>
+                  <w:rFonts w:ascii="Cambria Math" w:eastAsiaTheme="minorEastAsia" w:hAnsi="Cambria Math" w:cs="Times New Roman"/>
+                  <w:color w:val="000000"/>
+                  <w:lang w:val="de-DE"/>
+                </w:rPr>
+              </m:ctrlPr>
+            </m:sSubPr>
+            <m:e>
+              <m:r>
+                <m:rPr>
+                  <m:sty m:val="p"/>
+                </m:rPr>
+                <w:rPr>
+                  <w:rStyle w:val="Strong"/>
+                  <w:rFonts w:ascii="Cambria Math" w:eastAsiaTheme="minorEastAsia" w:hAnsi="Cambria Math" w:cs="Times New Roman"/>
+                  <w:color w:val="000000"/>
+                  <w:lang w:val="de-DE"/>
+                </w:rPr>
+                <m:t>Normal</m:t>
+              </m:r>
+            </m:e>
+            <m:sub>
+              <m:r>
+                <w:rPr>
+                  <w:rStyle w:val="Strong"/>
+                  <w:rFonts w:ascii="Cambria Math" w:eastAsiaTheme="minorEastAsia" w:hAnsi="Cambria Math" w:cs="Times New Roman"/>
+                  <w:color w:val="000000"/>
+                  <w:lang w:val="de-DE"/>
+                </w:rPr>
+                <m:t>0,∞</m:t>
+              </m:r>
+            </m:sub>
+          </m:sSub>
+          <m:r>
+            <m:rPr>
+              <m:sty m:val="p"/>
+            </m:rPr>
+            <w:rPr>
+              <w:rStyle w:val="Strong"/>
+              <w:rFonts w:ascii="Cambria Math" w:eastAsiaTheme="minorEastAsia" w:hAnsi="Cambria Math" w:cs="Times New Roman"/>
+              <w:color w:val="000000"/>
+              <w:lang w:val="de-DE"/>
+            </w:rPr>
+            <m:t>( 0 , 0.3 )</m:t>
+          </m:r>
+        </m:oMath>
+      </m:oMathPara>
+    </w:p>
+    <w:p>
+      <w:pPr>
+        <w:rPr>
+          <w:rFonts w:ascii="Times New Roman" w:hAnsi="Times New Roman" w:cs="Times New Roman"/>
+        </w:rPr>
+      </w:pPr>
+    </w:p>
+    <w:p>
+      <w:pPr>
+        <w:rPr>
+          <w:rFonts w:ascii="Times New Roman" w:hAnsi="Times New Roman" w:cs="Times New Roman"/>
+        </w:rPr>
+      </w:pPr>
+      <w:r>
+        <w:rPr>
+          <w:rFonts w:ascii="Times New Roman" w:hAnsi="Times New Roman" w:cs="Times New Roman"/>
+        </w:rPr>
+        <w:t xml:space="preserve">where </w:t>
+      </w:r>
+      <w:r>
+        <w:rPr>
+          <w:rFonts w:ascii="Times New Roman" w:hAnsi="Times New Roman" w:cs="Times New Roman"/>
+          <w:i/>
+          <w:iCs/>
+        </w:rPr>
+        <w:t>m</w:t>
+      </w:r>
+      <w:r>
+        <w:rPr>
+          <w:rFonts w:ascii="Times New Roman" w:hAnsi="Times New Roman" w:cs="Times New Roman"/>
+        </w:rPr>
+        <w:t xml:space="preserve"> is estimated by a normal distribution—the conventional choice of likelihood—with mean</w:t>
+      </w:r>
+      <w:r>
+        <w:rPr>
+          <w:rFonts w:ascii="Times New Roman" w:hAnsi="Times New Roman" w:cs="Times New Roman"/>
+        </w:rPr>
+        <w:t xml:space="preserve"> </w:t>
+      </w:r>
       <m:oMath>
         <m:acc>
           <m:accPr>
@@ -9742,433 +10647,93 @@
             <m:ctrlPr>
               <w:rPr>
                 <w:rFonts w:ascii="Cambria Math" w:eastAsiaTheme="minorEastAsia" w:hAnsi="Cambria Math" w:cs="Times New Roman"/>
-                <w:i/>
-                <w:color w:val="000000"/>
-                <w:lang w:val="de-DE"/>
+                <w:iCs/>
               </w:rPr>
             </m:ctrlPr>
           </m:accPr>
           <m:e>
-            <m:func>
-              <m:funcPr>
-                <m:ctrlPr>
-                  <w:rPr>
-                    <w:rFonts w:ascii="Cambria Math" w:eastAsiaTheme="minorEastAsia" w:hAnsi="Cambria Math" w:cs="Times New Roman"/>
-                    <w:i/>
-                    <w:color w:val="000000"/>
-                    <w:lang w:val="de-DE"/>
-                  </w:rPr>
-                </m:ctrlPr>
-              </m:funcPr>
-              <m:fName>
-                <m:r>
-                  <m:rPr>
-                    <m:sty m:val="p"/>
-                  </m:rPr>
-                  <w:rPr>
-                    <w:rStyle w:val="Strong"/>
-                    <w:rFonts w:ascii="Cambria Math" w:eastAsiaTheme="minorEastAsia" w:hAnsi="Cambria Math" w:cs="Times New Roman"/>
-                    <w:color w:val="000000"/>
-                    <w:lang w:val="de-DE"/>
-                  </w:rPr>
-                  <m:t>ln</m:t>
-                </m:r>
-              </m:fName>
-              <m:e>
-                <m:r>
-                  <w:rPr>
-                    <w:rFonts w:ascii="Cambria Math" w:hAnsi="Cambria Math" w:cs="Times New Roman"/>
-                  </w:rPr>
-                  <m:t>k</m:t>
-                </m:r>
-              </m:e>
-            </m:func>
+            <m:r>
+              <m:rPr>
+                <m:nor/>
+              </m:rPr>
+              <w:rPr>
+                <w:rFonts w:ascii="Times New Roman" w:eastAsiaTheme="minorEastAsia" w:hAnsi="Times New Roman" w:cs="Times New Roman"/>
+                <w:i/>
+              </w:rPr>
+              <m:t>m</m:t>
+            </m:r>
           </m:e>
         </m:acc>
-        <m:r>
-          <w:rPr>
-            <w:rFonts w:ascii="Cambria Math" w:eastAsiaTheme="minorEastAsia" w:hAnsi="Cambria Math" w:cs="Times New Roman"/>
-            <w:lang w:val="de-DE"/>
-          </w:rPr>
-          <m:t xml:space="preserve"> ~</m:t>
-        </m:r>
-        <m:r>
-          <w:rPr>
-            <w:rFonts w:ascii="Cambria Math" w:eastAsiaTheme="minorEastAsia" w:hAnsi="Cambria Math" w:cs="Times New Roman"/>
-            <w:lang w:val="de-DE" w:bidi="he-IL"/>
-          </w:rPr>
-          <m:t xml:space="preserve"> </m:t>
-        </m:r>
-        <m:r>
-          <m:rPr>
-            <m:sty m:val="p"/>
-          </m:rPr>
-          <w:rPr>
-            <w:rStyle w:val="Strong"/>
-            <w:rFonts w:ascii="Cambria Math" w:eastAsiaTheme="minorEastAsia" w:hAnsi="Cambria Math" w:cs="Times New Roman"/>
-            <w:color w:val="000000"/>
-            <w:lang w:val="de-DE"/>
-          </w:rPr>
-          <m:t xml:space="preserve">Normal( </m:t>
-        </m:r>
-        <m:func>
-          <m:funcPr>
+      </m:oMath>
+      <w:r>
+        <w:rPr>
+          <w:rFonts w:ascii="Times New Roman" w:eastAsiaTheme="minorEastAsia" w:hAnsi="Times New Roman" w:cs="Times New Roman"/>
+          <w:iCs/>
+        </w:rPr>
+        <w:t xml:space="preserve"> </w:t>
+      </w:r>
+      <w:r>
+        <w:rPr>
+          <w:rFonts w:ascii="Times New Roman" w:hAnsi="Times New Roman" w:cs="Times New Roman"/>
+        </w:rPr>
+        <w:t xml:space="preserve">and standard deviation </w:t>
+      </w:r>
+      <w:r>
+        <w:rPr>
+          <w:rFonts w:ascii="Times New Roman" w:hAnsi="Times New Roman" w:cs="Times New Roman"/>
+          <w:i/>
+          <w:iCs/>
+        </w:rPr>
+        <w:t>σ</w:t>
+      </w:r>
+      <w:r>
+        <w:rPr>
+          <w:rFonts w:ascii="Times New Roman" w:hAnsi="Times New Roman" w:cs="Times New Roman"/>
+        </w:rPr>
+        <w:t xml:space="preserve">. </w:t>
+      </w:r>
+      <m:oMath>
+        <m:acc>
+          <m:accPr>
+            <m:chr m:val="̅"/>
             <m:ctrlPr>
               <w:rPr>
                 <w:rFonts w:ascii="Cambria Math" w:eastAsiaTheme="minorEastAsia" w:hAnsi="Cambria Math" w:cs="Times New Roman"/>
-                <w:color w:val="000000"/>
-                <w:lang w:val="de-DE"/>
+                <w:iCs/>
               </w:rPr>
             </m:ctrlPr>
-          </m:funcPr>
-          <m:fName>
-            <m:r>
-              <m:rPr>
-                <m:sty m:val="p"/>
-              </m:rPr>
-              <w:rPr>
-                <w:rStyle w:val="Strong"/>
-                <w:rFonts w:ascii="Cambria Math" w:eastAsiaTheme="minorEastAsia" w:hAnsi="Cambria Math" w:cs="Times New Roman"/>
-                <w:color w:val="000000"/>
-                <w:lang w:val="de-DE"/>
-              </w:rPr>
-              <m:t>ln</m:t>
-            </m:r>
-          </m:fName>
-          <m:e>
-            <m:r>
-              <w:rPr>
-                <w:rStyle w:val="Strong"/>
-                <w:rFonts w:ascii="Cambria Math" w:eastAsiaTheme="minorEastAsia" w:hAnsi="Cambria Math" w:cs="Times New Roman"/>
-                <w:color w:val="000000"/>
-                <w:lang w:val="de-DE"/>
-              </w:rPr>
-              <m:t>0.06</m:t>
-            </m:r>
-          </m:e>
-        </m:func>
-        <m:r>
-          <m:rPr>
-            <m:sty m:val="p"/>
-          </m:rPr>
-          <w:rPr>
-            <w:rStyle w:val="Strong"/>
-            <w:rFonts w:ascii="Cambria Math" w:eastAsiaTheme="minorEastAsia" w:hAnsi="Cambria Math" w:cs="Times New Roman"/>
-            <w:color w:val="000000"/>
-            <w:lang w:val="de-DE"/>
-          </w:rPr>
-          <m:t xml:space="preserve"> , 1 )</m:t>
-        </m:r>
-      </m:oMath>
-      <w:r>
-        <w:rPr>
-          <w:rFonts w:ascii="Times New Roman" w:eastAsiaTheme="minorEastAsia" w:hAnsi="Times New Roman" w:cs="Times New Roman"/>
-          <w:lang w:val="de-DE"/>
-        </w:rPr>
-        <w:t xml:space="preserve"> </w:t>
-      </w:r>
-    </w:p>
-    <w:p>
-      <w:pPr>
-        <w:rPr>
-          <w:rFonts w:ascii="Times New Roman" w:eastAsiaTheme="minorEastAsia" w:hAnsi="Times New Roman" w:cs="Times New Roman"/>
-          <w:lang w:val="de-DE"/>
-        </w:rPr>
-      </w:pPr>
-      <m:oMath>
-        <m:sSub>
-          <m:sSubPr>
-            <m:ctrlPr>
-              <w:rPr>
-                <w:rFonts w:ascii="Cambria Math" w:eastAsiaTheme="minorEastAsia" w:hAnsi="Cambria Math" w:cs="Times New Roman"/>
-                <w:i/>
-                <w:color w:val="000000"/>
-                <w:lang w:val="de-DE"/>
-              </w:rPr>
-            </m:ctrlPr>
-          </m:sSubPr>
-          <m:e>
-            <m:r>
-              <w:rPr>
-                <w:rStyle w:val="Strong"/>
-                <w:rFonts w:ascii="Cambria Math" w:eastAsiaTheme="minorEastAsia" w:hAnsi="Cambria Math" w:cs="Times New Roman"/>
-                <w:color w:val="000000"/>
-                <w:lang w:val="de-DE"/>
-              </w:rPr>
-              <m:t>σ</m:t>
-            </m:r>
-          </m:e>
-          <m:sub>
-            <m:func>
-              <m:funcPr>
-                <m:ctrlPr>
-                  <w:rPr>
-                    <w:rFonts w:ascii="Cambria Math" w:hAnsi="Cambria Math" w:cs="Times New Roman"/>
-                    <w:i/>
-                  </w:rPr>
-                </m:ctrlPr>
-              </m:funcPr>
-              <m:fName>
-                <m:r>
-                  <m:rPr>
-                    <m:sty m:val="p"/>
-                  </m:rPr>
-                  <w:rPr>
-                    <w:rFonts w:ascii="Cambria Math" w:hAnsi="Cambria Math" w:cs="Times New Roman"/>
-                  </w:rPr>
-                  <m:t>ln</m:t>
-                </m:r>
-              </m:fName>
-              <m:e>
-                <m:sSub>
-                  <m:sSubPr>
-                    <m:ctrlPr>
-                      <w:rPr>
-                        <w:rFonts w:ascii="Cambria Math" w:eastAsiaTheme="minorEastAsia" w:hAnsi="Cambria Math" w:cs="Times New Roman"/>
-                        <w:i/>
-                      </w:rPr>
-                    </m:ctrlPr>
-                  </m:sSubPr>
-                  <m:e>
-                    <m:r>
-                      <w:rPr>
-                        <w:rFonts w:ascii="Cambria Math" w:hAnsi="Cambria Math" w:cs="Times New Roman"/>
-                      </w:rPr>
-                      <m:t>k</m:t>
-                    </m:r>
-                  </m:e>
-                  <m:sub>
-                    <m:r>
-                      <w:rPr>
-                        <w:rFonts w:ascii="Cambria Math" w:hAnsi="Cambria Math" w:cs="Times New Roman"/>
-                      </w:rPr>
-                      <m:t>T</m:t>
-                    </m:r>
-                  </m:sub>
-                </m:sSub>
-              </m:e>
-            </m:func>
-          </m:sub>
-        </m:sSub>
-        <m:r>
-          <w:rPr>
-            <w:rFonts w:ascii="Cambria Math" w:eastAsiaTheme="minorEastAsia" w:hAnsi="Cambria Math" w:cs="Times New Roman"/>
-            <w:lang w:val="de-DE"/>
-          </w:rPr>
-          <m:t>,</m:t>
-        </m:r>
-        <m:sSub>
-          <m:sSubPr>
-            <m:ctrlPr>
-              <w:rPr>
-                <w:rFonts w:ascii="Cambria Math" w:eastAsiaTheme="minorEastAsia" w:hAnsi="Cambria Math" w:cs="Times New Roman"/>
-                <w:i/>
-                <w:color w:val="000000"/>
-                <w:lang w:val="de-DE"/>
-              </w:rPr>
-            </m:ctrlPr>
-          </m:sSubPr>
-          <m:e>
-            <m:r>
-              <w:rPr>
-                <w:rStyle w:val="Strong"/>
-                <w:rFonts w:ascii="Cambria Math" w:eastAsiaTheme="minorEastAsia" w:hAnsi="Cambria Math" w:cs="Times New Roman"/>
-                <w:color w:val="000000"/>
-                <w:lang w:val="de-DE"/>
-              </w:rPr>
-              <m:t>σ</m:t>
-            </m:r>
-          </m:e>
-          <m:sub>
-            <m:func>
-              <m:funcPr>
-                <m:ctrlPr>
-                  <w:rPr>
-                    <w:rFonts w:ascii="Cambria Math" w:hAnsi="Cambria Math" w:cs="Times New Roman"/>
-                    <w:i/>
-                  </w:rPr>
-                </m:ctrlPr>
-              </m:funcPr>
-              <m:fName>
-                <m:r>
-                  <m:rPr>
-                    <m:sty m:val="p"/>
-                  </m:rPr>
-                  <w:rPr>
-                    <w:rFonts w:ascii="Cambria Math" w:hAnsi="Cambria Math" w:cs="Times New Roman"/>
-                  </w:rPr>
-                  <m:t>ln</m:t>
-                </m:r>
-              </m:fName>
-              <m:e>
-                <m:sSub>
-                  <m:sSubPr>
-                    <m:ctrlPr>
-                      <w:rPr>
-                        <w:rFonts w:ascii="Cambria Math" w:eastAsiaTheme="minorEastAsia" w:hAnsi="Cambria Math" w:cs="Times New Roman"/>
-                        <w:i/>
-                      </w:rPr>
-                    </m:ctrlPr>
-                  </m:sSubPr>
-                  <m:e>
-                    <m:r>
-                      <w:rPr>
-                        <w:rFonts w:ascii="Cambria Math" w:hAnsi="Cambria Math" w:cs="Times New Roman"/>
-                      </w:rPr>
-                      <m:t>k</m:t>
-                    </m:r>
-                  </m:e>
-                  <m:sub>
-                    <m:r>
-                      <w:rPr>
-                        <w:rFonts w:ascii="Cambria Math" w:hAnsi="Cambria Math" w:cs="Times New Roman"/>
-                      </w:rPr>
-                      <m:t>A</m:t>
-                    </m:r>
-                  </m:sub>
-                </m:sSub>
-              </m:e>
-            </m:func>
-          </m:sub>
-        </m:sSub>
-        <m:r>
-          <w:rPr>
-            <w:rFonts w:ascii="Cambria Math" w:eastAsiaTheme="minorEastAsia" w:hAnsi="Cambria Math" w:cs="Times New Roman"/>
-            <w:lang w:val="de-DE"/>
-          </w:rPr>
-          <m:t xml:space="preserve"> ~</m:t>
-        </m:r>
-        <m:r>
-          <w:rPr>
-            <w:rFonts w:ascii="Cambria Math" w:eastAsiaTheme="minorEastAsia" w:hAnsi="Cambria Math" w:cs="Times New Roman"/>
-            <w:lang w:val="de-DE" w:bidi="he-IL"/>
-          </w:rPr>
-          <m:t xml:space="preserve"> </m:t>
-        </m:r>
-        <m:sSub>
-          <m:sSubPr>
-            <m:ctrlPr>
-              <w:rPr>
-                <w:rFonts w:ascii="Cambria Math" w:eastAsiaTheme="minorEastAsia" w:hAnsi="Cambria Math" w:cs="Times New Roman"/>
-                <w:color w:val="000000"/>
-                <w:lang w:val="de-DE"/>
-              </w:rPr>
-            </m:ctrlPr>
-          </m:sSubPr>
+          </m:accPr>
           <m:e>
             <m:r>
               <m:rPr>
-                <m:sty m:val="p"/>
+                <m:nor/>
               </m:rPr>
               <w:rPr>
-                <w:rStyle w:val="Strong"/>
-                <w:rFonts w:ascii="Cambria Math" w:eastAsiaTheme="minorEastAsia" w:hAnsi="Cambria Math" w:cs="Times New Roman"/>
-                <w:color w:val="000000"/>
-                <w:lang w:val="de-DE"/>
+                <w:rFonts w:ascii="Times New Roman" w:eastAsiaTheme="minorEastAsia" w:hAnsi="Times New Roman" w:cs="Times New Roman"/>
+                <w:i/>
               </w:rPr>
-              <m:t>Normal</m:t>
+              <m:t>m</m:t>
             </m:r>
           </m:e>
-          <m:sub>
-            <m:r>
-              <w:rPr>
-                <w:rStyle w:val="Strong"/>
-                <w:rFonts w:ascii="Cambria Math" w:eastAsiaTheme="minorEastAsia" w:hAnsi="Cambria Math" w:cs="Times New Roman"/>
-                <w:color w:val="000000"/>
-                <w:lang w:val="de-DE"/>
-              </w:rPr>
-              <m:t>0,∞</m:t>
-            </m:r>
-          </m:sub>
-        </m:sSub>
-        <m:r>
-          <m:rPr>
-            <m:sty m:val="p"/>
-          </m:rPr>
-          <w:rPr>
-            <w:rStyle w:val="Strong"/>
-            <w:rFonts w:ascii="Cambria Math" w:eastAsiaTheme="minorEastAsia" w:hAnsi="Cambria Math" w:cs="Times New Roman"/>
-            <w:color w:val="000000"/>
-            <w:lang w:val="de-DE"/>
-          </w:rPr>
-          <m:t>( 0 , 1 )</m:t>
-        </m:r>
+        </m:acc>
       </m:oMath>
       <w:r>
         <w:rPr>
-          <w:rFonts w:ascii="Times New Roman" w:eastAsiaTheme="minorEastAsia" w:hAnsi="Times New Roman" w:cs="Times New Roman"/>
-          <w:lang w:val="de-DE"/>
-        </w:rPr>
-        <w:t xml:space="preserve"> </w:t>
-      </w:r>
-    </w:p>
-    <w:p>
-      <w:pPr>
-        <w:rPr>
-          <w:rFonts w:ascii="Times New Roman" w:eastAsiaTheme="minorEastAsia" w:hAnsi="Times New Roman" w:cs="Times New Roman"/>
-          <w:lang w:val="de-DE"/>
-        </w:rPr>
-      </w:pPr>
-      <m:oMath>
-        <m:r>
-          <w:rPr>
-            <w:rFonts w:ascii="Cambria Math" w:eastAsiaTheme="minorEastAsia" w:hAnsi="Cambria Math" w:cs="Times New Roman"/>
-          </w:rPr>
-          <m:t>σ</m:t>
-        </m:r>
-        <m:r>
-          <w:rPr>
-            <w:rFonts w:ascii="Cambria Math" w:eastAsiaTheme="minorEastAsia" w:hAnsi="Cambria Math" w:cs="Times New Roman"/>
-            <w:lang w:val="de-DE"/>
-          </w:rPr>
-          <m:t xml:space="preserve"> ~</m:t>
-        </m:r>
-        <m:r>
-          <w:rPr>
-            <w:rFonts w:ascii="Cambria Math" w:eastAsiaTheme="minorEastAsia" w:hAnsi="Cambria Math" w:cs="Times New Roman"/>
-            <w:lang w:val="de-DE" w:bidi="he-IL"/>
-          </w:rPr>
-          <m:t xml:space="preserve"> </m:t>
-        </m:r>
-        <m:r>
-          <m:rPr>
-            <m:sty m:val="p"/>
-          </m:rPr>
-          <w:rPr>
-            <w:rStyle w:val="Strong"/>
-            <w:rFonts w:ascii="Cambria Math" w:eastAsiaTheme="minorEastAsia" w:hAnsi="Cambria Math" w:cs="Times New Roman"/>
-            <w:color w:val="000000"/>
-            <w:lang w:val="de-DE"/>
-          </w:rPr>
-          <m:t>Exponential( 1 )</m:t>
-        </m:r>
-      </m:oMath>
-      <w:r>
-        <w:rPr>
-          <w:rFonts w:ascii="Times New Roman" w:eastAsiaTheme="minorEastAsia" w:hAnsi="Times New Roman" w:cs="Times New Roman"/>
-          <w:lang w:val="de-DE"/>
-        </w:rPr>
-        <w:t xml:space="preserve"> </w:t>
-      </w:r>
-    </w:p>
-    <w:p>
-      <w:pPr>
-        <w:rPr>
-          <w:rFonts w:ascii="Times New Roman" w:hAnsi="Times New Roman" w:cs="Times New Roman"/>
-        </w:rPr>
-      </w:pPr>
-    </w:p>
-    <w:p>
-      <w:pPr>
-        <w:rPr>
-          <w:rFonts w:ascii="Times New Roman" w:hAnsi="Times New Roman" w:cs="Times New Roman"/>
-        </w:rPr>
-      </w:pPr>
-      <w:r>
-        <w:rPr>
-          <w:rFonts w:ascii="Times New Roman" w:hAnsi="Times New Roman" w:cs="Times New Roman"/>
-        </w:rPr>
-        <w:t xml:space="preserve">where </w:t>
+          <w:rFonts w:ascii="Times New Roman" w:hAnsi="Times New Roman" w:cs="Times New Roman"/>
+        </w:rPr>
+        <w:t xml:space="preserve"> is described by the </w:t>
+      </w:r>
+      <w:r>
+        <w:rPr>
+          <w:rFonts w:ascii="Times New Roman" w:hAnsi="Times New Roman" w:cs="Times New Roman"/>
+        </w:rPr>
+        <w:t>conventional</w:t>
+      </w:r>
+      <w:r>
+        <w:rPr>
+          <w:rFonts w:ascii="Times New Roman" w:hAnsi="Times New Roman" w:cs="Times New Roman"/>
+        </w:rPr>
+        <w:t xml:space="preserve"> exponential decay function for proportions, parameterised only by the constant exponential decay rate </w:t>
       </w:r>
       <w:r>
         <w:rPr>
@@ -10176,13 +10741,26 @@
           <w:i/>
           <w:iCs/>
         </w:rPr>
-        <w:t>m</w:t>
-      </w:r>
-      <w:r>
-        <w:rPr>
-          <w:rFonts w:ascii="Times New Roman" w:hAnsi="Times New Roman" w:cs="Times New Roman"/>
-        </w:rPr>
-        <w:t xml:space="preserve"> is the relative mass remaining after time </w:t>
+        <w:t>k</w:t>
+      </w:r>
+      <w:r>
+        <w:rPr>
+          <w:rFonts w:ascii="Times New Roman" w:hAnsi="Times New Roman" w:cs="Times New Roman"/>
+        </w:rPr>
+        <w:t xml:space="preserve"> (day</w:t>
+      </w:r>
+      <w:r>
+        <w:rPr>
+          <w:rFonts w:ascii="Times New Roman" w:hAnsi="Times New Roman" w:cs="Times New Roman"/>
+          <w:vertAlign w:val="superscript"/>
+        </w:rPr>
+        <w:t>−1</w:t>
+      </w:r>
+      <w:r>
+        <w:rPr>
+          <w:rFonts w:ascii="Times New Roman" w:hAnsi="Times New Roman" w:cs="Times New Roman"/>
+        </w:rPr>
+        <w:t xml:space="preserve">), and </w:t>
       </w:r>
       <w:r>
         <w:rPr>
@@ -10190,537 +10768,110 @@
           <w:i/>
           <w:iCs/>
         </w:rPr>
-        <w:t>t</w:t>
-      </w:r>
-      <w:r>
-        <w:rPr>
-          <w:rFonts w:ascii="Times New Roman" w:hAnsi="Times New Roman" w:cs="Times New Roman"/>
-        </w:rPr>
-        <w:t xml:space="preserve"> (days). In Equation 2, </w:t>
-      </w:r>
-      <w:r>
-        <w:rPr>
-          <w:rFonts w:ascii="Times New Roman" w:hAnsi="Times New Roman" w:cs="Times New Roman"/>
-          <w:i/>
-          <w:iCs/>
-        </w:rPr>
-        <w:t>m</w:t>
-      </w:r>
-      <w:r>
-        <w:rPr>
-          <w:rFonts w:ascii="Times New Roman" w:hAnsi="Times New Roman" w:cs="Times New Roman"/>
-        </w:rPr>
-        <w:t xml:space="preserve"> is estimated by a beta prime distribution—defined as the ratio of gamma-distributed variables such as mass—with mean </w:t>
-      </w:r>
-      <w:r>
-        <w:rPr>
-          <w:rFonts w:ascii="Times New Roman" w:hAnsi="Times New Roman" w:cs="Times New Roman"/>
-          <w:i/>
-          <w:iCs/>
-        </w:rPr>
-        <w:t>µ</w:t>
-      </w:r>
-      <w:r>
-        <w:rPr>
-          <w:rFonts w:ascii="Times New Roman" w:hAnsi="Times New Roman" w:cs="Times New Roman"/>
-          <w:i/>
-          <w:iCs/>
-          <w:vertAlign w:val="subscript"/>
-        </w:rPr>
-        <w:t>m</w:t>
-      </w:r>
-      <w:r>
-        <w:rPr>
-          <w:rFonts w:ascii="Times New Roman" w:hAnsi="Times New Roman" w:cs="Times New Roman"/>
-        </w:rPr>
-        <w:t xml:space="preserve"> and precision </w:t>
-      </w:r>
-      <w:r>
-        <w:rPr>
-          <w:rFonts w:ascii="Times New Roman" w:hAnsi="Times New Roman" w:cs="Times New Roman"/>
-          <w:i/>
-          <w:iCs/>
-        </w:rPr>
-        <w:t>ν</w:t>
-      </w:r>
-      <w:r>
-        <w:rPr>
-          <w:rFonts w:ascii="Times New Roman" w:hAnsi="Times New Roman" w:cs="Times New Roman"/>
-        </w:rPr>
-        <w:t xml:space="preserve">. These likelihood parameters are each described by a three-parameter exponential function of </w:t>
-      </w:r>
-      <w:r>
-        <w:rPr>
-          <w:rFonts w:ascii="Times New Roman" w:hAnsi="Times New Roman" w:cs="Times New Roman"/>
-          <w:i/>
-          <w:iCs/>
-        </w:rPr>
-        <w:t>t</w:t>
-      </w:r>
-      <w:r>
-        <w:rPr>
-          <w:rFonts w:ascii="Times New Roman" w:hAnsi="Times New Roman" w:cs="Times New Roman"/>
-        </w:rPr>
-        <w:t xml:space="preserve">. </w:t>
-      </w:r>
-      <w:r>
-        <w:rPr>
-          <w:rFonts w:ascii="Times New Roman" w:hAnsi="Times New Roman" w:cs="Times New Roman"/>
-          <w:i/>
-          <w:iCs/>
-        </w:rPr>
-        <w:t>µ</w:t>
-      </w:r>
-      <w:r>
-        <w:rPr>
-          <w:rFonts w:ascii="Times New Roman" w:hAnsi="Times New Roman" w:cs="Times New Roman"/>
-          <w:i/>
-          <w:iCs/>
-          <w:vertAlign w:val="subscript"/>
-        </w:rPr>
-        <w:t>m</w:t>
-      </w:r>
-      <w:r>
-        <w:rPr>
-          <w:rFonts w:ascii="Times New Roman" w:hAnsi="Times New Roman" w:cs="Times New Roman"/>
-        </w:rPr>
-        <w:t xml:space="preserve"> is parameterised by the initial relative growth rate </w:t>
-      </w:r>
-      <w:r>
-        <w:rPr>
-          <w:rFonts w:ascii="Times New Roman" w:hAnsi="Times New Roman" w:cs="Times New Roman"/>
-          <w:i/>
-          <w:iCs/>
-        </w:rPr>
-        <w:t>α</w:t>
-      </w:r>
-      <w:r>
-        <w:rPr>
-          <w:rFonts w:ascii="Times New Roman" w:hAnsi="Times New Roman" w:cs="Times New Roman"/>
-        </w:rPr>
-        <w:t xml:space="preserve"> (day</w:t>
+        <w:t>σ</w:t>
+      </w:r>
+      <w:r>
+        <w:rPr>
+          <w:rFonts w:ascii="Times New Roman" w:hAnsi="Times New Roman" w:cs="Times New Roman"/>
+        </w:rPr>
+        <w:t xml:space="preserve"> is treated as </w:t>
+      </w:r>
+      <w:r>
+        <w:rPr>
+          <w:rFonts w:ascii="Times New Roman" w:hAnsi="Times New Roman" w:cs="Times New Roman"/>
+        </w:rPr>
+        <w:t>constant through time</w:t>
+      </w:r>
+      <w:r>
+        <w:rPr>
+          <w:rFonts w:ascii="Times New Roman" w:hAnsi="Times New Roman" w:cs="Times New Roman"/>
+        </w:rPr>
+        <w:t xml:space="preserve"> which aligns with the assumption of most models.</w:t>
+      </w:r>
+      <w:r>
+        <w:rPr>
+          <w:rFonts w:ascii="Times New Roman" w:hAnsi="Times New Roman" w:cs="Times New Roman"/>
+        </w:rPr>
+        <w:t xml:space="preserve"> </w:t>
+      </w:r>
+      <w:r>
+        <w:rPr>
+          <w:rFonts w:ascii="Times New Roman" w:hAnsi="Times New Roman" w:cs="Times New Roman"/>
+        </w:rPr>
+        <w:t>Partial pooling across species–treatment combinations using multilevel modelling was applied to all parameters because regularisation helps with parameter estimation and dampens spurious effects</w:t>
+      </w:r>
+      <w:r>
+        <w:rPr>
+          <w:rFonts w:ascii="Times New Roman" w:hAnsi="Times New Roman" w:cs="Times New Roman"/>
+        </w:rPr>
+        <w:fldChar w:fldCharType="begin"/>
+      </w:r>
+      <w:r>
+        <w:rPr>
+          <w:rFonts w:ascii="Times New Roman" w:hAnsi="Times New Roman" w:cs="Times New Roman"/>
+        </w:rPr>
+        <w:instrText>ADDIN BEC{McElreath, 2019, #44458}</w:instrText>
+      </w:r>
+      <w:r>
+        <w:rPr>
+          <w:rFonts w:ascii="Times New Roman" w:hAnsi="Times New Roman" w:cs="Times New Roman"/>
+        </w:rPr>
+        <w:fldChar w:fldCharType="separate"/>
       </w:r>
       <w:r>
         <w:rPr>
           <w:rFonts w:ascii="Times New Roman" w:hAnsi="Times New Roman" w:cs="Times New Roman"/>
           <w:vertAlign w:val="superscript"/>
         </w:rPr>
-        <w:t>−1</w:t>
-      </w:r>
-      <w:r>
-        <w:rPr>
-          <w:rFonts w:ascii="Times New Roman" w:hAnsi="Times New Roman" w:cs="Times New Roman"/>
-        </w:rPr>
-        <w:t xml:space="preserve">), the time of photosynthetic death </w:t>
-      </w:r>
-      <w:r>
-        <w:rPr>
-          <w:rFonts w:ascii="Times New Roman" w:hAnsi="Times New Roman" w:cs="Times New Roman"/>
-          <w:i/>
-          <w:iCs/>
-        </w:rPr>
-        <w:t>μ</w:t>
-      </w:r>
-      <w:r>
-        <w:rPr>
-          <w:rFonts w:ascii="Times New Roman" w:hAnsi="Times New Roman" w:cs="Times New Roman"/>
-        </w:rPr>
-        <w:t xml:space="preserve"> (days) and the final exponential decay rate </w:t>
-      </w:r>
-      <w:r>
-        <w:rPr>
-          <w:rFonts w:ascii="Times New Roman" w:hAnsi="Times New Roman" w:cs="Times New Roman"/>
-          <w:i/>
-          <w:iCs/>
-        </w:rPr>
-        <w:t>τ</w:t>
-      </w:r>
-      <w:r>
-        <w:rPr>
-          <w:rFonts w:ascii="Times New Roman" w:hAnsi="Times New Roman" w:cs="Times New Roman"/>
-        </w:rPr>
-        <w:t xml:space="preserve"> (day</w:t>
+        <w:t>32</w:t>
+      </w:r>
+      <w:r>
+        <w:rPr>
+          <w:rFonts w:ascii="Times New Roman" w:hAnsi="Times New Roman" w:cs="Times New Roman"/>
+        </w:rPr>
+        <w:fldChar w:fldCharType="end"/>
+      </w:r>
+      <w:r>
+        <w:rPr>
+          <w:rFonts w:ascii="Times New Roman" w:hAnsi="Times New Roman" w:cs="Times New Roman"/>
+        </w:rPr>
+        <w:t xml:space="preserve">. Using the normal distribution is most effective for partial pooling because Markov </w:t>
+      </w:r>
+      <w:r>
+        <w:rPr>
+          <w:rFonts w:ascii="Times New Roman" w:hAnsi="Times New Roman" w:cs="Times New Roman"/>
+        </w:rPr>
+        <w:t>c</w:t>
+      </w:r>
+      <w:r>
+        <w:rPr>
+          <w:rFonts w:ascii="Times New Roman" w:hAnsi="Times New Roman" w:cs="Times New Roman"/>
+        </w:rPr>
+        <w:t>hain Monte Carlo (MCMC) sampling is smoother and it allows non-centred parameterisation</w:t>
+      </w:r>
+      <w:r>
+        <w:rPr>
+          <w:rFonts w:ascii="Times New Roman" w:hAnsi="Times New Roman" w:cs="Times New Roman"/>
+        </w:rPr>
+        <w:fldChar w:fldCharType="begin"/>
+      </w:r>
+      <w:r>
+        <w:rPr>
+          <w:rFonts w:ascii="Times New Roman" w:hAnsi="Times New Roman" w:cs="Times New Roman"/>
+        </w:rPr>
+        <w:instrText>ADDIN BEC{McElreath, 2019, #44458}</w:instrText>
+      </w:r>
+      <w:r>
+        <w:rPr>
+          <w:rFonts w:ascii="Times New Roman" w:hAnsi="Times New Roman" w:cs="Times New Roman"/>
+        </w:rPr>
+        <w:fldChar w:fldCharType="separate"/>
       </w:r>
       <w:r>
         <w:rPr>
           <w:rFonts w:ascii="Times New Roman" w:hAnsi="Times New Roman" w:cs="Times New Roman"/>
           <w:vertAlign w:val="superscript"/>
         </w:rPr>
-        <w:t>−1</w:t>
-      </w:r>
-      <w:r>
-        <w:rPr>
-          <w:rFonts w:ascii="Times New Roman" w:hAnsi="Times New Roman" w:cs="Times New Roman"/>
-        </w:rPr>
-        <w:t xml:space="preserve">). To ensure exponential decay does not decrease with </w:t>
-      </w:r>
-      <w:r>
-        <w:rPr>
-          <w:rFonts w:ascii="Times New Roman" w:hAnsi="Times New Roman" w:cs="Times New Roman"/>
-          <w:i/>
-          <w:iCs/>
-        </w:rPr>
-        <w:t>t</w:t>
-      </w:r>
-      <w:r>
-        <w:rPr>
-          <w:rFonts w:ascii="Times New Roman" w:hAnsi="Times New Roman" w:cs="Times New Roman"/>
-        </w:rPr>
-        <w:t xml:space="preserve">, which would violate the theory of detrital photosynthesis, </w:t>
-      </w:r>
-      <w:r>
-        <w:rPr>
-          <w:rFonts w:ascii="Times New Roman" w:hAnsi="Times New Roman" w:cs="Times New Roman"/>
-          <w:i/>
-          <w:iCs/>
-        </w:rPr>
-        <w:t>α</w:t>
-      </w:r>
-      <w:r>
-        <w:rPr>
-          <w:rFonts w:ascii="Times New Roman" w:hAnsi="Times New Roman" w:cs="Times New Roman"/>
-        </w:rPr>
-        <w:t xml:space="preserve"> was not sampled directly but re-parameterised as </w:t>
-      </w:r>
-      <w:r>
-        <w:rPr>
-          <w:rFonts w:ascii="Times New Roman" w:hAnsi="Times New Roman" w:cs="Times New Roman"/>
-          <w:i/>
-          <w:iCs/>
-        </w:rPr>
-        <w:t>δ</w:t>
-      </w:r>
-      <w:r>
-        <w:rPr>
-          <w:rFonts w:ascii="Times New Roman" w:hAnsi="Times New Roman" w:cs="Times New Roman"/>
-        </w:rPr>
-        <w:t xml:space="preserve"> = </w:t>
-      </w:r>
-      <w:r>
-        <w:rPr>
-          <w:rFonts w:ascii="Times New Roman" w:hAnsi="Times New Roman" w:cs="Times New Roman"/>
-          <w:i/>
-          <w:iCs/>
-        </w:rPr>
-        <w:t>α</w:t>
-      </w:r>
-      <w:r>
-        <w:rPr>
-          <w:rFonts w:ascii="Times New Roman" w:hAnsi="Times New Roman" w:cs="Times New Roman"/>
-        </w:rPr>
-        <w:t xml:space="preserve"> + </w:t>
-      </w:r>
-      <w:r>
-        <w:rPr>
-          <w:rFonts w:ascii="Times New Roman" w:hAnsi="Times New Roman" w:cs="Times New Roman"/>
-          <w:i/>
-          <w:iCs/>
-        </w:rPr>
-        <w:t>τ</w:t>
-      </w:r>
-      <w:r>
-        <w:rPr>
-          <w:rFonts w:ascii="Times New Roman" w:hAnsi="Times New Roman" w:cs="Times New Roman"/>
-        </w:rPr>
-        <w:t xml:space="preserve"> and then back-transformed as </w:t>
-      </w:r>
-      <w:r>
-        <w:rPr>
-          <w:rFonts w:ascii="Times New Roman" w:hAnsi="Times New Roman" w:cs="Times New Roman"/>
-          <w:i/>
-          <w:iCs/>
-        </w:rPr>
-        <w:t>α</w:t>
-      </w:r>
-      <w:r>
-        <w:rPr>
-          <w:rFonts w:ascii="Times New Roman" w:hAnsi="Times New Roman" w:cs="Times New Roman"/>
-        </w:rPr>
-        <w:t xml:space="preserve"> = </w:t>
-      </w:r>
-      <w:r>
-        <w:rPr>
-          <w:rFonts w:ascii="Times New Roman" w:hAnsi="Times New Roman" w:cs="Times New Roman"/>
-          <w:i/>
-          <w:iCs/>
-        </w:rPr>
-        <w:t>δ</w:t>
-      </w:r>
-      <w:r>
-        <w:rPr>
-          <w:rFonts w:ascii="Times New Roman" w:hAnsi="Times New Roman" w:cs="Times New Roman"/>
-        </w:rPr>
-        <w:t xml:space="preserve"> − </w:t>
-      </w:r>
-      <w:r>
-        <w:rPr>
-          <w:rFonts w:ascii="Times New Roman" w:hAnsi="Times New Roman" w:cs="Times New Roman"/>
-          <w:i/>
-          <w:iCs/>
-        </w:rPr>
-        <w:t>τ</w:t>
-      </w:r>
-      <w:r>
-        <w:rPr>
-          <w:rFonts w:ascii="Times New Roman" w:hAnsi="Times New Roman" w:cs="Times New Roman"/>
-        </w:rPr>
-        <w:t>, enforcing −</w:t>
-      </w:r>
-      <w:r>
-        <w:rPr>
-          <w:rFonts w:ascii="Times New Roman" w:hAnsi="Times New Roman" w:cs="Times New Roman"/>
-          <w:i/>
-          <w:iCs/>
-        </w:rPr>
-        <w:t>α</w:t>
-      </w:r>
-      <w:r>
-        <w:rPr>
-          <w:rFonts w:ascii="Times New Roman" w:hAnsi="Times New Roman" w:cs="Times New Roman"/>
-        </w:rPr>
-        <w:t xml:space="preserve"> &lt; </w:t>
-      </w:r>
-      <w:r>
-        <w:rPr>
-          <w:rFonts w:ascii="Times New Roman" w:hAnsi="Times New Roman" w:cs="Times New Roman"/>
-          <w:i/>
-          <w:iCs/>
-        </w:rPr>
-        <w:t>τ</w:t>
-      </w:r>
-      <w:r>
-        <w:rPr>
-          <w:rFonts w:ascii="Times New Roman" w:hAnsi="Times New Roman" w:cs="Times New Roman"/>
-        </w:rPr>
-        <w:t xml:space="preserve">. </w:t>
-      </w:r>
-      <w:r>
-        <w:rPr>
-          <w:rFonts w:ascii="Times New Roman" w:hAnsi="Times New Roman" w:cs="Times New Roman"/>
-          <w:i/>
-          <w:iCs/>
-        </w:rPr>
-        <w:t>ν</w:t>
-      </w:r>
-      <w:r>
-        <w:rPr>
-          <w:rFonts w:ascii="Times New Roman" w:hAnsi="Times New Roman" w:cs="Times New Roman"/>
-        </w:rPr>
-        <w:t xml:space="preserve"> is parameterised by the initial precision </w:t>
-      </w:r>
-      <w:r>
-        <w:rPr>
-          <w:rFonts w:ascii="Times New Roman" w:hAnsi="Times New Roman" w:cs="Times New Roman"/>
-          <w:i/>
-          <w:iCs/>
-        </w:rPr>
-        <w:t>ϵ</w:t>
-      </w:r>
-      <w:r>
-        <w:rPr>
-          <w:rFonts w:ascii="Times New Roman" w:hAnsi="Times New Roman" w:cs="Times New Roman"/>
-        </w:rPr>
-        <w:t xml:space="preserve">, the decay in precision </w:t>
-      </w:r>
-      <w:r>
-        <w:rPr>
-          <w:rFonts w:ascii="Times New Roman" w:hAnsi="Times New Roman" w:cs="Times New Roman"/>
-          <w:i/>
-          <w:iCs/>
-        </w:rPr>
-        <w:t xml:space="preserve">λ </w:t>
-      </w:r>
-      <w:r>
-        <w:rPr>
-          <w:rFonts w:ascii="Times New Roman" w:hAnsi="Times New Roman" w:cs="Times New Roman"/>
-        </w:rPr>
-        <w:t>(day</w:t>
-      </w:r>
-      <w:r>
-        <w:rPr>
-          <w:rFonts w:ascii="Times New Roman" w:hAnsi="Times New Roman" w:cs="Times New Roman"/>
-          <w:vertAlign w:val="superscript"/>
-        </w:rPr>
-        <w:t>−1</w:t>
-      </w:r>
-      <w:r>
-        <w:rPr>
-          <w:rFonts w:ascii="Times New Roman" w:hAnsi="Times New Roman" w:cs="Times New Roman"/>
-        </w:rPr>
-        <w:t xml:space="preserve">) and the final precision </w:t>
-      </w:r>
-      <w:r>
-        <w:rPr>
-          <w:rFonts w:ascii="Times New Roman" w:hAnsi="Times New Roman" w:cs="Times New Roman"/>
-          <w:i/>
-          <w:iCs/>
-        </w:rPr>
-        <w:t>θ</w:t>
-      </w:r>
-      <w:r>
-        <w:rPr>
-          <w:rFonts w:ascii="Times New Roman" w:hAnsi="Times New Roman" w:cs="Times New Roman"/>
-        </w:rPr>
-        <w:t>. In Equation 3,</w:t>
-      </w:r>
-      <w:r>
-        <w:rPr>
-          <w:rFonts w:ascii="Times New Roman" w:hAnsi="Times New Roman" w:cs="Times New Roman"/>
-          <w:i/>
-          <w:iCs/>
-        </w:rPr>
-        <w:t xml:space="preserve"> m</w:t>
-      </w:r>
-      <w:r>
-        <w:rPr>
-          <w:rFonts w:ascii="Times New Roman" w:hAnsi="Times New Roman" w:cs="Times New Roman"/>
-        </w:rPr>
-        <w:t xml:space="preserve"> is estimated by a normal distribution—the conventional choice of likelihood—with mean </w:t>
-      </w:r>
-      <w:r>
-        <w:rPr>
-          <w:rFonts w:ascii="Times New Roman" w:hAnsi="Times New Roman" w:cs="Times New Roman"/>
-          <w:i/>
-          <w:iCs/>
-        </w:rPr>
-        <w:t>µ</w:t>
-      </w:r>
-      <w:r>
-        <w:rPr>
-          <w:rFonts w:ascii="Times New Roman" w:hAnsi="Times New Roman" w:cs="Times New Roman"/>
-          <w:i/>
-          <w:iCs/>
-          <w:vertAlign w:val="subscript"/>
-        </w:rPr>
-        <w:t>m</w:t>
-      </w:r>
-      <w:r>
-        <w:rPr>
-          <w:rFonts w:ascii="Times New Roman" w:hAnsi="Times New Roman" w:cs="Times New Roman"/>
-        </w:rPr>
-        <w:t xml:space="preserve"> and standard deviation </w:t>
-      </w:r>
-      <w:r>
-        <w:rPr>
-          <w:rFonts w:ascii="Times New Roman" w:hAnsi="Times New Roman" w:cs="Times New Roman"/>
-          <w:i/>
-          <w:iCs/>
-        </w:rPr>
-        <w:t>σ</w:t>
-      </w:r>
-      <w:r>
-        <w:rPr>
-          <w:rFonts w:ascii="Times New Roman" w:hAnsi="Times New Roman" w:cs="Times New Roman"/>
-        </w:rPr>
-        <w:t xml:space="preserve">. </w:t>
-      </w:r>
-      <w:r>
-        <w:rPr>
-          <w:rFonts w:ascii="Times New Roman" w:hAnsi="Times New Roman" w:cs="Times New Roman"/>
-          <w:i/>
-          <w:iCs/>
-        </w:rPr>
-        <w:t>µ</w:t>
-      </w:r>
-      <w:r>
-        <w:rPr>
-          <w:rFonts w:ascii="Times New Roman" w:hAnsi="Times New Roman" w:cs="Times New Roman"/>
-          <w:i/>
-          <w:iCs/>
-          <w:vertAlign w:val="subscript"/>
-        </w:rPr>
-        <w:t>m</w:t>
-      </w:r>
-      <w:r>
-        <w:rPr>
-          <w:rFonts w:ascii="Times New Roman" w:hAnsi="Times New Roman" w:cs="Times New Roman"/>
-        </w:rPr>
-        <w:t xml:space="preserve"> is described by the classic exponential decay function for proportions, parameterised only by the constant exponential decay rate </w:t>
-      </w:r>
-      <w:r>
-        <w:rPr>
-          <w:rFonts w:ascii="Times New Roman" w:hAnsi="Times New Roman" w:cs="Times New Roman"/>
-          <w:i/>
-          <w:iCs/>
-        </w:rPr>
-        <w:t>k</w:t>
-      </w:r>
-      <w:r>
-        <w:rPr>
-          <w:rFonts w:ascii="Times New Roman" w:hAnsi="Times New Roman" w:cs="Times New Roman"/>
-        </w:rPr>
-        <w:t xml:space="preserve"> (day</w:t>
-      </w:r>
-      <w:r>
-        <w:rPr>
-          <w:rFonts w:ascii="Times New Roman" w:hAnsi="Times New Roman" w:cs="Times New Roman"/>
-          <w:vertAlign w:val="superscript"/>
-        </w:rPr>
-        <w:t>−1</w:t>
-      </w:r>
-      <w:r>
-        <w:rPr>
-          <w:rFonts w:ascii="Times New Roman" w:hAnsi="Times New Roman" w:cs="Times New Roman"/>
-        </w:rPr>
-        <w:t xml:space="preserve">), and </w:t>
-      </w:r>
-      <w:r>
-        <w:rPr>
-          <w:rFonts w:ascii="Times New Roman" w:hAnsi="Times New Roman" w:cs="Times New Roman"/>
-          <w:i/>
-          <w:iCs/>
-        </w:rPr>
-        <w:t>σ</w:t>
-      </w:r>
-      <w:r>
-        <w:rPr>
-          <w:rFonts w:ascii="Times New Roman" w:hAnsi="Times New Roman" w:cs="Times New Roman"/>
-        </w:rPr>
-        <w:t xml:space="preserve"> is treated as a constant which aligns with the homoskedasticity assumption of most simple models.</w:t>
-      </w:r>
-    </w:p>
-    <w:p>
-      <w:pPr>
-        <w:rPr>
-          <w:rFonts w:ascii="Times New Roman" w:hAnsi="Times New Roman" w:cs="Times New Roman"/>
-        </w:rPr>
-      </w:pPr>
-    </w:p>
-    <w:p>
-      <w:pPr>
-        <w:rPr>
-          <w:rFonts w:ascii="Times New Roman" w:hAnsi="Times New Roman" w:cs="Times New Roman"/>
-        </w:rPr>
-      </w:pPr>
-      <w:r>
-        <w:rPr>
-          <w:rFonts w:ascii="Times New Roman" w:hAnsi="Times New Roman" w:cs="Times New Roman"/>
-        </w:rPr>
-        <w:t>Partial pooling across species or species–treatment combinations using multilevel modelling was applied to all parameters in all cases because regularisation helps with parameter estimation and dampens spurious effects</w:t>
-      </w:r>
-      <w:r>
-        <w:rPr>
-          <w:rFonts w:ascii="Times New Roman" w:hAnsi="Times New Roman" w:cs="Times New Roman"/>
-        </w:rPr>
-        <w:fldChar w:fldCharType="begin"/>
-      </w:r>
-      <w:r>
-        <w:rPr>
-          <w:rFonts w:ascii="Times New Roman" w:hAnsi="Times New Roman" w:cs="Times New Roman"/>
-        </w:rPr>
-        <w:instrText>ADDIN BEC{McElreath, 2019, #44458}</w:instrText>
-      </w:r>
-      <w:r>
-        <w:rPr>
-          <w:rFonts w:ascii="Times New Roman" w:hAnsi="Times New Roman" w:cs="Times New Roman"/>
-        </w:rPr>
-        <w:fldChar w:fldCharType="separate"/>
-      </w:r>
-      <w:r>
-        <w:rPr>
-          <w:rFonts w:ascii="Times New Roman" w:hAnsi="Times New Roman" w:cs="Times New Roman"/>
-          <w:vertAlign w:val="superscript"/>
-        </w:rPr>
         <w:t>32</w:t>
       </w:r>
       <w:r>
@@ -10733,84 +10884,19 @@
         <w:rPr>
           <w:rFonts w:ascii="Times New Roman" w:hAnsi="Times New Roman" w:cs="Times New Roman"/>
         </w:rPr>
-        <w:t xml:space="preserve">. Using the normal distribution is most effective for partial pooling because Markov </w:t>
-      </w:r>
-      <w:r>
-        <w:rPr>
-          <w:rFonts w:ascii="Times New Roman" w:hAnsi="Times New Roman" w:cs="Times New Roman"/>
-        </w:rPr>
-        <w:t>c</w:t>
-      </w:r>
-      <w:r>
-        <w:rPr>
-          <w:rFonts w:ascii="Times New Roman" w:hAnsi="Times New Roman" w:cs="Times New Roman"/>
-        </w:rPr>
-        <w:t>hain Monte Carlo (MCMC) sampling is smoother and it allows non-centred parameterisation</w:t>
-      </w:r>
-      <w:r>
-        <w:rPr>
-          <w:rFonts w:ascii="Times New Roman" w:hAnsi="Times New Roman" w:cs="Times New Roman"/>
-        </w:rPr>
-        <w:fldChar w:fldCharType="begin"/>
-      </w:r>
-      <w:r>
-        <w:rPr>
-          <w:rFonts w:ascii="Times New Roman" w:hAnsi="Times New Roman" w:cs="Times New Roman"/>
-        </w:rPr>
-        <w:instrText>ADDIN BEC{McElreath, 2019, #44458}</w:instrText>
-      </w:r>
-      <w:r>
-        <w:rPr>
-          <w:rFonts w:ascii="Times New Roman" w:hAnsi="Times New Roman" w:cs="Times New Roman"/>
-        </w:rPr>
-        <w:fldChar w:fldCharType="separate"/>
-      </w:r>
-      <w:r>
-        <w:rPr>
-          <w:rFonts w:ascii="Times New Roman" w:hAnsi="Times New Roman" w:cs="Times New Roman"/>
-          <w:vertAlign w:val="superscript"/>
-        </w:rPr>
-        <w:t>32</w:t>
-      </w:r>
-      <w:r>
-        <w:rPr>
-          <w:rFonts w:ascii="Times New Roman" w:hAnsi="Times New Roman" w:cs="Times New Roman"/>
-        </w:rPr>
-        <w:fldChar w:fldCharType="end"/>
-      </w:r>
-      <w:r>
-        <w:rPr>
-          <w:rFonts w:ascii="Times New Roman" w:hAnsi="Times New Roman" w:cs="Times New Roman"/>
-        </w:rPr>
-        <w:t xml:space="preserve">, but all parameters except </w:t>
-      </w:r>
-      <w:r>
-        <w:rPr>
-          <w:rFonts w:ascii="Times New Roman" w:hAnsi="Times New Roman" w:cs="Times New Roman"/>
-          <w:i/>
-          <w:iCs/>
-        </w:rPr>
-        <w:t>α</w:t>
-      </w:r>
-      <w:r>
-        <w:rPr>
-          <w:rFonts w:ascii="Times New Roman" w:hAnsi="Times New Roman" w:cs="Times New Roman"/>
-        </w:rPr>
-        <w:t xml:space="preserve"> are strictly positive. For Equations 2 and 3, this issue was solved by sampling the logarithms of all parameters except </w:t>
-      </w:r>
-      <w:r>
-        <w:rPr>
-          <w:rFonts w:ascii="Times New Roman" w:hAnsi="Times New Roman" w:cs="Times New Roman"/>
-          <w:i/>
-          <w:iCs/>
-        </w:rPr>
-        <w:t>α</w:t>
-      </w:r>
-      <w:r>
-        <w:rPr>
-          <w:rFonts w:ascii="Times New Roman" w:hAnsi="Times New Roman" w:cs="Times New Roman"/>
-        </w:rPr>
-        <w:t xml:space="preserve"> and then exponentiating them before prediction. For the simple case of Equation 1, partial pooling was done using centred parameterisation with beta and gamma distributions.</w:t>
+        <w:t xml:space="preserve">, but all parameters are strictly positive. </w:t>
+      </w:r>
+      <w:r>
+        <w:rPr>
+          <w:rFonts w:ascii="Times New Roman" w:hAnsi="Times New Roman" w:cs="Times New Roman"/>
+        </w:rPr>
+        <w:t>T</w:t>
+      </w:r>
+      <w:r>
+        <w:rPr>
+          <w:rFonts w:ascii="Times New Roman" w:hAnsi="Times New Roman" w:cs="Times New Roman"/>
+        </w:rPr>
+        <w:t>his issue was solved by sampling the logarithms of parameters and then exponentiating them before prediction.</w:t>
       </w:r>
     </w:p>
     <w:p>
@@ -11504,6 +11590,7 @@
           <w:rPr>
             <w:rStyle w:val="Hyperlink"/>
             <w:rFonts w:ascii="Times New Roman" w:hAnsi="Times New Roman" w:cs="Times New Roman"/>
+            <w:color w:val="auto"/>
           </w:rPr>
           <w:t>github.com/</w:t>
         </w:r>
@@ -11512,6 +11599,7 @@
           <w:rPr>
             <w:rStyle w:val="Hyperlink"/>
             <w:rFonts w:ascii="Times New Roman" w:hAnsi="Times New Roman" w:cs="Times New Roman"/>
+            <w:color w:val="auto"/>
           </w:rPr>
           <w:t>lukaseamus</w:t>
         </w:r>
@@ -11520,6 +11608,7 @@
           <w:rPr>
             <w:rStyle w:val="Hyperlink"/>
             <w:rFonts w:ascii="Times New Roman" w:hAnsi="Times New Roman" w:cs="Times New Roman"/>
+            <w:color w:val="auto"/>
           </w:rPr>
           <w:t>/dead-deco</w:t>
         </w:r>
@@ -11576,6 +11665,7 @@
           <w:rPr>
             <w:rStyle w:val="Hyperlink"/>
             <w:rFonts w:ascii="Times New Roman" w:hAnsi="Times New Roman" w:cs="Times New Roman"/>
+            <w:color w:val="auto"/>
           </w:rPr>
           <w:t>webofscience.com</w:t>
         </w:r>
@@ -11584,20 +11674,14 @@
         <w:rPr>
           <w:rFonts w:ascii="Times New Roman" w:hAnsi="Times New Roman" w:cs="Times New Roman"/>
         </w:rPr>
-        <w:t xml:space="preserve">) </w:t>
-      </w:r>
-      <w:r>
-        <w:rPr>
-          <w:rFonts w:ascii="Times New Roman" w:hAnsi="Times New Roman" w:cs="Times New Roman"/>
-        </w:rPr>
-        <w:lastRenderedPageBreak/>
-        <w:t>and Google Scholar (</w:t>
+        <w:t>) and Google Scholar (</w:t>
       </w:r>
       <w:hyperlink r:id="rId8" w:history="1">
         <w:r>
           <w:rPr>
             <w:rStyle w:val="Hyperlink"/>
             <w:rFonts w:ascii="Times New Roman" w:hAnsi="Times New Roman" w:cs="Times New Roman"/>
+            <w:color w:val="auto"/>
           </w:rPr>
           <w:t>scholar.google.com</w:t>
         </w:r>
@@ -11627,6 +11711,7 @@
           <w:rPr>
             <w:rStyle w:val="Hyperlink"/>
             <w:rFonts w:ascii="Times New Roman" w:hAnsi="Times New Roman" w:cs="Times New Roman"/>
+            <w:color w:val="auto"/>
           </w:rPr>
           <w:t>search.crossref.org</w:t>
         </w:r>
@@ -11706,6 +11791,7 @@
         <w:rPr>
           <w:rFonts w:ascii="Times New Roman" w:hAnsi="Times New Roman" w:cs="Times New Roman"/>
         </w:rPr>
+        <w:lastRenderedPageBreak/>
         <w:t xml:space="preserve">The purpose of the first meta-analysis was to get a distribution of kelp biomass turnover. Turnover is a measure of production relative to biomass. It is either given as the turnover rate—number of replacements per unit time—or as turnover time—time until one replacement. Turnover rate is the reciprocal of turnover time. Traditionally turnover rate is reported as the production–biomass or P/B ratio, where typically annual production is divided by the average standing biomass. But the same quantity is effectively contained in relative growth rates, which are sometimes reported as specific, instantaneous or exponential growth rates. P/B ratios are often reported directly, but we calculated the ratio in cases where production and biomass were given separately. We accepted all studies that reported production and biomass or relative growth of kelp </w:t>
       </w:r>
       <w:r>
@@ -11720,21 +11806,13 @@
         <w:rPr>
           <w:rFonts w:ascii="Times New Roman" w:hAnsi="Times New Roman" w:cs="Times New Roman"/>
         </w:rPr>
-        <w:t xml:space="preserve"> at the forest, thallus or lamina level </w:t>
-      </w:r>
-      <w:proofErr w:type="gramStart"/>
-      <w:r>
-        <w:rPr>
-          <w:rFonts w:ascii="Times New Roman" w:hAnsi="Times New Roman" w:cs="Times New Roman"/>
-        </w:rPr>
-        <w:t>as long as</w:t>
-      </w:r>
-      <w:proofErr w:type="gramEnd"/>
-      <w:r>
-        <w:rPr>
-          <w:rFonts w:ascii="Times New Roman" w:hAnsi="Times New Roman" w:cs="Times New Roman"/>
-        </w:rPr>
-        <w:t xml:space="preserve"> there was an effort to assess seasonality and estimate annual production. A complete reference list can be found accompanying the dataset</w:t>
+        <w:t xml:space="preserve"> at the forest, thallus or lamina level as long as there was an effort to assess seasonality and estimate annual production. A </w:t>
+      </w:r>
+      <w:r>
+        <w:rPr>
+          <w:rFonts w:ascii="Times New Roman" w:hAnsi="Times New Roman" w:cs="Times New Roman"/>
+        </w:rPr>
+        <w:t>complete reference list can be found accompanying the dataset</w:t>
       </w:r>
       <w:r>
         <w:rPr>
@@ -11812,28 +11890,86 @@
             </m:r>
           </m:fName>
           <m:e>
-            <m:r>
-              <w:rPr>
-                <w:rFonts w:ascii="Cambria Math" w:eastAsiaTheme="minorEastAsia" w:hAnsi="Cambria Math" w:cs="Times New Roman"/>
-              </w:rPr>
-              <m:t>T</m:t>
-            </m:r>
+            <m:sSub>
+              <m:sSubPr>
+                <m:ctrlPr>
+                  <w:rPr>
+                    <w:rFonts w:ascii="Cambria Math" w:eastAsiaTheme="minorEastAsia" w:hAnsi="Cambria Math" w:cs="Times New Roman"/>
+                    <w:i/>
+                  </w:rPr>
+                </m:ctrlPr>
+              </m:sSubPr>
+              <m:e>
+                <m:r>
+                  <w:rPr>
+                    <w:rFonts w:ascii="Cambria Math" w:eastAsiaTheme="minorEastAsia" w:hAnsi="Cambria Math" w:cs="Times New Roman"/>
+                  </w:rPr>
+                  <m:t>T</m:t>
+                </m:r>
+              </m:e>
+              <m:sub>
+                <m:r>
+                  <w:rPr>
+                    <w:rFonts w:ascii="Cambria Math" w:eastAsiaTheme="minorEastAsia" w:hAnsi="Cambria Math" w:cs="Times New Roman"/>
+                  </w:rPr>
+                  <m:t>i</m:t>
+                </m:r>
+              </m:sub>
+            </m:sSub>
           </m:e>
         </m:func>
         <m:r>
+          <w:rPr>
+            <w:rFonts w:ascii="Cambria Math" w:eastAsiaTheme="minorEastAsia" w:hAnsi="Cambria Math" w:cs="Times New Roman"/>
+          </w:rPr>
+          <m:t xml:space="preserve"> ~ </m:t>
+        </m:r>
+        <m:r>
           <m:rPr>
-            <m:scr m:val="script"/>
+            <m:sty m:val="p"/>
           </m:rPr>
           <w:rPr>
             <w:rFonts w:ascii="Cambria Math" w:eastAsiaTheme="minorEastAsia" w:hAnsi="Cambria Math" w:cs="Times New Roman"/>
           </w:rPr>
-          <m:t xml:space="preserve"> ~ N( </m:t>
+          <m:t>Normal</m:t>
         </m:r>
         <m:r>
           <w:rPr>
             <w:rFonts w:ascii="Cambria Math" w:eastAsiaTheme="minorEastAsia" w:hAnsi="Cambria Math" w:cs="Times New Roman"/>
           </w:rPr>
-          <m:t xml:space="preserve">μ , </m:t>
+          <m:t xml:space="preserve">( </m:t>
+        </m:r>
+        <m:sSub>
+          <m:sSubPr>
+            <m:ctrlPr>
+              <w:rPr>
+                <w:rFonts w:ascii="Cambria Math" w:eastAsiaTheme="minorEastAsia" w:hAnsi="Cambria Math" w:cs="Times New Roman"/>
+                <w:i/>
+              </w:rPr>
+            </m:ctrlPr>
+          </m:sSubPr>
+          <m:e>
+            <m:r>
+              <w:rPr>
+                <w:rFonts w:ascii="Cambria Math" w:eastAsiaTheme="minorEastAsia" w:hAnsi="Cambria Math" w:cs="Times New Roman"/>
+              </w:rPr>
+              <m:t>μ</m:t>
+            </m:r>
+          </m:e>
+          <m:sub>
+            <m:r>
+              <w:rPr>
+                <w:rFonts w:ascii="Cambria Math" w:eastAsiaTheme="minorEastAsia" w:hAnsi="Cambria Math" w:cs="Times New Roman"/>
+              </w:rPr>
+              <m:t>i</m:t>
+            </m:r>
+          </m:sub>
+        </m:sSub>
+        <m:r>
+          <w:rPr>
+            <w:rFonts w:ascii="Cambria Math" w:eastAsiaTheme="minorEastAsia" w:hAnsi="Cambria Math" w:cs="Times New Roman"/>
+          </w:rPr>
+          <m:t xml:space="preserve"> , </m:t>
         </m:r>
         <m:r>
           <w:rPr>
@@ -11871,12 +12007,32 @@
           <m:jc m:val="left"/>
         </m:oMathParaPr>
         <m:oMath>
-          <m:r>
-            <w:rPr>
-              <w:rFonts w:ascii="Cambria Math" w:eastAsiaTheme="minorEastAsia" w:hAnsi="Cambria Math" w:cs="Times New Roman"/>
-            </w:rPr>
-            <m:t>μ</m:t>
-          </m:r>
+          <m:sSub>
+            <m:sSubPr>
+              <m:ctrlPr>
+                <w:rPr>
+                  <w:rFonts w:ascii="Cambria Math" w:eastAsiaTheme="minorEastAsia" w:hAnsi="Cambria Math" w:cs="Times New Roman"/>
+                  <w:i/>
+                </w:rPr>
+              </m:ctrlPr>
+            </m:sSubPr>
+            <m:e>
+              <m:r>
+                <w:rPr>
+                  <w:rFonts w:ascii="Cambria Math" w:eastAsiaTheme="minorEastAsia" w:hAnsi="Cambria Math" w:cs="Times New Roman"/>
+                </w:rPr>
+                <m:t>μ</m:t>
+              </m:r>
+            </m:e>
+            <m:sub>
+              <m:r>
+                <w:rPr>
+                  <w:rFonts w:ascii="Cambria Math" w:eastAsiaTheme="minorEastAsia" w:hAnsi="Cambria Math" w:cs="Times New Roman"/>
+                </w:rPr>
+                <m:t>i</m:t>
+              </m:r>
+            </m:sub>
+          </m:sSub>
           <m:r>
             <w:rPr>
               <w:rFonts w:ascii="Cambria Math" w:eastAsiaTheme="minorEastAsia" w:hAnsi="Cambria Math" w:cs="Times New Roman"/>
@@ -11902,12 +12058,32 @@
               </m:r>
             </m:e>
             <m:sub>
-              <m:r>
-                <w:rPr>
-                  <w:rFonts w:ascii="Cambria Math" w:eastAsiaTheme="minorEastAsia" w:hAnsi="Cambria Math" w:cs="Times New Roman"/>
-                </w:rPr>
-                <m:t>S</m:t>
-              </m:r>
+              <m:sSub>
+                <m:sSubPr>
+                  <m:ctrlPr>
+                    <w:rPr>
+                      <w:rFonts w:ascii="Cambria Math" w:eastAsiaTheme="minorEastAsia" w:hAnsi="Cambria Math" w:cs="Times New Roman"/>
+                      <w:i/>
+                    </w:rPr>
+                  </m:ctrlPr>
+                </m:sSubPr>
+                <m:e>
+                  <m:r>
+                    <w:rPr>
+                      <w:rFonts w:ascii="Cambria Math" w:eastAsiaTheme="minorEastAsia" w:hAnsi="Cambria Math" w:cs="Times New Roman"/>
+                    </w:rPr>
+                    <m:t>S</m:t>
+                  </m:r>
+                </m:e>
+                <m:sub>
+                  <m:r>
+                    <w:rPr>
+                      <w:rFonts w:ascii="Cambria Math" w:eastAsiaTheme="minorEastAsia" w:hAnsi="Cambria Math" w:cs="Times New Roman"/>
+                    </w:rPr>
+                    <m:t>i</m:t>
+                  </m:r>
+                </m:sub>
+              </m:sSub>
             </m:sub>
           </m:sSub>
           <m:r>
@@ -11934,12 +12110,32 @@
               </m:r>
             </m:e>
             <m:sub>
-              <m:r>
-                <w:rPr>
-                  <w:rFonts w:ascii="Cambria Math" w:eastAsiaTheme="minorEastAsia" w:hAnsi="Cambria Math" w:cs="Times New Roman"/>
-                </w:rPr>
-                <m:t>R</m:t>
-              </m:r>
+              <m:sSub>
+                <m:sSubPr>
+                  <m:ctrlPr>
+                    <w:rPr>
+                      <w:rFonts w:ascii="Cambria Math" w:eastAsiaTheme="minorEastAsia" w:hAnsi="Cambria Math" w:cs="Times New Roman"/>
+                      <w:i/>
+                    </w:rPr>
+                  </m:ctrlPr>
+                </m:sSubPr>
+                <m:e>
+                  <m:r>
+                    <w:rPr>
+                      <w:rFonts w:ascii="Cambria Math" w:eastAsiaTheme="minorEastAsia" w:hAnsi="Cambria Math" w:cs="Times New Roman"/>
+                    </w:rPr>
+                    <m:t>L</m:t>
+                  </m:r>
+                </m:e>
+                <m:sub>
+                  <m:r>
+                    <w:rPr>
+                      <w:rFonts w:ascii="Cambria Math" w:eastAsiaTheme="minorEastAsia" w:hAnsi="Cambria Math" w:cs="Times New Roman"/>
+                    </w:rPr>
+                    <m:t>i</m:t>
+                  </m:r>
+                </m:sub>
+              </m:sSub>
             </m:sub>
           </m:sSub>
           <m:r>
@@ -11966,12 +12162,32 @@
               </m:r>
             </m:e>
             <m:sub>
-              <m:r>
-                <w:rPr>
-                  <w:rFonts w:ascii="Cambria Math" w:eastAsiaTheme="minorEastAsia" w:hAnsi="Cambria Math" w:cs="Times New Roman"/>
-                </w:rPr>
-                <m:t>L</m:t>
-              </m:r>
+              <m:sSub>
+                <m:sSubPr>
+                  <m:ctrlPr>
+                    <w:rPr>
+                      <w:rFonts w:ascii="Cambria Math" w:eastAsiaTheme="minorEastAsia" w:hAnsi="Cambria Math" w:cs="Times New Roman"/>
+                      <w:i/>
+                    </w:rPr>
+                  </m:ctrlPr>
+                </m:sSubPr>
+                <m:e>
+                  <m:r>
+                    <w:rPr>
+                      <w:rFonts w:ascii="Cambria Math" w:eastAsiaTheme="minorEastAsia" w:hAnsi="Cambria Math" w:cs="Times New Roman"/>
+                    </w:rPr>
+                    <m:t>R</m:t>
+                  </m:r>
+                </m:e>
+                <m:sub>
+                  <m:r>
+                    <w:rPr>
+                      <w:rFonts w:ascii="Cambria Math" w:eastAsiaTheme="minorEastAsia" w:hAnsi="Cambria Math" w:cs="Times New Roman"/>
+                    </w:rPr>
+                    <m:t>i</m:t>
+                  </m:r>
+                </m:sub>
+              </m:sSub>
             </m:sub>
           </m:sSub>
         </m:oMath>
@@ -12035,12 +12251,12 @@
           </m:r>
           <m:r>
             <m:rPr>
-              <m:scr m:val="script"/>
+              <m:sty m:val="p"/>
             </m:rPr>
             <w:rPr>
               <w:rFonts w:ascii="Cambria Math" w:eastAsiaTheme="minorEastAsia" w:hAnsi="Cambria Math" w:cs="Times New Roman"/>
             </w:rPr>
-            <m:t>N</m:t>
+            <m:t>Normal</m:t>
           </m:r>
           <m:r>
             <w:rPr>
@@ -12051,8 +12267,9 @@
             </w:rPr>
             <m:t xml:space="preserve">( </m:t>
           </m:r>
-          <m:sSub>
-            <m:sSubPr>
+          <m:acc>
+            <m:accPr>
+              <m:chr m:val="̅"/>
               <m:ctrlPr>
                 <w:rPr>
                   <w:rFonts w:ascii="Cambria Math" w:eastAsiaTheme="minorEastAsia" w:hAnsi="Cambria Math" w:cs="Times New Roman"/>
@@ -12061,30 +12278,16 @@
                   <w:lang w:val="de-DE"/>
                 </w:rPr>
               </m:ctrlPr>
-            </m:sSubPr>
+            </m:accPr>
             <m:e>
               <m:r>
                 <w:rPr>
-                  <w:rStyle w:val="Strong"/>
-                  <w:rFonts w:ascii="Cambria Math" w:eastAsiaTheme="minorEastAsia" w:hAnsi="Cambria Math" w:cs="Times New Roman"/>
-                  <w:color w:val="000000"/>
-                  <w:lang w:val="de-DE"/>
+                  <w:rFonts w:ascii="Cambria Math" w:eastAsiaTheme="minorEastAsia" w:hAnsi="Cambria Math" w:cs="Times New Roman"/>
                 </w:rPr>
                 <m:t>α</m:t>
               </m:r>
             </m:e>
-            <m:sub>
-              <m:r>
-                <w:rPr>
-                  <w:rStyle w:val="Strong"/>
-                  <w:rFonts w:ascii="Cambria Math" w:eastAsiaTheme="minorEastAsia" w:hAnsi="Cambria Math" w:cs="Times New Roman"/>
-                  <w:color w:val="000000"/>
-                  <w:lang w:val="de-DE"/>
-                </w:rPr>
-                <m:t>μ</m:t>
-              </m:r>
-            </m:sub>
-          </m:sSub>
+          </m:acc>
           <m:r>
             <w:rPr>
               <w:rStyle w:val="Strong"/>
@@ -12131,6 +12334,132 @@
                   <w:lang w:val="de-DE"/>
                 </w:rPr>
                 <m:t>S</m:t>
+              </m:r>
+            </m:sub>
+          </m:sSub>
+          <m:r>
+            <w:rPr>
+              <w:rStyle w:val="Strong"/>
+              <w:rFonts w:ascii="Cambria Math" w:eastAsiaTheme="minorEastAsia" w:hAnsi="Cambria Math" w:cs="Times New Roman"/>
+              <w:color w:val="000000"/>
+              <w:lang w:val="de-DE"/>
+            </w:rPr>
+            <m:t xml:space="preserve"> )</m:t>
+          </m:r>
+        </m:oMath>
+      </m:oMathPara>
+    </w:p>
+    <w:p>
+      <w:pPr>
+        <w:rPr>
+          <w:rStyle w:val="Strong"/>
+          <w:rFonts w:ascii="Times New Roman" w:eastAsiaTheme="minorEastAsia" w:hAnsi="Times New Roman" w:cs="Times New Roman"/>
+          <w:b w:val="0"/>
+          <w:bCs w:val="0"/>
+          <w:color w:val="000000"/>
+          <w:lang w:val="de-DE"/>
+        </w:rPr>
+      </w:pPr>
+      <m:oMathPara>
+        <m:oMathParaPr>
+          <m:jc m:val="left"/>
+        </m:oMathParaPr>
+        <m:oMath>
+          <m:sSub>
+            <m:sSubPr>
+              <m:ctrlPr>
+                <w:rPr>
+                  <w:rFonts w:ascii="Cambria Math" w:eastAsiaTheme="minorEastAsia" w:hAnsi="Cambria Math" w:cs="Times New Roman"/>
+                  <w:i/>
+                </w:rPr>
+              </m:ctrlPr>
+            </m:sSubPr>
+            <m:e>
+              <m:r>
+                <w:rPr>
+                  <w:rFonts w:ascii="Cambria Math" w:eastAsiaTheme="minorEastAsia" w:hAnsi="Cambria Math" w:cs="Times New Roman"/>
+                </w:rPr>
+                <m:t>α</m:t>
+              </m:r>
+            </m:e>
+            <m:sub>
+              <m:r>
+                <w:rPr>
+                  <w:rFonts w:ascii="Cambria Math" w:eastAsiaTheme="minorEastAsia" w:hAnsi="Cambria Math" w:cs="Times New Roman"/>
+                </w:rPr>
+                <m:t>L</m:t>
+              </m:r>
+            </m:sub>
+          </m:sSub>
+          <m:r>
+            <w:rPr>
+              <w:rFonts w:ascii="Cambria Math" w:eastAsiaTheme="minorEastAsia" w:hAnsi="Cambria Math" w:cs="Times New Roman"/>
+              <w:lang w:val="de-DE"/>
+            </w:rPr>
+            <m:t xml:space="preserve"> ~</m:t>
+          </m:r>
+          <m:r>
+            <w:rPr>
+              <w:rFonts w:ascii="Cambria Math" w:eastAsiaTheme="minorEastAsia" w:hAnsi="Cambria Math" w:cs="Times New Roman"/>
+              <w:lang w:val="de-DE" w:bidi="he-IL"/>
+            </w:rPr>
+            <m:t xml:space="preserve"> </m:t>
+          </m:r>
+          <m:r>
+            <m:rPr>
+              <m:sty m:val="p"/>
+            </m:rPr>
+            <w:rPr>
+              <w:rFonts w:ascii="Cambria Math" w:eastAsiaTheme="minorEastAsia" w:hAnsi="Cambria Math" w:cs="Times New Roman"/>
+            </w:rPr>
+            <m:t>Normal</m:t>
+          </m:r>
+          <m:r>
+            <w:rPr>
+              <w:rStyle w:val="Strong"/>
+              <w:rFonts w:ascii="Cambria Math" w:eastAsiaTheme="minorEastAsia" w:hAnsi="Cambria Math" w:cs="Times New Roman"/>
+              <w:color w:val="000000"/>
+              <w:lang w:val="de-DE"/>
+            </w:rPr>
+            <m:t xml:space="preserve">( 0 , </m:t>
+          </m:r>
+          <m:sSub>
+            <m:sSubPr>
+              <m:ctrlPr>
+                <w:rPr>
+                  <w:rFonts w:ascii="Cambria Math" w:eastAsiaTheme="minorEastAsia" w:hAnsi="Cambria Math" w:cs="Times New Roman"/>
+                  <w:i/>
+                  <w:color w:val="000000"/>
+                  <w:lang w:val="de-DE"/>
+                </w:rPr>
+              </m:ctrlPr>
+            </m:sSubPr>
+            <m:e>
+              <m:r>
+                <w:rPr>
+                  <w:rStyle w:val="Strong"/>
+                  <w:rFonts w:ascii="Cambria Math" w:eastAsiaTheme="minorEastAsia" w:hAnsi="Cambria Math" w:cs="Times New Roman"/>
+                  <w:color w:val="000000"/>
+                  <w:lang w:val="de-DE"/>
+                </w:rPr>
+                <m:t xml:space="preserve"> </m:t>
+              </m:r>
+              <m:r>
+                <w:rPr>
+                  <w:rFonts w:ascii="Cambria Math" w:hAnsi="Cambria Math" w:cs="Times New Roman"/>
+                </w:rPr>
+                <m:t>σ</m:t>
+              </m:r>
+            </m:e>
+            <m:sub>
+              <m:r>
+                <w:rPr>
+                  <w:rStyle w:val="Strong"/>
+                  <w:rFonts w:ascii="Cambria Math" w:eastAsiaTheme="minorEastAsia" w:hAnsi="Cambria Math" w:cs="Times New Roman"/>
+                  <w:color w:val="000000"/>
+                  <w:lang w:val="de-DE"/>
+                </w:rPr>
+                <m:t>L</m:t>
               </m:r>
             </m:sub>
           </m:sSub>
@@ -12204,12 +12533,12 @@
           </m:r>
           <m:r>
             <m:rPr>
-              <m:scr m:val="script"/>
+              <m:sty m:val="p"/>
             </m:rPr>
             <w:rPr>
               <w:rFonts w:ascii="Cambria Math" w:eastAsiaTheme="minorEastAsia" w:hAnsi="Cambria Math" w:cs="Times New Roman"/>
             </w:rPr>
-            <m:t>N</m:t>
+            <m:t>Normal</m:t>
           </m:r>
           <m:r>
             <w:rPr>
@@ -12288,15 +12617,18 @@
           <m:jc m:val="left"/>
         </m:oMathParaPr>
         <m:oMath>
-          <m:sSub>
-            <m:sSubPr>
+          <m:acc>
+            <m:accPr>
+              <m:chr m:val="̅"/>
               <m:ctrlPr>
                 <w:rPr>
                   <w:rFonts w:ascii="Cambria Math" w:eastAsiaTheme="minorEastAsia" w:hAnsi="Cambria Math" w:cs="Times New Roman"/>
                   <w:i/>
+                  <w:color w:val="000000"/>
+                  <w:lang w:val="de-DE"/>
                 </w:rPr>
               </m:ctrlPr>
-            </m:sSubPr>
+            </m:accPr>
             <m:e>
               <m:r>
                 <w:rPr>
@@ -12305,15 +12637,7 @@
                 <m:t>α</m:t>
               </m:r>
             </m:e>
-            <m:sub>
-              <m:r>
-                <w:rPr>
-                  <w:rFonts w:ascii="Cambria Math" w:eastAsiaTheme="minorEastAsia" w:hAnsi="Cambria Math" w:cs="Times New Roman"/>
-                </w:rPr>
-                <m:t>L</m:t>
-              </m:r>
-            </m:sub>
-          </m:sSub>
+          </m:acc>
           <m:r>
             <w:rPr>
               <w:rFonts w:ascii="Cambria Math" w:eastAsiaTheme="minorEastAsia" w:hAnsi="Cambria Math" w:cs="Times New Roman"/>
@@ -12330,24 +12654,15 @@
           </m:r>
           <m:r>
             <m:rPr>
-              <m:scr m:val="script"/>
+              <m:sty m:val="p"/>
             </m:rPr>
             <w:rPr>
               <w:rFonts w:ascii="Cambria Math" w:eastAsiaTheme="minorEastAsia" w:hAnsi="Cambria Math" w:cs="Times New Roman"/>
             </w:rPr>
-            <m:t>N</m:t>
+            <m:t>Normal</m:t>
           </m:r>
-          <m:r>
-            <w:rPr>
-              <w:rStyle w:val="Strong"/>
-              <w:rFonts w:ascii="Cambria Math" w:eastAsiaTheme="minorEastAsia" w:hAnsi="Cambria Math" w:cs="Times New Roman"/>
-              <w:color w:val="000000"/>
-              <w:lang w:val="de-DE"/>
-            </w:rPr>
-            <m:t xml:space="preserve">( 0 , </m:t>
-          </m:r>
-          <m:sSub>
-            <m:sSubPr>
+          <m:d>
+            <m:dPr>
               <m:ctrlPr>
                 <w:rPr>
                   <w:rFonts w:ascii="Cambria Math" w:eastAsiaTheme="minorEastAsia" w:hAnsi="Cambria Math" w:cs="Times New Roman"/>
@@ -12356,45 +12671,67 @@
                   <w:lang w:val="de-DE"/>
                 </w:rPr>
               </m:ctrlPr>
-            </m:sSubPr>
+            </m:dPr>
             <m:e>
               <m:r>
                 <w:rPr>
-                  <w:rStyle w:val="Strong"/>
                   <w:rFonts w:ascii="Cambria Math" w:eastAsiaTheme="minorEastAsia" w:hAnsi="Cambria Math" w:cs="Times New Roman"/>
                   <w:color w:val="000000"/>
                   <w:lang w:val="de-DE"/>
                 </w:rPr>
                 <m:t xml:space="preserve"> </m:t>
               </m:r>
+              <m:func>
+                <m:funcPr>
+                  <m:ctrlPr>
+                    <w:rPr>
+                      <w:rStyle w:val="Strong"/>
+                      <w:rFonts w:ascii="Cambria Math" w:eastAsiaTheme="minorEastAsia" w:hAnsi="Cambria Math" w:cs="Times New Roman"/>
+                      <w:b w:val="0"/>
+                      <w:bCs w:val="0"/>
+                      <w:i/>
+                      <w:color w:val="000000"/>
+                      <w:lang w:val="de-DE"/>
+                    </w:rPr>
+                  </m:ctrlPr>
+                </m:funcPr>
+                <m:fName>
+                  <m:r>
+                    <m:rPr>
+                      <m:sty m:val="p"/>
+                    </m:rPr>
+                    <w:rPr>
+                      <w:rStyle w:val="Strong"/>
+                      <w:rFonts w:ascii="Cambria Math" w:eastAsiaTheme="minorEastAsia" w:hAnsi="Cambria Math" w:cs="Times New Roman"/>
+                      <w:color w:val="000000"/>
+                      <w:lang w:val="de-DE"/>
+                    </w:rPr>
+                    <m:t>ln</m:t>
+                  </m:r>
+                </m:fName>
+                <m:e>
+                  <m:r>
+                    <w:rPr>
+                      <w:rStyle w:val="Strong"/>
+                      <w:rFonts w:ascii="Cambria Math" w:eastAsiaTheme="minorEastAsia" w:hAnsi="Cambria Math" w:cs="Times New Roman"/>
+                      <w:color w:val="000000"/>
+                      <w:lang w:val="de-DE"/>
+                    </w:rPr>
+                    <m:t>7.54</m:t>
+                  </m:r>
+                </m:e>
+              </m:func>
               <m:r>
                 <w:rPr>
-                  <w:rFonts w:ascii="Cambria Math" w:hAnsi="Cambria Math" w:cs="Times New Roman"/>
-                </w:rPr>
-                <m:t>σ</m:t>
+                  <w:rStyle w:val="Strong"/>
+                  <w:rFonts w:ascii="Cambria Math" w:eastAsiaTheme="minorEastAsia" w:hAnsi="Cambria Math" w:cs="Times New Roman"/>
+                  <w:color w:val="000000"/>
+                  <w:lang w:val="de-DE"/>
+                </w:rPr>
+                <m:t xml:space="preserve">, 1 </m:t>
               </m:r>
             </m:e>
-            <m:sub>
-              <m:r>
-                <w:rPr>
-                  <w:rStyle w:val="Strong"/>
-                  <w:rFonts w:ascii="Cambria Math" w:eastAsiaTheme="minorEastAsia" w:hAnsi="Cambria Math" w:cs="Times New Roman"/>
-                  <w:color w:val="000000"/>
-                  <w:lang w:val="de-DE"/>
-                </w:rPr>
-                <m:t>L</m:t>
-              </m:r>
-            </m:sub>
-          </m:sSub>
-          <m:r>
-            <w:rPr>
-              <w:rStyle w:val="Strong"/>
-              <w:rFonts w:ascii="Cambria Math" w:eastAsiaTheme="minorEastAsia" w:hAnsi="Cambria Math" w:cs="Times New Roman"/>
-              <w:color w:val="000000"/>
-              <w:lang w:val="de-DE"/>
-            </w:rPr>
-            <m:t xml:space="preserve"> )</m:t>
-          </m:r>
+          </m:d>
         </m:oMath>
       </m:oMathPara>
     </w:p>
@@ -12414,95 +12751,6 @@
           <m:jc m:val="left"/>
         </m:oMathParaPr>
         <m:oMath>
-          <m:sSub>
-            <m:sSubPr>
-              <m:ctrlPr>
-                <w:rPr>
-                  <w:rFonts w:ascii="Cambria Math" w:eastAsiaTheme="minorEastAsia" w:hAnsi="Cambria Math" w:cs="Times New Roman"/>
-                  <w:i/>
-                  <w:color w:val="000000"/>
-                  <w:lang w:val="de-DE"/>
-                </w:rPr>
-              </m:ctrlPr>
-            </m:sSubPr>
-            <m:e>
-              <m:r>
-                <w:rPr>
-                  <w:rStyle w:val="Strong"/>
-                  <w:rFonts w:ascii="Cambria Math" w:eastAsiaTheme="minorEastAsia" w:hAnsi="Cambria Math" w:cs="Times New Roman"/>
-                  <w:color w:val="000000"/>
-                  <w:lang w:val="de-DE"/>
-                </w:rPr>
-                <m:t>α</m:t>
-              </m:r>
-            </m:e>
-            <m:sub>
-              <m:r>
-                <w:rPr>
-                  <w:rStyle w:val="Strong"/>
-                  <w:rFonts w:ascii="Cambria Math" w:eastAsiaTheme="minorEastAsia" w:hAnsi="Cambria Math" w:cs="Times New Roman"/>
-                  <w:color w:val="000000"/>
-                  <w:lang w:val="de-DE"/>
-                </w:rPr>
-                <m:t>μ</m:t>
-              </m:r>
-            </m:sub>
-          </m:sSub>
-          <m:r>
-            <w:rPr>
-              <w:rFonts w:ascii="Cambria Math" w:eastAsiaTheme="minorEastAsia" w:hAnsi="Cambria Math" w:cs="Times New Roman"/>
-              <w:lang w:val="de-DE"/>
-            </w:rPr>
-            <m:t xml:space="preserve"> ~</m:t>
-          </m:r>
-          <m:r>
-            <w:rPr>
-              <w:rFonts w:ascii="Cambria Math" w:eastAsiaTheme="minorEastAsia" w:hAnsi="Cambria Math" w:cs="Times New Roman"/>
-              <w:lang w:val="de-DE" w:bidi="he-IL"/>
-            </w:rPr>
-            <m:t xml:space="preserve"> </m:t>
-          </m:r>
-          <m:r>
-            <m:rPr>
-              <m:scr m:val="script"/>
-            </m:rPr>
-            <w:rPr>
-              <w:rFonts w:ascii="Cambria Math" w:eastAsiaTheme="minorEastAsia" w:hAnsi="Cambria Math" w:cs="Times New Roman"/>
-            </w:rPr>
-            <m:t>N</m:t>
-          </m:r>
-          <m:d>
-            <m:dPr>
-              <m:ctrlPr>
-                <w:rPr>
-                  <w:rFonts w:ascii="Cambria Math" w:eastAsiaTheme="minorEastAsia" w:hAnsi="Cambria Math" w:cs="Times New Roman"/>
-                  <w:i/>
-                  <w:color w:val="000000"/>
-                  <w:lang w:val="de-DE"/>
-                </w:rPr>
-              </m:ctrlPr>
-            </m:dPr>
-            <m:e>
-              <m:r>
-                <w:rPr>
-                  <w:rStyle w:val="Strong"/>
-                  <w:rFonts w:ascii="Cambria Math" w:eastAsiaTheme="minorEastAsia" w:hAnsi="Cambria Math" w:cs="Times New Roman"/>
-                  <w:color w:val="000000"/>
-                  <w:lang w:val="de-DE"/>
-                </w:rPr>
-                <m:t xml:space="preserve"> … </m:t>
-              </m:r>
-            </m:e>
-          </m:d>
-          <m:r>
-            <w:rPr>
-              <w:rStyle w:val="Strong"/>
-              <w:rFonts w:ascii="Cambria Math" w:eastAsiaTheme="minorEastAsia" w:hAnsi="Cambria Math" w:cs="Times New Roman"/>
-              <w:color w:val="000000"/>
-              <w:lang w:val="de-DE"/>
-            </w:rPr>
-            <m:t xml:space="preserve">, </m:t>
-          </m:r>
           <m:sSub>
             <m:sSubPr>
               <m:ctrlPr>
@@ -12568,7 +12816,7 @@
                   <w:color w:val="000000"/>
                   <w:lang w:val="de-DE"/>
                 </w:rPr>
-                <m:t>R</m:t>
+                <m:t>L</m:t>
               </m:r>
             </m:sub>
           </m:sSub>
@@ -12606,7 +12854,7 @@
                   <w:color w:val="000000"/>
                   <w:lang w:val="de-DE"/>
                 </w:rPr>
-                <m:t>L</m:t>
+                <m:t>R</m:t>
               </m:r>
             </m:sub>
           </m:sSub>
@@ -12636,12 +12884,12 @@
             <m:e>
               <m:r>
                 <m:rPr>
-                  <m:scr m:val="script"/>
+                  <m:sty m:val="p"/>
                 </m:rPr>
                 <w:rPr>
                   <w:rFonts w:ascii="Cambria Math" w:eastAsiaTheme="minorEastAsia" w:hAnsi="Cambria Math" w:cs="Times New Roman"/>
                 </w:rPr>
-                <m:t>N</m:t>
+                <m:t>Normal</m:t>
               </m:r>
             </m:e>
             <m:sub>
@@ -12672,7 +12920,7 @@
                   <w:color w:val="000000"/>
                   <w:lang w:val="de-DE"/>
                 </w:rPr>
-                <m:t xml:space="preserve"> … </m:t>
+                <m:t xml:space="preserve"> 0 , 0.3 </m:t>
               </m:r>
             </m:e>
           </m:d>
@@ -12683,8 +12931,24 @@
               <w:color w:val="000000"/>
               <w:lang w:val="de-DE"/>
             </w:rPr>
-            <m:t xml:space="preserve">, </m:t>
+            <m:t>,</m:t>
           </m:r>
+        </m:oMath>
+      </m:oMathPara>
+    </w:p>
+    <w:p>
+      <w:pPr>
+        <w:rPr>
+          <w:rFonts w:ascii="Times New Roman" w:eastAsiaTheme="minorEastAsia" w:hAnsi="Times New Roman" w:cs="Times New Roman"/>
+          <w:color w:val="000000"/>
+          <w:lang w:val="de-DE"/>
+        </w:rPr>
+      </w:pPr>
+      <m:oMathPara>
+        <m:oMathParaPr>
+          <m:jc m:val="left"/>
+        </m:oMathParaPr>
+        <m:oMath>
           <m:r>
             <w:rPr>
               <w:rFonts w:ascii="Cambria Math" w:hAnsi="Cambria Math" w:cs="Times New Roman"/>
@@ -12706,10 +12970,13 @@
             <m:t xml:space="preserve"> </m:t>
           </m:r>
           <m:r>
+            <m:rPr>
+              <m:sty m:val="p"/>
+            </m:rPr>
             <w:rPr>
               <w:rFonts w:ascii="Cambria Math" w:eastAsiaTheme="minorEastAsia" w:hAnsi="Cambria Math" w:cs="Times New Roman"/>
             </w:rPr>
-            <m:t>Exp</m:t>
+            <m:t>Exponential</m:t>
           </m:r>
           <m:d>
             <m:dPr>
@@ -12730,7 +12997,7 @@
                   <w:color w:val="000000"/>
                   <w:lang w:val="de-DE"/>
                 </w:rPr>
-                <m:t xml:space="preserve"> … </m:t>
+                <m:t xml:space="preserve"> 1 </m:t>
               </m:r>
             </m:e>
           </m:d>
@@ -12781,7 +13048,19 @@
         <w:rPr>
           <w:rFonts w:ascii="Times New Roman" w:hAnsi="Times New Roman" w:cs="Times New Roman"/>
         </w:rPr>
-        <w:t xml:space="preserve">) is described by a log-normal likelihood with ln mean </w:t>
+        <w:t xml:space="preserve">) is described by a log-normal likelihood with </w:t>
+      </w:r>
+      <w:r>
+        <w:rPr>
+          <w:rFonts w:ascii="Times New Roman" w:hAnsi="Times New Roman" w:cs="Times New Roman"/>
+        </w:rPr>
+        <w:t>log</w:t>
+      </w:r>
+      <w:r>
+        <w:rPr>
+          <w:rFonts w:ascii="Times New Roman" w:hAnsi="Times New Roman" w:cs="Times New Roman"/>
+        </w:rPr>
+        <w:t xml:space="preserve"> mean </w:t>
       </w:r>
       <w:r>
         <w:rPr>
@@ -12795,7 +13074,25 @@
         <w:rPr>
           <w:rFonts w:ascii="Times New Roman" w:hAnsi="Times New Roman" w:cs="Times New Roman"/>
         </w:rPr>
-        <w:t xml:space="preserve"> and ln standard deviation </w:t>
+        <w:t xml:space="preserve"> and l</w:t>
+      </w:r>
+      <w:r>
+        <w:rPr>
+          <w:rFonts w:ascii="Times New Roman" w:hAnsi="Times New Roman" w:cs="Times New Roman"/>
+        </w:rPr>
+        <w:t>og</w:t>
+      </w:r>
+      <w:r>
+        <w:rPr>
+          <w:rFonts w:ascii="Times New Roman" w:hAnsi="Times New Roman" w:cs="Times New Roman"/>
+        </w:rPr>
+        <w:t xml:space="preserve"> standard deviation</w:t>
+      </w:r>
+      <w:r>
+        <w:rPr>
+          <w:rFonts w:ascii="Times New Roman" w:hAnsi="Times New Roman" w:cs="Times New Roman"/>
+        </w:rPr>
+        <w:t xml:space="preserve"> </w:t>
       </w:r>
       <w:r>
         <w:rPr>
@@ -12823,7 +13120,226 @@
         <w:rPr>
           <w:rFonts w:ascii="Times New Roman" w:hAnsi="Times New Roman" w:cs="Times New Roman"/>
         </w:rPr>
-        <w:t xml:space="preserve"> for each species (subscript S), reference (subscript R) and measurement level (subscript L) is estimated by partial pooling, which allows prediction for unobserved species, new studies and new measurement levels. We compared the resulting distribution to terrestrial forest biomass turnover estimated from published data</w:t>
+        <w:t xml:space="preserve"> for each species </w:t>
+      </w:r>
+      <w:r>
+        <w:rPr>
+          <w:rFonts w:ascii="Times New Roman" w:hAnsi="Times New Roman" w:cs="Times New Roman"/>
+          <w:i/>
+          <w:iCs/>
+        </w:rPr>
+        <w:t>S</w:t>
+      </w:r>
+      <w:r>
+        <w:rPr>
+          <w:rFonts w:ascii="Times New Roman" w:hAnsi="Times New Roman" w:cs="Times New Roman"/>
+        </w:rPr>
+        <w:t xml:space="preserve">, </w:t>
+      </w:r>
+      <w:r>
+        <w:rPr>
+          <w:rFonts w:ascii="Times New Roman" w:hAnsi="Times New Roman" w:cs="Times New Roman"/>
+        </w:rPr>
+        <w:t xml:space="preserve">measurement level </w:t>
+      </w:r>
+      <w:r>
+        <w:rPr>
+          <w:rFonts w:ascii="Times New Roman" w:hAnsi="Times New Roman" w:cs="Times New Roman"/>
+          <w:i/>
+          <w:iCs/>
+        </w:rPr>
+        <w:t>L</w:t>
+      </w:r>
+      <w:r>
+        <w:rPr>
+          <w:rFonts w:ascii="Times New Roman" w:hAnsi="Times New Roman" w:cs="Times New Roman"/>
+        </w:rPr>
+        <w:t xml:space="preserve"> </w:t>
+      </w:r>
+      <w:r>
+        <w:rPr>
+          <w:rFonts w:ascii="Times New Roman" w:hAnsi="Times New Roman" w:cs="Times New Roman"/>
+        </w:rPr>
+        <w:t xml:space="preserve">and </w:t>
+      </w:r>
+      <w:r>
+        <w:rPr>
+          <w:rFonts w:ascii="Times New Roman" w:hAnsi="Times New Roman" w:cs="Times New Roman"/>
+        </w:rPr>
+        <w:t xml:space="preserve">reference </w:t>
+      </w:r>
+      <w:r>
+        <w:rPr>
+          <w:rFonts w:ascii="Times New Roman" w:hAnsi="Times New Roman" w:cs="Times New Roman"/>
+          <w:i/>
+          <w:iCs/>
+        </w:rPr>
+        <w:t>R</w:t>
+      </w:r>
+      <w:r>
+        <w:rPr>
+          <w:rFonts w:ascii="Times New Roman" w:hAnsi="Times New Roman" w:cs="Times New Roman"/>
+        </w:rPr>
+        <w:t xml:space="preserve"> and is estimated by partial pooling</w:t>
+      </w:r>
+      <w:r>
+        <w:rPr>
+          <w:rFonts w:ascii="Times New Roman" w:hAnsi="Times New Roman" w:cs="Times New Roman"/>
+        </w:rPr>
+        <w:t xml:space="preserve"> around the global mean </w:t>
+      </w:r>
+      <m:oMath>
+        <m:acc>
+          <m:accPr>
+            <m:chr m:val="̅"/>
+            <m:ctrlPr>
+              <w:rPr>
+                <w:rFonts w:ascii="Cambria Math" w:eastAsiaTheme="minorEastAsia" w:hAnsi="Cambria Math" w:cs="Times New Roman"/>
+                <w:i/>
+                <w:color w:val="000000"/>
+                <w:lang w:val="de-DE"/>
+              </w:rPr>
+            </m:ctrlPr>
+          </m:accPr>
+          <m:e>
+            <m:r>
+              <m:rPr>
+                <m:nor/>
+              </m:rPr>
+              <w:rPr>
+                <w:rFonts w:ascii="Times New Roman" w:eastAsiaTheme="minorEastAsia" w:hAnsi="Times New Roman" w:cs="Times New Roman"/>
+                <w:i/>
+                <w:iCs/>
+              </w:rPr>
+              <m:t>α</m:t>
+            </m:r>
+          </m:e>
+        </m:acc>
+      </m:oMath>
+      <w:r>
+        <w:rPr>
+          <w:rFonts w:ascii="Times New Roman" w:hAnsi="Times New Roman" w:cs="Times New Roman"/>
+        </w:rPr>
+        <w:t xml:space="preserve">, which allows prediction for unobserved species, new studies and new measurement levels. </w:t>
+      </w:r>
+      <w:r>
+        <w:rPr>
+          <w:rFonts w:ascii="Times New Roman" w:hAnsi="Times New Roman" w:cs="Times New Roman"/>
+        </w:rPr>
+        <w:t xml:space="preserve">The prior for </w:t>
+      </w:r>
+      <m:oMath>
+        <m:acc>
+          <m:accPr>
+            <m:chr m:val="̅"/>
+            <m:ctrlPr>
+              <w:rPr>
+                <w:rFonts w:ascii="Cambria Math" w:eastAsiaTheme="minorEastAsia" w:hAnsi="Cambria Math" w:cs="Times New Roman"/>
+                <w:i/>
+                <w:color w:val="000000"/>
+                <w:lang w:val="de-DE"/>
+              </w:rPr>
+            </m:ctrlPr>
+          </m:accPr>
+          <m:e>
+            <m:r>
+              <m:rPr>
+                <m:nor/>
+              </m:rPr>
+              <w:rPr>
+                <w:rFonts w:ascii="Times New Roman" w:eastAsiaTheme="minorEastAsia" w:hAnsi="Times New Roman" w:cs="Times New Roman"/>
+                <w:i/>
+                <w:iCs/>
+              </w:rPr>
+              <m:t>α</m:t>
+            </m:r>
+          </m:e>
+        </m:acc>
+      </m:oMath>
+      <w:r>
+        <w:rPr>
+          <w:rFonts w:ascii="Times New Roman" w:hAnsi="Times New Roman" w:cs="Times New Roman"/>
+        </w:rPr>
+        <w:t xml:space="preserve"> is centred on the </w:t>
+      </w:r>
+      <w:r>
+        <w:rPr>
+          <w:rFonts w:ascii="Times New Roman" w:hAnsi="Times New Roman" w:cs="Times New Roman"/>
+        </w:rPr>
+        <w:t xml:space="preserve">logarithm of the </w:t>
+      </w:r>
+      <w:r>
+        <w:rPr>
+          <w:rFonts w:ascii="Times New Roman" w:hAnsi="Times New Roman" w:cs="Times New Roman"/>
+        </w:rPr>
+        <w:t xml:space="preserve">median </w:t>
+      </w:r>
+      <w:r>
+        <w:rPr>
+          <w:rFonts w:ascii="Times New Roman" w:hAnsi="Times New Roman" w:cs="Times New Roman"/>
+        </w:rPr>
+        <w:t xml:space="preserve">(7.54 </w:t>
+      </w:r>
+      <w:r>
+        <w:rPr>
+          <w:rFonts w:ascii="Times New Roman" w:hAnsi="Times New Roman" w:cs="Times New Roman"/>
+        </w:rPr>
+        <w:t>year</w:t>
+      </w:r>
+      <w:r>
+        <w:rPr>
+          <w:rFonts w:ascii="Times New Roman" w:hAnsi="Times New Roman" w:cs="Times New Roman"/>
+          <w:vertAlign w:val="superscript"/>
+        </w:rPr>
+        <w:t>−1</w:t>
+      </w:r>
+      <w:r>
+        <w:rPr>
+          <w:rFonts w:ascii="Times New Roman" w:hAnsi="Times New Roman" w:cs="Times New Roman"/>
+        </w:rPr>
+        <w:t xml:space="preserve">) </w:t>
+      </w:r>
+      <w:r>
+        <w:rPr>
+          <w:rFonts w:ascii="Times New Roman" w:hAnsi="Times New Roman" w:cs="Times New Roman"/>
+        </w:rPr>
+        <w:t>of published macroalgal turnover rates</w:t>
+      </w:r>
+      <w:r>
+        <w:rPr>
+          <w:rFonts w:ascii="Times New Roman" w:hAnsi="Times New Roman" w:cs="Times New Roman"/>
+        </w:rPr>
+        <w:t xml:space="preserve"> </w:t>
+      </w:r>
+      <w:r>
+        <w:rPr>
+          <w:rFonts w:ascii="Times New Roman" w:hAnsi="Times New Roman" w:cs="Times New Roman"/>
+        </w:rPr>
+        <w:t>{Cebrián and Duarte, 1994 #55383</w:t>
+      </w:r>
+      <w:r>
+        <w:rPr>
+          <w:rFonts w:ascii="Times New Roman" w:hAnsi="Times New Roman" w:cs="Times New Roman"/>
+        </w:rPr>
+        <w:t xml:space="preserve">; </w:t>
+      </w:r>
+      <w:r>
+        <w:rPr>
+          <w:rFonts w:ascii="Times New Roman" w:hAnsi="Times New Roman" w:cs="Times New Roman"/>
+        </w:rPr>
+        <w:t>Cebrián, 1999 #32568}</w:t>
+      </w:r>
+      <w:r>
+        <w:rPr>
+          <w:rFonts w:ascii="Times New Roman" w:hAnsi="Times New Roman" w:cs="Times New Roman"/>
+        </w:rPr>
+        <w:t xml:space="preserve">. </w:t>
+      </w:r>
+      <w:r>
+        <w:rPr>
+          <w:rFonts w:ascii="Times New Roman" w:hAnsi="Times New Roman" w:cs="Times New Roman"/>
+        </w:rPr>
+        <w:t>We compared the resulting distribution to terrestrial forest biomass turnover estimated from published data</w:t>
       </w:r>
       <w:r>
         <w:rPr>
@@ -12954,7 +13470,19 @@
         <w:rPr>
           <w:rFonts w:ascii="Times New Roman" w:hAnsi="Times New Roman" w:cs="Times New Roman"/>
         </w:rPr>
-        <w:t>, decomposition must match detrital production and detrital P/B equals decomposition. As explained above, P/B is equivalent to the exponential growth rate, so it follows that detrital P/B as a measure of decomposition is equivalent to the exponential decay rate (</w:t>
+        <w:t xml:space="preserve">, decomposition must match detrital production and detrital P/B </w:t>
+      </w:r>
+      <w:r>
+        <w:rPr>
+          <w:rFonts w:ascii="Times New Roman" w:hAnsi="Times New Roman" w:cs="Times New Roman"/>
+        </w:rPr>
+        <w:t xml:space="preserve">therefore </w:t>
+      </w:r>
+      <w:r>
+        <w:rPr>
+          <w:rFonts w:ascii="Times New Roman" w:hAnsi="Times New Roman" w:cs="Times New Roman"/>
+        </w:rPr>
+        <w:t>equals decomposition. As explained above, P/B is equivalent to the exponential growth rate, so it follows that detrital P/B as a measure of decomposition is equivalent to the exponential decay rate (</w:t>
       </w:r>
       <w:r>
         <w:rPr>
@@ -13029,12 +13557,32 @@
             </m:sSub>
           </m:fName>
           <m:e>
-            <m:r>
-              <w:rPr>
-                <w:rFonts w:ascii="Cambria Math" w:eastAsiaTheme="minorEastAsia" w:hAnsi="Cambria Math" w:cs="Times New Roman"/>
-              </w:rPr>
-              <m:t>D</m:t>
-            </m:r>
+            <m:sSub>
+              <m:sSubPr>
+                <m:ctrlPr>
+                  <w:rPr>
+                    <w:rFonts w:ascii="Cambria Math" w:eastAsiaTheme="minorEastAsia" w:hAnsi="Cambria Math" w:cs="Times New Roman"/>
+                    <w:i/>
+                  </w:rPr>
+                </m:ctrlPr>
+              </m:sSubPr>
+              <m:e>
+                <m:r>
+                  <w:rPr>
+                    <w:rFonts w:ascii="Cambria Math" w:eastAsiaTheme="minorEastAsia" w:hAnsi="Cambria Math" w:cs="Times New Roman"/>
+                  </w:rPr>
+                  <m:t>D</m:t>
+                </m:r>
+              </m:e>
+              <m:sub>
+                <m:r>
+                  <w:rPr>
+                    <w:rFonts w:ascii="Cambria Math" w:eastAsiaTheme="minorEastAsia" w:hAnsi="Cambria Math" w:cs="Times New Roman"/>
+                  </w:rPr>
+                  <m:t>i</m:t>
+                </m:r>
+              </m:sub>
+            </m:sSub>
           </m:e>
         </m:func>
         <m:r>
@@ -13052,12 +13600,12 @@
         </m:r>
         <m:r>
           <m:rPr>
-            <m:scr m:val="script"/>
+            <m:sty m:val="p"/>
           </m:rPr>
           <w:rPr>
             <w:rFonts w:ascii="Cambria Math" w:eastAsiaTheme="minorEastAsia" w:hAnsi="Cambria Math" w:cs="Times New Roman"/>
           </w:rPr>
-          <m:t>N</m:t>
+          <m:t>Normal</m:t>
         </m:r>
         <m:r>
           <w:rPr>
@@ -13066,11 +13614,37 @@
           </w:rPr>
           <m:t xml:space="preserve">( </m:t>
         </m:r>
+        <m:sSub>
+          <m:sSubPr>
+            <m:ctrlPr>
+              <w:rPr>
+                <w:rFonts w:ascii="Cambria Math" w:eastAsiaTheme="minorEastAsia" w:hAnsi="Cambria Math" w:cs="Times New Roman"/>
+                <w:i/>
+              </w:rPr>
+            </m:ctrlPr>
+          </m:sSubPr>
+          <m:e>
+            <m:r>
+              <w:rPr>
+                <w:rFonts w:ascii="Cambria Math" w:eastAsiaTheme="minorEastAsia" w:hAnsi="Cambria Math" w:cs="Times New Roman"/>
+              </w:rPr>
+              <m:t>μ</m:t>
+            </m:r>
+          </m:e>
+          <m:sub>
+            <m:r>
+              <w:rPr>
+                <w:rFonts w:ascii="Cambria Math" w:eastAsiaTheme="minorEastAsia" w:hAnsi="Cambria Math" w:cs="Times New Roman"/>
+              </w:rPr>
+              <m:t>i</m:t>
+            </m:r>
+          </m:sub>
+        </m:sSub>
         <m:r>
           <w:rPr>
             <w:rFonts w:ascii="Cambria Math" w:eastAsiaTheme="minorEastAsia" w:hAnsi="Cambria Math" w:cs="Times New Roman"/>
           </w:rPr>
-          <m:t>μ ,  σ )</m:t>
+          <m:t xml:space="preserve"> ,  σ )</m:t>
         </m:r>
       </m:oMath>
       <w:r>
@@ -13090,343 +13664,6 @@
         <w:rPr>
           <w:rFonts w:ascii="Times New Roman" w:eastAsiaTheme="minorEastAsia" w:hAnsi="Times New Roman" w:cs="Times New Roman"/>
           <w:iCs/>
-        </w:rPr>
-      </w:pPr>
-      <m:oMathPara>
-        <m:oMathParaPr>
-          <m:jc m:val="left"/>
-        </m:oMathParaPr>
-        <m:oMath>
-          <m:r>
-            <w:rPr>
-              <w:rFonts w:ascii="Cambria Math" w:eastAsiaTheme="minorEastAsia" w:hAnsi="Cambria Math" w:cs="Times New Roman"/>
-            </w:rPr>
-            <m:t>μ</m:t>
-          </m:r>
-          <m:r>
-            <w:rPr>
-              <w:rFonts w:ascii="Cambria Math" w:eastAsiaTheme="minorEastAsia" w:hAnsi="Cambria Math" w:cs="Times New Roman"/>
-              <w:lang w:val="de-DE"/>
-            </w:rPr>
-            <m:t>=</m:t>
-          </m:r>
-          <m:r>
-            <w:rPr>
-              <w:rFonts w:ascii="Cambria Math" w:hAnsi="Cambria Math" w:cs="Times New Roman"/>
-            </w:rPr>
-            <m:t>α+β</m:t>
-          </m:r>
-          <m:func>
-            <m:funcPr>
-              <m:ctrlPr>
-                <w:rPr>
-                  <w:rFonts w:ascii="Cambria Math" w:eastAsiaTheme="minorEastAsia" w:hAnsi="Cambria Math" w:cs="Times New Roman"/>
-                  <w:i/>
-                </w:rPr>
-              </m:ctrlPr>
-            </m:funcPr>
-            <m:fName>
-              <m:sSub>
-                <m:sSubPr>
-                  <m:ctrlPr>
-                    <w:rPr>
-                      <w:rFonts w:ascii="Cambria Math" w:eastAsiaTheme="minorEastAsia" w:hAnsi="Cambria Math" w:cs="Times New Roman"/>
-                    </w:rPr>
-                  </m:ctrlPr>
-                </m:sSubPr>
-                <m:e>
-                  <m:r>
-                    <m:rPr>
-                      <m:sty m:val="p"/>
-                    </m:rPr>
-                    <w:rPr>
-                      <w:rFonts w:ascii="Cambria Math" w:eastAsiaTheme="minorEastAsia" w:hAnsi="Cambria Math" w:cs="Times New Roman"/>
-                    </w:rPr>
-                    <m:t>log</m:t>
-                  </m:r>
-                </m:e>
-                <m:sub>
-                  <m:r>
-                    <w:rPr>
-                      <w:rFonts w:ascii="Cambria Math" w:eastAsiaTheme="minorEastAsia" w:hAnsi="Cambria Math" w:cs="Times New Roman"/>
-                    </w:rPr>
-                    <m:t>10</m:t>
-                  </m:r>
-                </m:sub>
-              </m:sSub>
-            </m:fName>
-            <m:e>
-              <m:r>
-                <w:rPr>
-                  <w:rFonts w:ascii="Cambria Math" w:eastAsiaTheme="minorEastAsia" w:hAnsi="Cambria Math" w:cs="Times New Roman"/>
-                </w:rPr>
-                <m:t>T</m:t>
-              </m:r>
-            </m:e>
-          </m:func>
-        </m:oMath>
-      </m:oMathPara>
-    </w:p>
-    <w:p>
-      <w:pPr>
-        <w:rPr>
-          <w:rFonts w:ascii="Times New Roman" w:eastAsiaTheme="minorEastAsia" w:hAnsi="Times New Roman" w:cs="Times New Roman"/>
-        </w:rPr>
-      </w:pPr>
-      <m:oMathPara>
-        <m:oMathParaPr>
-          <m:jc m:val="left"/>
-        </m:oMathParaPr>
-        <m:oMath>
-          <m:r>
-            <w:rPr>
-              <w:rFonts w:ascii="Cambria Math" w:hAnsi="Cambria Math" w:cs="Times New Roman"/>
-            </w:rPr>
-            <m:t xml:space="preserve">α </m:t>
-          </m:r>
-          <m:r>
-            <w:rPr>
-              <w:rFonts w:ascii="Cambria Math" w:eastAsiaTheme="minorEastAsia" w:hAnsi="Cambria Math" w:cs="Times New Roman"/>
-              <w:lang w:val="de-DE"/>
-            </w:rPr>
-            <m:t>~</m:t>
-          </m:r>
-          <m:r>
-            <w:rPr>
-              <w:rFonts w:ascii="Cambria Math" w:eastAsiaTheme="minorEastAsia" w:hAnsi="Cambria Math" w:cs="Times New Roman"/>
-              <w:lang w:val="de-DE" w:bidi="he-IL"/>
-            </w:rPr>
-            <m:t xml:space="preserve"> </m:t>
-          </m:r>
-          <m:r>
-            <m:rPr>
-              <m:scr m:val="script"/>
-            </m:rPr>
-            <w:rPr>
-              <w:rFonts w:ascii="Cambria Math" w:eastAsiaTheme="minorEastAsia" w:hAnsi="Cambria Math" w:cs="Times New Roman"/>
-            </w:rPr>
-            <m:t>N</m:t>
-          </m:r>
-          <m:r>
-            <w:rPr>
-              <w:rStyle w:val="Strong"/>
-              <w:rFonts w:ascii="Cambria Math" w:eastAsiaTheme="minorEastAsia" w:hAnsi="Cambria Math" w:cs="Times New Roman"/>
-              <w:color w:val="000000"/>
-              <w:lang w:val="de-DE"/>
-            </w:rPr>
-            <m:t xml:space="preserve">( </m:t>
-          </m:r>
-          <m:sSub>
-            <m:sSubPr>
-              <m:ctrlPr>
-                <w:rPr>
-                  <w:rFonts w:ascii="Cambria Math" w:hAnsi="Cambria Math" w:cs="Times New Roman"/>
-                  <w:i/>
-                </w:rPr>
-              </m:ctrlPr>
-            </m:sSubPr>
-            <m:e>
-              <m:r>
-                <w:rPr>
-                  <w:rFonts w:ascii="Cambria Math" w:hAnsi="Cambria Math" w:cs="Times New Roman"/>
-                </w:rPr>
-                <m:t>α</m:t>
-              </m:r>
-            </m:e>
-            <m:sub>
-              <m:r>
-                <w:rPr>
-                  <w:rFonts w:ascii="Cambria Math" w:hAnsi="Cambria Math" w:cs="Times New Roman"/>
-                </w:rPr>
-                <m:t>μ</m:t>
-              </m:r>
-            </m:sub>
-          </m:sSub>
-          <m:r>
-            <w:rPr>
-              <w:rFonts w:ascii="Cambria Math" w:hAnsi="Cambria Math" w:cs="Times New Roman"/>
-            </w:rPr>
-            <m:t xml:space="preserve"> </m:t>
-          </m:r>
-          <m:r>
-            <w:rPr>
-              <w:rStyle w:val="Strong"/>
-              <w:rFonts w:ascii="Cambria Math" w:eastAsiaTheme="minorEastAsia" w:hAnsi="Cambria Math" w:cs="Times New Roman"/>
-              <w:color w:val="000000"/>
-              <w:lang w:val="de-DE"/>
-            </w:rPr>
-            <m:t>,</m:t>
-          </m:r>
-          <m:sSub>
-            <m:sSubPr>
-              <m:ctrlPr>
-                <w:rPr>
-                  <w:rFonts w:ascii="Cambria Math" w:hAnsi="Cambria Math" w:cs="Times New Roman"/>
-                  <w:i/>
-                </w:rPr>
-              </m:ctrlPr>
-            </m:sSubPr>
-            <m:e>
-              <m:r>
-                <w:rPr>
-                  <w:rFonts w:ascii="Cambria Math" w:hAnsi="Cambria Math" w:cs="Times New Roman"/>
-                </w:rPr>
-                <m:t xml:space="preserve"> α</m:t>
-              </m:r>
-            </m:e>
-            <m:sub>
-              <m:r>
-                <w:rPr>
-                  <w:rFonts w:ascii="Cambria Math" w:eastAsiaTheme="minorEastAsia" w:hAnsi="Cambria Math" w:cs="Times New Roman"/>
-                </w:rPr>
-                <m:t>σ</m:t>
-              </m:r>
-            </m:sub>
-          </m:sSub>
-          <m:r>
-            <w:rPr>
-              <w:rStyle w:val="Strong"/>
-              <w:rFonts w:ascii="Cambria Math" w:eastAsiaTheme="minorEastAsia" w:hAnsi="Cambria Math" w:cs="Times New Roman"/>
-              <w:color w:val="000000"/>
-              <w:lang w:val="de-DE"/>
-            </w:rPr>
-            <m:t xml:space="preserve"> )</m:t>
-          </m:r>
-        </m:oMath>
-      </m:oMathPara>
-    </w:p>
-    <w:p>
-      <w:pPr>
-        <w:rPr>
-          <w:rFonts w:ascii="Times New Roman" w:eastAsiaTheme="minorEastAsia" w:hAnsi="Times New Roman" w:cs="Times New Roman"/>
-        </w:rPr>
-      </w:pPr>
-      <m:oMathPara>
-        <m:oMathParaPr>
-          <m:jc m:val="left"/>
-        </m:oMathParaPr>
-        <m:oMath>
-          <m:r>
-            <w:rPr>
-              <w:rFonts w:ascii="Cambria Math" w:hAnsi="Cambria Math" w:cs="Times New Roman"/>
-            </w:rPr>
-            <m:t xml:space="preserve">β </m:t>
-          </m:r>
-          <m:r>
-            <w:rPr>
-              <w:rFonts w:ascii="Cambria Math" w:eastAsiaTheme="minorEastAsia" w:hAnsi="Cambria Math" w:cs="Times New Roman"/>
-              <w:lang w:val="de-DE"/>
-            </w:rPr>
-            <m:t>~</m:t>
-          </m:r>
-          <m:r>
-            <w:rPr>
-              <w:rFonts w:ascii="Cambria Math" w:eastAsiaTheme="minorEastAsia" w:hAnsi="Cambria Math" w:cs="Times New Roman"/>
-              <w:lang w:val="de-DE" w:bidi="he-IL"/>
-            </w:rPr>
-            <m:t xml:space="preserve"> </m:t>
-          </m:r>
-          <m:r>
-            <m:rPr>
-              <m:scr m:val="script"/>
-            </m:rPr>
-            <w:rPr>
-              <w:rFonts w:ascii="Cambria Math" w:eastAsiaTheme="minorEastAsia" w:hAnsi="Cambria Math" w:cs="Times New Roman"/>
-            </w:rPr>
-            <m:t>N</m:t>
-          </m:r>
-          <m:r>
-            <w:rPr>
-              <w:rStyle w:val="Strong"/>
-              <w:rFonts w:ascii="Cambria Math" w:eastAsiaTheme="minorEastAsia" w:hAnsi="Cambria Math" w:cs="Times New Roman"/>
-              <w:color w:val="000000"/>
-              <w:lang w:val="de-DE"/>
-            </w:rPr>
-            <m:t xml:space="preserve">( </m:t>
-          </m:r>
-          <m:sSub>
-            <m:sSubPr>
-              <m:ctrlPr>
-                <w:rPr>
-                  <w:rFonts w:ascii="Cambria Math" w:hAnsi="Cambria Math" w:cs="Times New Roman"/>
-                  <w:i/>
-                </w:rPr>
-              </m:ctrlPr>
-            </m:sSubPr>
-            <m:e>
-              <m:r>
-                <w:rPr>
-                  <w:rFonts w:ascii="Cambria Math" w:hAnsi="Cambria Math" w:cs="Times New Roman"/>
-                </w:rPr>
-                <m:t>β</m:t>
-              </m:r>
-            </m:e>
-            <m:sub>
-              <m:r>
-                <w:rPr>
-                  <w:rFonts w:ascii="Cambria Math" w:hAnsi="Cambria Math" w:cs="Times New Roman"/>
-                </w:rPr>
-                <m:t>μ</m:t>
-              </m:r>
-            </m:sub>
-          </m:sSub>
-          <m:r>
-            <w:rPr>
-              <w:rFonts w:ascii="Cambria Math" w:hAnsi="Cambria Math" w:cs="Times New Roman"/>
-            </w:rPr>
-            <m:t xml:space="preserve"> </m:t>
-          </m:r>
-          <m:r>
-            <w:rPr>
-              <w:rStyle w:val="Strong"/>
-              <w:rFonts w:ascii="Cambria Math" w:eastAsiaTheme="minorEastAsia" w:hAnsi="Cambria Math" w:cs="Times New Roman"/>
-              <w:color w:val="000000"/>
-              <w:lang w:val="de-DE"/>
-            </w:rPr>
-            <m:t>,</m:t>
-          </m:r>
-          <m:sSub>
-            <m:sSubPr>
-              <m:ctrlPr>
-                <w:rPr>
-                  <w:rFonts w:ascii="Cambria Math" w:hAnsi="Cambria Math" w:cs="Times New Roman"/>
-                  <w:i/>
-                </w:rPr>
-              </m:ctrlPr>
-            </m:sSubPr>
-            <m:e>
-              <m:r>
-                <w:rPr>
-                  <w:rFonts w:ascii="Cambria Math" w:hAnsi="Cambria Math" w:cs="Times New Roman"/>
-                </w:rPr>
-                <m:t xml:space="preserve"> β</m:t>
-              </m:r>
-            </m:e>
-            <m:sub>
-              <m:r>
-                <w:rPr>
-                  <w:rFonts w:ascii="Cambria Math" w:eastAsiaTheme="minorEastAsia" w:hAnsi="Cambria Math" w:cs="Times New Roman"/>
-                </w:rPr>
-                <m:t>σ</m:t>
-              </m:r>
-            </m:sub>
-          </m:sSub>
-          <m:r>
-            <w:rPr>
-              <w:rStyle w:val="Strong"/>
-              <w:rFonts w:ascii="Cambria Math" w:eastAsiaTheme="minorEastAsia" w:hAnsi="Cambria Math" w:cs="Times New Roman"/>
-              <w:color w:val="000000"/>
-              <w:lang w:val="de-DE"/>
-            </w:rPr>
-            <m:t xml:space="preserve"> )</m:t>
-          </m:r>
-        </m:oMath>
-      </m:oMathPara>
-    </w:p>
-    <w:p>
-      <w:pPr>
-        <w:rPr>
-          <w:rFonts w:ascii="Times New Roman" w:eastAsiaTheme="minorEastAsia" w:hAnsi="Times New Roman" w:cs="Times New Roman"/>
         </w:rPr>
       </w:pPr>
       <m:oMathPara>
@@ -13438,7 +13675,7 @@
             <m:sSubPr>
               <m:ctrlPr>
                 <w:rPr>
-                  <w:rFonts w:ascii="Cambria Math" w:hAnsi="Cambria Math" w:cs="Times New Roman"/>
+                  <w:rFonts w:ascii="Cambria Math" w:eastAsiaTheme="minorEastAsia" w:hAnsi="Cambria Math" w:cs="Times New Roman"/>
                   <w:i/>
                 </w:rPr>
               </m:ctrlPr>
@@ -13446,25 +13683,78 @@
             <m:e>
               <m:r>
                 <w:rPr>
+                  <w:rFonts w:ascii="Cambria Math" w:eastAsiaTheme="minorEastAsia" w:hAnsi="Cambria Math" w:cs="Times New Roman"/>
+                </w:rPr>
+                <m:t>μ</m:t>
+              </m:r>
+            </m:e>
+            <m:sub>
+              <m:r>
+                <w:rPr>
+                  <w:rFonts w:ascii="Cambria Math" w:eastAsiaTheme="minorEastAsia" w:hAnsi="Cambria Math" w:cs="Times New Roman"/>
+                </w:rPr>
+                <m:t>i</m:t>
+              </m:r>
+            </m:sub>
+          </m:sSub>
+          <m:r>
+            <w:rPr>
+              <w:rFonts w:ascii="Cambria Math" w:eastAsiaTheme="minorEastAsia" w:hAnsi="Cambria Math" w:cs="Times New Roman"/>
+              <w:lang w:val="de-DE"/>
+            </w:rPr>
+            <m:t>=</m:t>
+          </m:r>
+          <m:sSub>
+            <m:sSubPr>
+              <m:ctrlPr>
+                <w:rPr>
+                  <w:rFonts w:ascii="Cambria Math" w:hAnsi="Cambria Math" w:cs="Times New Roman"/>
+                  <w:i/>
+                </w:rPr>
+              </m:ctrlPr>
+            </m:sSubPr>
+            <m:e>
+              <m:r>
+                <w:rPr>
                   <w:rFonts w:ascii="Cambria Math" w:hAnsi="Cambria Math" w:cs="Times New Roman"/>
                 </w:rPr>
                 <m:t>α</m:t>
               </m:r>
             </m:e>
             <m:sub>
-              <m:r>
-                <w:rPr>
-                  <w:rFonts w:ascii="Cambria Math" w:hAnsi="Cambria Math" w:cs="Times New Roman"/>
-                </w:rPr>
-                <m:t>μ</m:t>
-              </m:r>
+              <m:sSub>
+                <m:sSubPr>
+                  <m:ctrlPr>
+                    <w:rPr>
+                      <w:rFonts w:ascii="Cambria Math" w:hAnsi="Cambria Math" w:cs="Times New Roman"/>
+                      <w:i/>
+                    </w:rPr>
+                  </m:ctrlPr>
+                </m:sSubPr>
+                <m:e>
+                  <m:r>
+                    <w:rPr>
+                      <w:rFonts w:ascii="Cambria Math" w:hAnsi="Cambria Math" w:cs="Times New Roman"/>
+                    </w:rPr>
+                    <m:t>E</m:t>
+                  </m:r>
+                </m:e>
+                <m:sub>
+                  <m:r>
+                    <w:rPr>
+                      <w:rFonts w:ascii="Cambria Math" w:hAnsi="Cambria Math" w:cs="Times New Roman"/>
+                    </w:rPr>
+                    <m:t>i</m:t>
+                  </m:r>
+                </m:sub>
+              </m:sSub>
             </m:sub>
           </m:sSub>
           <m:r>
             <w:rPr>
               <w:rFonts w:ascii="Cambria Math" w:hAnsi="Cambria Math" w:cs="Times New Roman"/>
             </w:rPr>
-            <m:t xml:space="preserve">, </m:t>
+            <m:t>+</m:t>
           </m:r>
           <m:sSub>
             <m:sSubPr>
@@ -13484,11 +13774,139 @@
               </m:r>
             </m:e>
             <m:sub>
+              <m:sSub>
+                <m:sSubPr>
+                  <m:ctrlPr>
+                    <w:rPr>
+                      <w:rFonts w:ascii="Cambria Math" w:hAnsi="Cambria Math" w:cs="Times New Roman"/>
+                      <w:i/>
+                    </w:rPr>
+                  </m:ctrlPr>
+                </m:sSubPr>
+                <m:e>
+                  <m:r>
+                    <w:rPr>
+                      <w:rFonts w:ascii="Cambria Math" w:hAnsi="Cambria Math" w:cs="Times New Roman"/>
+                    </w:rPr>
+                    <m:t>E</m:t>
+                  </m:r>
+                </m:e>
+                <m:sub>
+                  <m:r>
+                    <w:rPr>
+                      <w:rFonts w:ascii="Cambria Math" w:hAnsi="Cambria Math" w:cs="Times New Roman"/>
+                    </w:rPr>
+                    <m:t>i</m:t>
+                  </m:r>
+                </m:sub>
+              </m:sSub>
+            </m:sub>
+          </m:sSub>
+          <m:func>
+            <m:funcPr>
+              <m:ctrlPr>
+                <w:rPr>
+                  <w:rFonts w:ascii="Cambria Math" w:eastAsiaTheme="minorEastAsia" w:hAnsi="Cambria Math" w:cs="Times New Roman"/>
+                  <w:i/>
+                </w:rPr>
+              </m:ctrlPr>
+            </m:funcPr>
+            <m:fName>
+              <m:sSub>
+                <m:sSubPr>
+                  <m:ctrlPr>
+                    <w:rPr>
+                      <w:rFonts w:ascii="Cambria Math" w:eastAsiaTheme="minorEastAsia" w:hAnsi="Cambria Math" w:cs="Times New Roman"/>
+                    </w:rPr>
+                  </m:ctrlPr>
+                </m:sSubPr>
+                <m:e>
+                  <m:r>
+                    <m:rPr>
+                      <m:sty m:val="p"/>
+                    </m:rPr>
+                    <w:rPr>
+                      <w:rFonts w:ascii="Cambria Math" w:eastAsiaTheme="minorEastAsia" w:hAnsi="Cambria Math" w:cs="Times New Roman"/>
+                    </w:rPr>
+                    <m:t>log</m:t>
+                  </m:r>
+                </m:e>
+                <m:sub>
+                  <m:r>
+                    <w:rPr>
+                      <w:rFonts w:ascii="Cambria Math" w:eastAsiaTheme="minorEastAsia" w:hAnsi="Cambria Math" w:cs="Times New Roman"/>
+                    </w:rPr>
+                    <m:t>10</m:t>
+                  </m:r>
+                </m:sub>
+              </m:sSub>
+            </m:fName>
+            <m:e>
+              <m:sSub>
+                <m:sSubPr>
+                  <m:ctrlPr>
+                    <w:rPr>
+                      <w:rFonts w:ascii="Cambria Math" w:eastAsiaTheme="minorEastAsia" w:hAnsi="Cambria Math" w:cs="Times New Roman"/>
+                      <w:i/>
+                    </w:rPr>
+                  </m:ctrlPr>
+                </m:sSubPr>
+                <m:e>
+                  <m:r>
+                    <w:rPr>
+                      <w:rFonts w:ascii="Cambria Math" w:eastAsiaTheme="minorEastAsia" w:hAnsi="Cambria Math" w:cs="Times New Roman"/>
+                    </w:rPr>
+                    <m:t>T</m:t>
+                  </m:r>
+                </m:e>
+                <m:sub>
+                  <m:r>
+                    <w:rPr>
+                      <w:rFonts w:ascii="Cambria Math" w:eastAsiaTheme="minorEastAsia" w:hAnsi="Cambria Math" w:cs="Times New Roman"/>
+                    </w:rPr>
+                    <m:t>i</m:t>
+                  </m:r>
+                </m:sub>
+              </m:sSub>
+            </m:e>
+          </m:func>
+        </m:oMath>
+      </m:oMathPara>
+    </w:p>
+    <w:p>
+      <w:pPr>
+        <w:rPr>
+          <w:rFonts w:ascii="Times New Roman" w:eastAsiaTheme="minorEastAsia" w:hAnsi="Times New Roman" w:cs="Times New Roman"/>
+        </w:rPr>
+      </w:pPr>
+      <m:oMathPara>
+        <m:oMathParaPr>
+          <m:jc m:val="left"/>
+        </m:oMathParaPr>
+        <m:oMath>
+          <m:sSub>
+            <m:sSubPr>
+              <m:ctrlPr>
+                <w:rPr>
+                  <w:rFonts w:ascii="Cambria Math" w:hAnsi="Cambria Math" w:cs="Times New Roman"/>
+                  <w:i/>
+                </w:rPr>
+              </m:ctrlPr>
+            </m:sSubPr>
+            <m:e>
               <m:r>
                 <w:rPr>
                   <w:rFonts w:ascii="Cambria Math" w:hAnsi="Cambria Math" w:cs="Times New Roman"/>
                 </w:rPr>
-                <m:t>μ</m:t>
+                <m:t>α</m:t>
+              </m:r>
+            </m:e>
+            <m:sub>
+              <m:r>
+                <w:rPr>
+                  <w:rFonts w:ascii="Cambria Math" w:hAnsi="Cambria Math" w:cs="Times New Roman"/>
+                </w:rPr>
+                <m:t>E</m:t>
               </m:r>
             </m:sub>
           </m:sSub>
@@ -13514,36 +13932,13 @@
           </m:r>
           <m:r>
             <m:rPr>
-              <m:scr m:val="script"/>
+              <m:sty m:val="p"/>
             </m:rPr>
             <w:rPr>
               <w:rFonts w:ascii="Cambria Math" w:eastAsiaTheme="minorEastAsia" w:hAnsi="Cambria Math" w:cs="Times New Roman"/>
             </w:rPr>
-            <m:t>N</m:t>
+            <m:t>Normal</m:t>
           </m:r>
-          <m:d>
-            <m:dPr>
-              <m:ctrlPr>
-                <w:rPr>
-                  <w:rFonts w:ascii="Cambria Math" w:eastAsiaTheme="minorEastAsia" w:hAnsi="Cambria Math" w:cs="Times New Roman"/>
-                  <w:i/>
-                  <w:color w:val="000000"/>
-                  <w:lang w:val="de-DE"/>
-                </w:rPr>
-              </m:ctrlPr>
-            </m:dPr>
-            <m:e>
-              <m:r>
-                <w:rPr>
-                  <w:rStyle w:val="Strong"/>
-                  <w:rFonts w:ascii="Cambria Math" w:eastAsiaTheme="minorEastAsia" w:hAnsi="Cambria Math" w:cs="Times New Roman"/>
-                  <w:color w:val="000000"/>
-                  <w:lang w:val="de-DE"/>
-                </w:rPr>
-                <m:t xml:space="preserve"> … </m:t>
-              </m:r>
-            </m:e>
-          </m:d>
           <m:r>
             <w:rPr>
               <w:rStyle w:val="Strong"/>
@@ -13551,8 +13946,368 @@
               <w:color w:val="000000"/>
               <w:lang w:val="de-DE"/>
             </w:rPr>
+            <m:t xml:space="preserve">( </m:t>
+          </m:r>
+          <m:acc>
+            <m:accPr>
+              <m:chr m:val="̅"/>
+              <m:ctrlPr>
+                <w:rPr>
+                  <w:rFonts w:ascii="Cambria Math" w:eastAsiaTheme="minorEastAsia" w:hAnsi="Cambria Math" w:cs="Times New Roman"/>
+                  <w:i/>
+                  <w:color w:val="000000"/>
+                  <w:lang w:val="de-DE"/>
+                </w:rPr>
+              </m:ctrlPr>
+            </m:accPr>
+            <m:e>
+              <m:r>
+                <w:rPr>
+                  <w:rFonts w:ascii="Cambria Math" w:eastAsiaTheme="minorEastAsia" w:hAnsi="Cambria Math" w:cs="Times New Roman"/>
+                </w:rPr>
+                <m:t>α</m:t>
+              </m:r>
+            </m:e>
+          </m:acc>
+          <m:r>
+            <w:rPr>
+              <w:rFonts w:ascii="Cambria Math" w:hAnsi="Cambria Math" w:cs="Times New Roman"/>
+            </w:rPr>
+            <m:t xml:space="preserve"> </m:t>
+          </m:r>
+          <m:r>
+            <w:rPr>
+              <w:rStyle w:val="Strong"/>
+              <w:rFonts w:ascii="Cambria Math" w:eastAsiaTheme="minorEastAsia" w:hAnsi="Cambria Math" w:cs="Times New Roman"/>
+              <w:color w:val="000000"/>
+              <w:lang w:val="de-DE"/>
+            </w:rPr>
+            <m:t>,</m:t>
+          </m:r>
+          <m:sSub>
+            <m:sSubPr>
+              <m:ctrlPr>
+                <w:rPr>
+                  <w:rFonts w:ascii="Cambria Math" w:hAnsi="Cambria Math" w:cs="Times New Roman"/>
+                  <w:i/>
+                </w:rPr>
+              </m:ctrlPr>
+            </m:sSubPr>
+            <m:e>
+              <m:r>
+                <w:rPr>
+                  <w:rFonts w:ascii="Cambria Math" w:hAnsi="Cambria Math" w:cs="Times New Roman"/>
+                </w:rPr>
+                <m:t xml:space="preserve"> α</m:t>
+              </m:r>
+            </m:e>
+            <m:sub>
+              <m:r>
+                <w:rPr>
+                  <w:rFonts w:ascii="Cambria Math" w:eastAsiaTheme="minorEastAsia" w:hAnsi="Cambria Math" w:cs="Times New Roman"/>
+                </w:rPr>
+                <m:t>σ</m:t>
+              </m:r>
+            </m:sub>
+          </m:sSub>
+          <m:r>
+            <w:rPr>
+              <w:rStyle w:val="Strong"/>
+              <w:rFonts w:ascii="Cambria Math" w:eastAsiaTheme="minorEastAsia" w:hAnsi="Cambria Math" w:cs="Times New Roman"/>
+              <w:color w:val="000000"/>
+              <w:lang w:val="de-DE"/>
+            </w:rPr>
+            <m:t xml:space="preserve"> )</m:t>
+          </m:r>
+        </m:oMath>
+      </m:oMathPara>
+    </w:p>
+    <w:p>
+      <w:pPr>
+        <w:rPr>
+          <w:rFonts w:ascii="Times New Roman" w:eastAsiaTheme="minorEastAsia" w:hAnsi="Times New Roman" w:cs="Times New Roman"/>
+        </w:rPr>
+      </w:pPr>
+      <m:oMathPara>
+        <m:oMathParaPr>
+          <m:jc m:val="left"/>
+        </m:oMathParaPr>
+        <m:oMath>
+          <m:sSub>
+            <m:sSubPr>
+              <m:ctrlPr>
+                <w:rPr>
+                  <w:rFonts w:ascii="Cambria Math" w:hAnsi="Cambria Math" w:cs="Times New Roman"/>
+                  <w:i/>
+                </w:rPr>
+              </m:ctrlPr>
+            </m:sSubPr>
+            <m:e>
+              <m:r>
+                <w:rPr>
+                  <w:rFonts w:ascii="Cambria Math" w:hAnsi="Cambria Math" w:cs="Times New Roman"/>
+                </w:rPr>
+                <m:t>β</m:t>
+              </m:r>
+            </m:e>
+            <m:sub>
+              <m:r>
+                <w:rPr>
+                  <w:rFonts w:ascii="Cambria Math" w:hAnsi="Cambria Math" w:cs="Times New Roman"/>
+                </w:rPr>
+                <m:t>E</m:t>
+              </m:r>
+            </m:sub>
+          </m:sSub>
+          <m:r>
+            <w:rPr>
+              <w:rFonts w:ascii="Cambria Math" w:hAnsi="Cambria Math" w:cs="Times New Roman"/>
+            </w:rPr>
+            <m:t xml:space="preserve"> </m:t>
+          </m:r>
+          <m:r>
+            <w:rPr>
+              <w:rFonts w:ascii="Cambria Math" w:eastAsiaTheme="minorEastAsia" w:hAnsi="Cambria Math" w:cs="Times New Roman"/>
+              <w:lang w:val="de-DE"/>
+            </w:rPr>
+            <m:t>~</m:t>
+          </m:r>
+          <m:r>
+            <w:rPr>
+              <w:rFonts w:ascii="Cambria Math" w:eastAsiaTheme="minorEastAsia" w:hAnsi="Cambria Math" w:cs="Times New Roman"/>
+              <w:lang w:val="de-DE" w:bidi="he-IL"/>
+            </w:rPr>
+            <m:t xml:space="preserve"> </m:t>
+          </m:r>
+          <m:r>
+            <m:rPr>
+              <m:sty m:val="p"/>
+            </m:rPr>
+            <w:rPr>
+              <w:rFonts w:ascii="Cambria Math" w:eastAsiaTheme="minorEastAsia" w:hAnsi="Cambria Math" w:cs="Times New Roman"/>
+            </w:rPr>
+            <m:t>Normal</m:t>
+          </m:r>
+          <m:r>
+            <w:rPr>
+              <w:rStyle w:val="Strong"/>
+              <w:rFonts w:ascii="Cambria Math" w:eastAsiaTheme="minorEastAsia" w:hAnsi="Cambria Math" w:cs="Times New Roman"/>
+              <w:color w:val="000000"/>
+              <w:lang w:val="de-DE"/>
+            </w:rPr>
+            <m:t xml:space="preserve">( </m:t>
+          </m:r>
+          <m:acc>
+            <m:accPr>
+              <m:chr m:val="̅"/>
+              <m:ctrlPr>
+                <w:rPr>
+                  <w:rStyle w:val="Strong"/>
+                  <w:rFonts w:ascii="Cambria Math" w:eastAsiaTheme="minorEastAsia" w:hAnsi="Cambria Math" w:cs="Times New Roman"/>
+                  <w:b w:val="0"/>
+                  <w:bCs w:val="0"/>
+                  <w:i/>
+                  <w:color w:val="000000"/>
+                  <w:lang w:val="de-DE"/>
+                </w:rPr>
+              </m:ctrlPr>
+            </m:accPr>
+            <m:e>
+              <m:r>
+                <w:rPr>
+                  <w:rStyle w:val="Strong"/>
+                  <w:rFonts w:ascii="Cambria Math" w:eastAsiaTheme="minorEastAsia" w:hAnsi="Cambria Math" w:cs="Times New Roman"/>
+                  <w:color w:val="000000"/>
+                  <w:lang w:val="de-DE"/>
+                </w:rPr>
+                <m:t>β</m:t>
+              </m:r>
+            </m:e>
+          </m:acc>
+          <m:r>
+            <w:rPr>
+              <w:rFonts w:ascii="Cambria Math" w:hAnsi="Cambria Math" w:cs="Times New Roman"/>
+            </w:rPr>
+            <m:t xml:space="preserve"> </m:t>
+          </m:r>
+          <m:r>
+            <w:rPr>
+              <w:rStyle w:val="Strong"/>
+              <w:rFonts w:ascii="Cambria Math" w:eastAsiaTheme="minorEastAsia" w:hAnsi="Cambria Math" w:cs="Times New Roman"/>
+              <w:color w:val="000000"/>
+              <w:lang w:val="de-DE"/>
+            </w:rPr>
+            <m:t>,</m:t>
+          </m:r>
+          <m:sSub>
+            <m:sSubPr>
+              <m:ctrlPr>
+                <w:rPr>
+                  <w:rFonts w:ascii="Cambria Math" w:hAnsi="Cambria Math" w:cs="Times New Roman"/>
+                  <w:i/>
+                </w:rPr>
+              </m:ctrlPr>
+            </m:sSubPr>
+            <m:e>
+              <m:r>
+                <w:rPr>
+                  <w:rFonts w:ascii="Cambria Math" w:hAnsi="Cambria Math" w:cs="Times New Roman"/>
+                </w:rPr>
+                <m:t xml:space="preserve"> β</m:t>
+              </m:r>
+            </m:e>
+            <m:sub>
+              <m:r>
+                <w:rPr>
+                  <w:rFonts w:ascii="Cambria Math" w:eastAsiaTheme="minorEastAsia" w:hAnsi="Cambria Math" w:cs="Times New Roman"/>
+                </w:rPr>
+                <m:t>σ</m:t>
+              </m:r>
+            </m:sub>
+          </m:sSub>
+          <m:r>
+            <w:rPr>
+              <w:rStyle w:val="Strong"/>
+              <w:rFonts w:ascii="Cambria Math" w:eastAsiaTheme="minorEastAsia" w:hAnsi="Cambria Math" w:cs="Times New Roman"/>
+              <w:color w:val="000000"/>
+              <w:lang w:val="de-DE"/>
+            </w:rPr>
+            <m:t xml:space="preserve"> )</m:t>
+          </m:r>
+        </m:oMath>
+      </m:oMathPara>
+    </w:p>
+    <w:p>
+      <w:pPr>
+        <w:rPr>
+          <w:rFonts w:ascii="Times New Roman" w:eastAsiaTheme="minorEastAsia" w:hAnsi="Times New Roman" w:cs="Times New Roman"/>
+        </w:rPr>
+      </w:pPr>
+      <m:oMathPara>
+        <m:oMathParaPr>
+          <m:jc m:val="left"/>
+        </m:oMathParaPr>
+        <m:oMath>
+          <m:acc>
+            <m:accPr>
+              <m:chr m:val="̅"/>
+              <m:ctrlPr>
+                <w:rPr>
+                  <w:rFonts w:ascii="Cambria Math" w:eastAsiaTheme="minorEastAsia" w:hAnsi="Cambria Math" w:cs="Times New Roman"/>
+                  <w:i/>
+                  <w:color w:val="000000"/>
+                  <w:lang w:val="de-DE"/>
+                </w:rPr>
+              </m:ctrlPr>
+            </m:accPr>
+            <m:e>
+              <m:r>
+                <w:rPr>
+                  <w:rFonts w:ascii="Cambria Math" w:eastAsiaTheme="minorEastAsia" w:hAnsi="Cambria Math" w:cs="Times New Roman"/>
+                </w:rPr>
+                <m:t>α</m:t>
+              </m:r>
+            </m:e>
+          </m:acc>
+          <m:r>
+            <w:rPr>
+              <w:rFonts w:ascii="Cambria Math" w:hAnsi="Cambria Math" w:cs="Times New Roman"/>
+            </w:rPr>
             <m:t xml:space="preserve">, </m:t>
           </m:r>
+          <m:acc>
+            <m:accPr>
+              <m:chr m:val="̅"/>
+              <m:ctrlPr>
+                <w:rPr>
+                  <w:rStyle w:val="Strong"/>
+                  <w:rFonts w:ascii="Cambria Math" w:eastAsiaTheme="minorEastAsia" w:hAnsi="Cambria Math" w:cs="Times New Roman"/>
+                  <w:b w:val="0"/>
+                  <w:bCs w:val="0"/>
+                  <w:i/>
+                  <w:color w:val="000000"/>
+                  <w:lang w:val="de-DE"/>
+                </w:rPr>
+              </m:ctrlPr>
+            </m:accPr>
+            <m:e>
+              <m:r>
+                <w:rPr>
+                  <w:rStyle w:val="Strong"/>
+                  <w:rFonts w:ascii="Cambria Math" w:eastAsiaTheme="minorEastAsia" w:hAnsi="Cambria Math" w:cs="Times New Roman"/>
+                  <w:color w:val="000000"/>
+                  <w:lang w:val="de-DE"/>
+                </w:rPr>
+                <m:t>β</m:t>
+              </m:r>
+            </m:e>
+          </m:acc>
+          <m:r>
+            <w:rPr>
+              <w:rFonts w:ascii="Cambria Math" w:hAnsi="Cambria Math" w:cs="Times New Roman"/>
+            </w:rPr>
+            <m:t xml:space="preserve"> </m:t>
+          </m:r>
+          <m:r>
+            <w:rPr>
+              <w:rFonts w:ascii="Cambria Math" w:eastAsiaTheme="minorEastAsia" w:hAnsi="Cambria Math" w:cs="Times New Roman"/>
+              <w:lang w:val="de-DE"/>
+            </w:rPr>
+            <m:t>~</m:t>
+          </m:r>
+          <m:r>
+            <w:rPr>
+              <w:rFonts w:ascii="Cambria Math" w:eastAsiaTheme="minorEastAsia" w:hAnsi="Cambria Math" w:cs="Times New Roman"/>
+              <w:lang w:val="de-DE" w:bidi="he-IL"/>
+            </w:rPr>
+            <m:t xml:space="preserve"> </m:t>
+          </m:r>
+          <m:r>
+            <m:rPr>
+              <m:sty m:val="p"/>
+            </m:rPr>
+            <w:rPr>
+              <w:rFonts w:ascii="Cambria Math" w:eastAsiaTheme="minorEastAsia" w:hAnsi="Cambria Math" w:cs="Times New Roman"/>
+            </w:rPr>
+            <m:t>Normal</m:t>
+          </m:r>
+          <m:d>
+            <m:dPr>
+              <m:ctrlPr>
+                <w:rPr>
+                  <w:rFonts w:ascii="Cambria Math" w:eastAsiaTheme="minorEastAsia" w:hAnsi="Cambria Math" w:cs="Times New Roman"/>
+                  <w:i/>
+                  <w:color w:val="000000"/>
+                  <w:lang w:val="de-DE"/>
+                </w:rPr>
+              </m:ctrlPr>
+            </m:dPr>
+            <m:e>
+              <m:r>
+                <w:rPr>
+                  <w:rStyle w:val="Strong"/>
+                  <w:rFonts w:ascii="Cambria Math" w:eastAsiaTheme="minorEastAsia" w:hAnsi="Cambria Math" w:cs="Times New Roman"/>
+                  <w:color w:val="000000"/>
+                  <w:lang w:val="de-DE"/>
+                </w:rPr>
+                <m:t xml:space="preserve"> 0 , 1 </m:t>
+              </m:r>
+            </m:e>
+          </m:d>
+        </m:oMath>
+      </m:oMathPara>
+    </w:p>
+    <w:p>
+      <w:pPr>
+        <w:rPr>
+          <w:rFonts w:ascii="Times New Roman" w:eastAsiaTheme="minorEastAsia" w:hAnsi="Times New Roman" w:cs="Times New Roman"/>
+        </w:rPr>
+      </w:pPr>
+      <m:oMathPara>
+        <m:oMathParaPr>
+          <m:jc m:val="left"/>
+        </m:oMathParaPr>
+        <m:oMath>
           <m:sSub>
             <m:sSubPr>
               <m:ctrlPr>
@@ -13637,12 +14392,12 @@
             <m:e>
               <m:r>
                 <m:rPr>
-                  <m:scr m:val="script"/>
+                  <m:sty m:val="p"/>
                 </m:rPr>
                 <w:rPr>
                   <w:rFonts w:ascii="Cambria Math" w:eastAsiaTheme="minorEastAsia" w:hAnsi="Cambria Math" w:cs="Times New Roman"/>
                 </w:rPr>
-                <m:t>N</m:t>
+                <m:t>Normal</m:t>
               </m:r>
             </m:e>
             <m:sub>
@@ -13673,24 +14428,45 @@
                   <w:color w:val="000000"/>
                   <w:lang w:val="de-DE"/>
                 </w:rPr>
-                <m:t xml:space="preserve"> … </m:t>
+                <m:t xml:space="preserve"> 0 , 1 </m:t>
               </m:r>
             </m:e>
           </m:d>
+        </m:oMath>
+      </m:oMathPara>
+    </w:p>
+    <w:p>
+      <w:pPr>
+        <w:rPr>
+          <w:rFonts w:ascii="Times New Roman" w:eastAsiaTheme="minorEastAsia" w:hAnsi="Times New Roman" w:cs="Times New Roman"/>
+        </w:rPr>
+      </w:pPr>
+      <m:oMathPara>
+        <m:oMathParaPr>
+          <m:jc m:val="left"/>
+        </m:oMathParaPr>
+        <m:oMath>
           <m:r>
             <w:rPr>
-              <w:rStyle w:val="Strong"/>
               <w:rFonts w:ascii="Cambria Math" w:eastAsiaTheme="minorEastAsia" w:hAnsi="Cambria Math" w:cs="Times New Roman"/>
-              <w:color w:val="000000"/>
-              <w:lang w:val="de-DE"/>
             </w:rPr>
-            <m:t xml:space="preserve">, </m:t>
+            <w:lastRenderedPageBreak/>
+            <m:t xml:space="preserve">σ ~ </m:t>
+          </m:r>
+          <m:r>
+            <m:rPr>
+              <m:sty m:val="p"/>
+            </m:rPr>
+            <w:rPr>
+              <w:rFonts w:ascii="Cambria Math" w:eastAsiaTheme="minorEastAsia" w:hAnsi="Cambria Math" w:cs="Times New Roman"/>
+            </w:rPr>
+            <m:t>Exponential</m:t>
           </m:r>
           <m:r>
             <w:rPr>
               <w:rFonts w:ascii="Cambria Math" w:eastAsiaTheme="minorEastAsia" w:hAnsi="Cambria Math" w:cs="Times New Roman"/>
             </w:rPr>
-            <m:t>σ ~ Exp(…)</m:t>
+            <m:t>( 1 )</m:t>
           </m:r>
         </m:oMath>
       </m:oMathPara>
@@ -13739,7 +14515,19 @@
         <w:rPr>
           <w:rFonts w:ascii="Times New Roman" w:hAnsi="Times New Roman" w:cs="Times New Roman"/>
         </w:rPr>
-        <w:t xml:space="preserve">) is described by a normal distribution the mean </w:t>
+        <w:t>) is described by a normal distribution</w:t>
+      </w:r>
+      <w:r>
+        <w:rPr>
+          <w:rFonts w:ascii="Times New Roman" w:hAnsi="Times New Roman" w:cs="Times New Roman"/>
+        </w:rPr>
+        <w:t>,</w:t>
+      </w:r>
+      <w:r>
+        <w:rPr>
+          <w:rFonts w:ascii="Times New Roman" w:hAnsi="Times New Roman" w:cs="Times New Roman"/>
+        </w:rPr>
+        <w:t xml:space="preserve"> the mean </w:t>
       </w:r>
       <w:r>
         <w:rPr>
@@ -13837,7 +14625,39 @@
         <w:rPr>
           <w:rFonts w:ascii="Times New Roman" w:hAnsi="Times New Roman" w:cs="Times New Roman"/>
         </w:rPr>
-        <w:t xml:space="preserve"> the exponent of the underlying power function—are estimated for each plant ecosystem. As in Equation 4, partial pooling is applied to make predictions for unobserved ecosystems such as kelp forests. We chose to model the power function as a log–log linear since that was the original approach</w:t>
+        <w:t xml:space="preserve"> the exponent of the underlying power function—are estimated for each plant ecosystem</w:t>
+      </w:r>
+      <w:r>
+        <w:rPr>
+          <w:rFonts w:ascii="Times New Roman" w:hAnsi="Times New Roman" w:cs="Times New Roman"/>
+        </w:rPr>
+        <w:t xml:space="preserve"> </w:t>
+      </w:r>
+      <w:r>
+        <w:rPr>
+          <w:rFonts w:ascii="Times New Roman" w:hAnsi="Times New Roman" w:cs="Times New Roman"/>
+          <w:i/>
+          <w:iCs/>
+        </w:rPr>
+        <w:t>E</w:t>
+      </w:r>
+      <w:r>
+        <w:rPr>
+          <w:rFonts w:ascii="Times New Roman" w:hAnsi="Times New Roman" w:cs="Times New Roman"/>
+        </w:rPr>
+        <w:t xml:space="preserve">. </w:t>
+      </w:r>
+      <w:r>
+        <w:rPr>
+          <w:rFonts w:ascii="Times New Roman" w:hAnsi="Times New Roman" w:cs="Times New Roman"/>
+        </w:rPr>
+        <w:t>P</w:t>
+      </w:r>
+      <w:r>
+        <w:rPr>
+          <w:rFonts w:ascii="Times New Roman" w:hAnsi="Times New Roman" w:cs="Times New Roman"/>
+        </w:rPr>
+        <w:t>artial pooling is applied to make predictions for unobserved ecosystems such as kelp forests. We chose to model the power function as a log–log linear since that was the original approach</w:t>
       </w:r>
       <w:r>
         <w:rPr>
@@ -13874,7 +14694,19 @@
         <w:rPr>
           <w:rFonts w:ascii="Times New Roman" w:hAnsi="Times New Roman" w:cs="Times New Roman"/>
         </w:rPr>
-        <w:t xml:space="preserve"> which is standard for data spanning several orders of magnitude. The linear model has the added benefit of being friendlier to the MCMC sampler in our multilevel modelling context. With this method we predicted a distribution of plausible kelp decomposition rates.</w:t>
+        <w:t xml:space="preserve"> which is standard for data spanning several orders of magnitude. The linear model has the added benefit of being friendlier to the MCMC sampler in our multilevel modelling context. With this method we predicted a distribution of plausible kelp decomposition rates</w:t>
+      </w:r>
+      <w:r>
+        <w:rPr>
+          <w:rFonts w:ascii="Times New Roman" w:hAnsi="Times New Roman" w:cs="Times New Roman"/>
+        </w:rPr>
+        <w:t xml:space="preserve"> from kelp P/B</w:t>
+      </w:r>
+      <w:r>
+        <w:rPr>
+          <w:rFonts w:ascii="Times New Roman" w:hAnsi="Times New Roman" w:cs="Times New Roman"/>
+        </w:rPr>
+        <w:t>.</w:t>
       </w:r>
     </w:p>
     <w:p>
@@ -13939,7 +14771,19 @@
         <w:rPr>
           <w:rFonts w:ascii="Times New Roman" w:hAnsi="Times New Roman" w:cs="Times New Roman"/>
         </w:rPr>
-        <w:t>. We combined available datasets</w:t>
+        <w:t xml:space="preserve">. We combined </w:t>
+      </w:r>
+      <w:r>
+        <w:rPr>
+          <w:rFonts w:ascii="Times New Roman" w:hAnsi="Times New Roman" w:cs="Times New Roman"/>
+        </w:rPr>
+        <w:t xml:space="preserve">all </w:t>
+      </w:r>
+      <w:r>
+        <w:rPr>
+          <w:rFonts w:ascii="Times New Roman" w:hAnsi="Times New Roman" w:cs="Times New Roman"/>
+        </w:rPr>
+        <w:t>available datasets</w:t>
       </w:r>
       <w:r>
         <w:rPr>
@@ -14099,7 +14943,19 @@
         <w:rPr>
           <w:rFonts w:ascii="Times New Roman" w:hAnsi="Times New Roman" w:cs="Times New Roman"/>
         </w:rPr>
-        <w:t xml:space="preserve">The aim of the fourth meta-analysis was to consolidate the findings of our experiments. We compiled a dataset of relative kelp detrital mass remaining over time. Including the data from our experiments presented here, our search resulted in 185 experiments from 25 studies on 14 species, including the giant kelp </w:t>
+        <w:t xml:space="preserve">The aim of the fourth meta-analysis was to consolidate the findings of our experiments. We compiled a dataset of </w:t>
+      </w:r>
+      <w:r>
+        <w:rPr>
+          <w:rFonts w:ascii="Times New Roman" w:hAnsi="Times New Roman" w:cs="Times New Roman"/>
+        </w:rPr>
+        <w:t>normalised</w:t>
+      </w:r>
+      <w:r>
+        <w:rPr>
+          <w:rFonts w:ascii="Times New Roman" w:hAnsi="Times New Roman" w:cs="Times New Roman"/>
+        </w:rPr>
+        <w:t xml:space="preserve"> kelp detrital mass remaining over time. Including the data from our experiments presented here, our search resulted in 185 experiments from 25 studies on 14 species, including the giant kelp </w:t>
       </w:r>
       <w:r>
         <w:rPr>
@@ -14127,7 +14983,55 @@
         <w:rPr>
           <w:rFonts w:ascii="Times New Roman" w:hAnsi="Times New Roman" w:cs="Times New Roman"/>
         </w:rPr>
-        <w:t xml:space="preserve"> species. We analysed the relationship as before using Equations 2 and 3 with partial pooling across species for all parameters. Most kelp decomposition experiments to date did not pre-kill detritus, so the treatments are highly imbalanced with 177 experiments on 14 species (n = 1983) for live detritus and only 8 experiments on 4 species (n = 110) for dead detritus. Due to this artefact and our observations, we expected variation to be larger within the live than the dead treatment. To account for such heteroskedasticity, we modelled live and dead data separately, a simpler but equivalent version of a hierarchical model where partial pooling is nested within treatments. To relate our estimates of live and dead </w:t>
+        <w:t xml:space="preserve"> species. We analysed the relationship as </w:t>
+      </w:r>
+      <w:r>
+        <w:rPr>
+          <w:rFonts w:ascii="Times New Roman" w:hAnsi="Times New Roman" w:cs="Times New Roman"/>
+        </w:rPr>
+        <w:t>in</w:t>
+      </w:r>
+      <w:r>
+        <w:rPr>
+          <w:rFonts w:ascii="Times New Roman" w:hAnsi="Times New Roman" w:cs="Times New Roman"/>
+        </w:rPr>
+        <w:t xml:space="preserve"> Equations 2 and 3 with partial pooling </w:t>
+      </w:r>
+      <w:r>
+        <w:rPr>
+          <w:rFonts w:ascii="Times New Roman" w:hAnsi="Times New Roman" w:cs="Times New Roman"/>
+        </w:rPr>
+        <w:t xml:space="preserve">as in Equation 4 </w:t>
+      </w:r>
+      <w:r>
+        <w:rPr>
+          <w:rFonts w:ascii="Times New Roman" w:hAnsi="Times New Roman" w:cs="Times New Roman"/>
+        </w:rPr>
+        <w:t xml:space="preserve">across species </w:t>
+      </w:r>
+      <w:r>
+        <w:rPr>
+          <w:rFonts w:ascii="Times New Roman" w:hAnsi="Times New Roman" w:cs="Times New Roman"/>
+        </w:rPr>
+        <w:t>and experiments</w:t>
+      </w:r>
+      <w:r>
+        <w:rPr>
+          <w:rFonts w:ascii="Times New Roman" w:hAnsi="Times New Roman" w:cs="Times New Roman"/>
+        </w:rPr>
+        <w:t xml:space="preserve"> </w:t>
+      </w:r>
+      <w:r>
+        <w:rPr>
+          <w:rFonts w:ascii="Times New Roman" w:hAnsi="Times New Roman" w:cs="Times New Roman"/>
+        </w:rPr>
+        <w:t xml:space="preserve">for </w:t>
+      </w:r>
+      <w:r>
+        <w:rPr>
+          <w:rFonts w:ascii="Times New Roman" w:hAnsi="Times New Roman" w:cs="Times New Roman"/>
+        </w:rPr>
+        <w:t xml:space="preserve">all parameters. Most kelp decomposition experiments to date did not pre-kill detritus, so the treatments are highly imbalanced with 177 experiments on 14 species (n = 1983) for live detritus and only 8 experiments on 4 species (n = 110) for dead detritus. Due to this artefact and our observations, we expected variation to be larger within the live than the dead treatment. To account for such heteroskedasticity, we modelled live and dead data separately, a simpler but equivalent version of a hierarchical model where partial pooling is nested within treatments. To relate our estimates of live and dead </w:t>
       </w:r>
       <w:r>
         <w:rPr>
@@ -14141,7 +15045,13 @@
         <w:rPr>
           <w:rFonts w:ascii="Times New Roman" w:hAnsi="Times New Roman" w:cs="Times New Roman"/>
         </w:rPr>
-        <w:t xml:space="preserve"> to predictions made by the latest kelp blue carbon model</w:t>
+        <w:t xml:space="preserve"> to predictions made by the latest kelp </w:t>
+      </w:r>
+      <w:r>
+        <w:rPr>
+          <w:rFonts w:ascii="Times New Roman" w:hAnsi="Times New Roman" w:cs="Times New Roman"/>
+        </w:rPr>
+        <w:t>blue carbon model</w:t>
       </w:r>
       <w:r>
         <w:rPr>
@@ -14178,7 +15088,31 @@
         <w:rPr>
           <w:rFonts w:ascii="Times New Roman" w:hAnsi="Times New Roman" w:cs="Times New Roman"/>
         </w:rPr>
-        <w:t>, we estimated predictive distributions for relative export and coastal residence time based on the supplementary data</w:t>
+        <w:t xml:space="preserve">, we estimated predictive distributions for relative export and coastal residence time </w:t>
+      </w:r>
+      <w:r>
+        <w:rPr>
+          <w:rFonts w:ascii="Times New Roman" w:hAnsi="Times New Roman" w:cs="Times New Roman"/>
+        </w:rPr>
+        <w:t xml:space="preserve">(CRT) </w:t>
+      </w:r>
+      <w:r>
+        <w:rPr>
+          <w:rFonts w:ascii="Times New Roman" w:hAnsi="Times New Roman" w:cs="Times New Roman"/>
+        </w:rPr>
+        <w:t xml:space="preserve">based on </w:t>
+      </w:r>
+      <w:r>
+        <w:rPr>
+          <w:rFonts w:ascii="Times New Roman" w:hAnsi="Times New Roman" w:cs="Times New Roman"/>
+        </w:rPr>
+        <w:t>its</w:t>
+      </w:r>
+      <w:r>
+        <w:rPr>
+          <w:rFonts w:ascii="Times New Roman" w:hAnsi="Times New Roman" w:cs="Times New Roman"/>
+        </w:rPr>
+        <w:t xml:space="preserve"> supplementary data</w:t>
       </w:r>
       <w:r>
         <w:rPr>
@@ -14221,32 +15155,44 @@
         <w:rPr>
           <w:rFonts w:ascii="Times New Roman" w:hAnsi="Times New Roman" w:cs="Times New Roman"/>
         </w:rPr>
-        <w:fldChar w:fldCharType="begin"/>
-      </w:r>
-      <w:r>
-        <w:rPr>
-          <w:rFonts w:ascii="Times New Roman" w:hAnsi="Times New Roman" w:cs="Times New Roman"/>
-        </w:rPr>
-        <w:instrText>ADDIN BEC{Filbee-Dexter et al., 2024, #27977}</w:instrText>
-      </w:r>
-      <w:r>
-        <w:rPr>
-          <w:rFonts w:ascii="Times New Roman" w:hAnsi="Times New Roman" w:cs="Times New Roman"/>
-        </w:rPr>
-        <w:fldChar w:fldCharType="separate"/>
+        <w:t xml:space="preserve"> 0.71</w:t>
+      </w:r>
+      <w:r>
+        <w:rPr>
+          <w:rFonts w:ascii="Times New Roman" w:hAnsi="Times New Roman" w:cs="Times New Roman"/>
+          <w:i/>
+          <w:iCs/>
+        </w:rPr>
+        <w:t>e</w:t>
       </w:r>
       <w:r>
         <w:rPr>
           <w:rFonts w:ascii="Times New Roman" w:hAnsi="Times New Roman" w:cs="Times New Roman"/>
           <w:vertAlign w:val="superscript"/>
         </w:rPr>
-        <w:t>25</w:t>
-      </w:r>
-      <w:r>
-        <w:rPr>
-          <w:rFonts w:ascii="Times New Roman" w:hAnsi="Times New Roman" w:cs="Times New Roman"/>
-        </w:rPr>
-        <w:fldChar w:fldCharType="end"/>
+        <w:t>−CRT</w:t>
+      </w:r>
+      <w:r>
+        <w:rPr>
+          <w:vertAlign w:val="superscript"/>
+        </w:rPr>
+        <w:t xml:space="preserve"> </w:t>
+      </w:r>
+      <w:r>
+        <w:rPr>
+          <w:rFonts w:ascii="Times New Roman" w:hAnsi="Times New Roman" w:cs="Times New Roman"/>
+          <w:vertAlign w:val="superscript"/>
+        </w:rPr>
+        <w:t xml:space="preserve">× </w:t>
+      </w:r>
+      <w:r>
+        <w:rPr>
+          <w:rFonts w:ascii="Times New Roman" w:hAnsi="Times New Roman" w:cs="Times New Roman"/>
+          <w:i/>
+          <w:iCs/>
+          <w:vertAlign w:val="superscript"/>
+        </w:rPr>
+        <w:t>k</w:t>
       </w:r>
       <w:r>
         <w:rPr>
@@ -14272,6 +15218,7 @@
           <w:rPr>
             <w:rStyle w:val="Hyperlink"/>
             <w:rFonts w:ascii="Times New Roman" w:hAnsi="Times New Roman" w:cs="Times New Roman"/>
+            <w:color w:val="auto"/>
           </w:rPr>
           <w:t>github.com/lukaseamus/dead-deco</w:t>
         </w:r>
@@ -14503,6 +15450,7 @@
           <w:rFonts w:ascii="Times New Roman" w:hAnsi="Times New Roman" w:cs="Times New Roman"/>
           <w:kern w:val="0"/>
         </w:rPr>
+        <w:lastRenderedPageBreak/>
         <w:t>3.</w:t>
       </w:r>
       <w:r>
@@ -14578,7 +15526,6 @@
           <w:rFonts w:ascii="Times New Roman" w:hAnsi="Times New Roman" w:cs="Times New Roman"/>
           <w:kern w:val="0"/>
         </w:rPr>
-        <w:lastRenderedPageBreak/>
         <w:t>4.</w:t>
       </w:r>
       <w:r>
@@ -15617,6 +16564,7 @@
           <w:rFonts w:ascii="Times New Roman" w:hAnsi="Times New Roman" w:cs="Times New Roman"/>
           <w:kern w:val="0"/>
         </w:rPr>
+        <w:lastRenderedPageBreak/>
         <w:t>21.</w:t>
       </w:r>
       <w:r>
@@ -15722,7 +16670,6 @@
           <w:rFonts w:ascii="Times New Roman" w:hAnsi="Times New Roman" w:cs="Times New Roman"/>
           <w:kern w:val="0"/>
         </w:rPr>
-        <w:lastRenderedPageBreak/>
         <w:t>23.</w:t>
       </w:r>
       <w:r>
@@ -16837,6 +17784,7 @@
           <w:rFonts w:ascii="Times New Roman" w:hAnsi="Times New Roman" w:cs="Times New Roman"/>
           <w:kern w:val="0"/>
         </w:rPr>
+        <w:lastRenderedPageBreak/>
         <w:t>43.</w:t>
       </w:r>
       <w:r>
@@ -16942,7 +17890,6 @@
           <w:rFonts w:ascii="Times New Roman" w:hAnsi="Times New Roman" w:cs="Times New Roman"/>
           <w:kern w:val="0"/>
         </w:rPr>
-        <w:lastRenderedPageBreak/>
         <w:t>45.</w:t>
       </w:r>
       <w:r>
@@ -17354,13 +18301,20 @@
         <w:rPr>
           <w:rFonts w:ascii="Times New Roman" w:hAnsi="Times New Roman" w:cs="Times New Roman"/>
         </w:rPr>
-        <w:t xml:space="preserve">All data and code are openly available at </w:t>
+        <w:t xml:space="preserve">All data and code are openly </w:t>
+      </w:r>
+      <w:r>
+        <w:rPr>
+          <w:rFonts w:ascii="Times New Roman" w:hAnsi="Times New Roman" w:cs="Times New Roman"/>
+        </w:rPr>
+        <w:t xml:space="preserve">available at </w:t>
       </w:r>
       <w:hyperlink r:id="rId11" w:history="1">
         <w:r>
           <w:rPr>
             <w:rStyle w:val="Hyperlink"/>
             <w:rFonts w:ascii="Times New Roman" w:hAnsi="Times New Roman" w:cs="Times New Roman"/>
+            <w:color w:val="auto"/>
           </w:rPr>
           <w:t>github.com/</w:t>
         </w:r>
@@ -17369,6 +18323,7 @@
           <w:rPr>
             <w:rStyle w:val="Hyperlink"/>
             <w:rFonts w:ascii="Times New Roman" w:hAnsi="Times New Roman" w:cs="Times New Roman"/>
+            <w:color w:val="auto"/>
           </w:rPr>
           <w:t>lukaseamus</w:t>
         </w:r>
@@ -17377,6 +18332,7 @@
           <w:rPr>
             <w:rStyle w:val="Hyperlink"/>
             <w:rFonts w:ascii="Times New Roman" w:hAnsi="Times New Roman" w:cs="Times New Roman"/>
+            <w:color w:val="auto"/>
           </w:rPr>
           <w:t>/dead-deco</w:t>
         </w:r>
@@ -17385,35 +18341,43 @@
         <w:rPr>
           <w:rFonts w:ascii="Times New Roman" w:hAnsi="Times New Roman" w:cs="Times New Roman"/>
         </w:rPr>
-        <w:t xml:space="preserve">. Data from meta-analyses are additionally available </w:t>
-      </w:r>
-      <w:proofErr w:type="gramStart"/>
-      <w:r>
-        <w:rPr>
-          <w:rFonts w:ascii="Times New Roman" w:hAnsi="Times New Roman" w:cs="Times New Roman"/>
-        </w:rPr>
-        <w:t>at ,</w:t>
-      </w:r>
-      <w:proofErr w:type="gramEnd"/>
-      <w:r>
-        <w:rPr>
-          <w:rFonts w:ascii="Times New Roman" w:hAnsi="Times New Roman" w:cs="Times New Roman"/>
-        </w:rPr>
-        <w:t xml:space="preserve"> </w:t>
-      </w:r>
-      <w:proofErr w:type="gramStart"/>
-      <w:r>
-        <w:rPr>
-          <w:rFonts w:ascii="Times New Roman" w:hAnsi="Times New Roman" w:cs="Times New Roman"/>
-        </w:rPr>
-        <w:t>and .</w:t>
-      </w:r>
-      <w:proofErr w:type="gramEnd"/>
-      <w:r>
-        <w:rPr>
-          <w:rFonts w:ascii="Times New Roman" w:hAnsi="Times New Roman" w:cs="Times New Roman"/>
-        </w:rPr>
-        <w:t xml:space="preserve"> Please cite this paper and any of the citeable data repositories when using data and code. Luka Seamus Wright maintains the repositories and may be contacted for further information.</w:t>
+        <w:t xml:space="preserve">. Data from meta-analyses are additionally available at </w:t>
+      </w:r>
+      <w:r>
+        <w:rPr>
+          <w:rFonts w:ascii="Times New Roman" w:hAnsi="Times New Roman" w:cs="Times New Roman"/>
+        </w:rPr>
+        <w:t>{Wright, 2025 #48149}</w:t>
+      </w:r>
+      <w:r>
+        <w:rPr>
+          <w:rFonts w:ascii="Times New Roman" w:hAnsi="Times New Roman" w:cs="Times New Roman"/>
+        </w:rPr>
+        <w:t xml:space="preserve"> and </w:t>
+      </w:r>
+      <w:r>
+        <w:rPr>
+          <w:rFonts w:ascii="Times New Roman" w:hAnsi="Times New Roman" w:cs="Times New Roman"/>
+        </w:rPr>
+        <w:t>{Wright, 2026 #83565}</w:t>
+      </w:r>
+      <w:r>
+        <w:rPr>
+          <w:rFonts w:ascii="Times New Roman" w:hAnsi="Times New Roman" w:cs="Times New Roman"/>
+        </w:rPr>
+        <w:t xml:space="preserve">. Please cite this paper and any of the citeable data repositories when using data and code. </w:t>
+      </w:r>
+      <w:r>
+        <w:rPr>
+          <w:rFonts w:ascii="Times New Roman" w:hAnsi="Times New Roman" w:cs="Times New Roman"/>
+        </w:rPr>
+        <w:t>L.S.W.</w:t>
+      </w:r>
+      <w:r>
+        <w:rPr>
+          <w:rFonts w:ascii="Times New Roman" w:hAnsi="Times New Roman" w:cs="Times New Roman"/>
+        </w:rPr>
+        <w:t xml:space="preserve"> maintains the repositories and may be contacted for further information.</w:t>
       </w:r>
     </w:p>
     <w:p>
